--- a/已填写材料/4. 温州商学院本科毕业论文（设计）开题报告_已填写.docx
+++ b/已填写材料/4. 温州商学院本科毕业论文（设计）开题报告_已填写.docx
@@ -1,40 +1,44 @@
 
 <file path=word/document.xml><?xml version="1.0" encoding="utf-8"?>
-<w:document xmlns:o="urn:schemas-microsoft-com:office:office" xmlns:r="http://schemas.openxmlformats.org/officeDocument/2006/relationships" xmlns:v="urn:schemas-microsoft-com:vml" xmlns:w="http://schemas.openxmlformats.org/wordprocessingml/2006/main" xmlns:w10="urn:schemas-microsoft-com:office:word" xmlns:wp="http://schemas.openxmlformats.org/drawingml/2006/wordprocessingDrawing" xmlns:pic="http://schemas.openxmlformats.org/drawingml/2006/picture" xmlns:wps="http://schemas.microsoft.com/office/word/2010/wordprocessingShape" xmlns:wpg="http://schemas.microsoft.com/office/word/2010/wordprocessingGroup" xmlns:mc="http://schemas.openxmlformats.org/markup-compatibility/2006" xmlns:wp14="http://schemas.microsoft.com/office/word/2010/wordprocessingDrawing" xmlns:w14="http://schemas.microsoft.com/office/word/2010/wordml" xmlns:w15="http://schemas.microsoft.com/office/word/2012/wordml" mc:Ignorable="w14 wp14 w15">
+<w:document xmlns:wpc="http://schemas.microsoft.com/office/word/2010/wordprocessingCanvas" xmlns:cx="http://schemas.microsoft.com/office/drawing/2014/chartex" xmlns:cx1="http://schemas.microsoft.com/office/drawing/2015/9/8/chartex" xmlns:cx2="http://schemas.microsoft.com/office/drawing/2015/10/21/chartex" xmlns:cx3="http://schemas.microsoft.com/office/drawing/2016/5/9/chartex" xmlns:cx4="http://schemas.microsoft.com/office/drawing/2016/5/10/chartex" xmlns:cx5="http://schemas.microsoft.com/office/drawing/2016/5/11/chartex" xmlns:cx6="http://schemas.microsoft.com/office/drawing/2016/5/12/chartex" xmlns:cx7="http://schemas.microsoft.com/office/drawing/2016/5/13/chartex" xmlns:cx8="http://schemas.microsoft.com/office/drawing/2016/5/14/chartex" xmlns:mc="http://schemas.openxmlformats.org/markup-compatibility/2006" xmlns:o="urn:schemas-microsoft-com:office:office" xmlns:r="http://schemas.openxmlformats.org/officeDocument/2006/relationships" xmlns:m="http://schemas.openxmlformats.org/officeDocument/2006/math" xmlns:v="urn:schemas-microsoft-com:vml" xmlns:wp14="http://schemas.microsoft.com/office/word/2010/wordprocessingDrawing" xmlns:wp="http://schemas.openxmlformats.org/drawingml/2006/wordprocessingDrawing" xmlns:w="http://schemas.openxmlformats.org/wordprocessingml/2006/main" xmlns:w14="http://schemas.microsoft.com/office/word/2010/wordml" xmlns:w10="urn:schemas-microsoft-com:office:word" xmlns:w15="http://schemas.microsoft.com/office/word/2012/wordml" xmlns:wpg="http://schemas.microsoft.com/office/word/2010/wordprocessingGroup" xmlns:wpi="http://schemas.microsoft.com/office/word/2010/wordprocessingInk" xmlns:wne="http://schemas.microsoft.com/office/word/2006/wordml" xmlns:wps="http://schemas.microsoft.com/office/word/2010/wordprocessingShape" xmlns:wpsCustomData="http://www.wps.cn/officeDocument/2013/wpsCustomData" mc:Ignorable="w14 w15 wp14">
   <w:body>
     <w:p>
       <w:pPr>
-        <w:pStyle w:val="Normal"/>
         <w:tabs>
-          <w:tab w:val="clear" w:pos="420"/>
-          <w:tab w:val="left" w:pos="868" w:leader="none"/>
-          <w:tab w:val="center" w:pos="4737" w:leader="none"/>
+          <w:tab w:val="left" w:pos="868"/>
+          <w:tab w:val="center" w:pos="4737"/>
         </w:tabs>
-        <w:jc w:val="start"/>
-        <w:rPr>
-          <w:rFonts w:ascii="黑体;SimHei" w:hAnsi="黑体;SimHei" w:eastAsia="黑体;SimHei" w:hint="eastAsia"/>
+        <w:jc w:val="left"/>
+        <w:rPr>
+          <w:rFonts w:hint="eastAsia" w:ascii="黑体;SimHei" w:hAnsi="黑体;SimHei" w:eastAsia="黑体;SimHei"/>
           <w:sz w:val="32"/>
           <w:szCs w:val="32"/>
         </w:rPr>
       </w:pPr>
       <w:r>
         <w:rPr>
-          <w:rFonts w:eastAsia="黑体;SimHei" w:hint="eastAsia" w:ascii="黑体;SimHei" w:hAnsi="黑体;SimHei"/>
+          <w:rFonts w:hint="eastAsia" w:ascii="黑体;SimHei" w:hAnsi="黑体;SimHei" w:eastAsia="黑体;SimHei"/>
           <w:sz w:val="32"/>
           <w:szCs w:val="32"/>
         </w:rPr>
         <w:tab/>
+      </w:r>
+      <w:r>
+        <w:rPr>
+          <w:rFonts w:hint="eastAsia" w:ascii="黑体;SimHei" w:hAnsi="黑体;SimHei" w:eastAsia="黑体;SimHei"/>
+          <w:sz w:val="32"/>
+          <w:szCs w:val="32"/>
+        </w:rPr>
         <w:tab/>
       </w:r>
     </w:p>
     <w:p>
       <w:pPr>
-        <w:pStyle w:val="Normal"/>
         <w:numPr>
           <w:ilvl w:val="0"/>
           <w:numId w:val="0"/>
         </w:numPr>
-        <w:spacing w:lineRule="auto" w:line="360"/>
+        <w:spacing w:line="360" w:lineRule="auto"/>
         <w:jc w:val="center"/>
         <w:outlineLvl w:val="0"/>
         <w:rPr>
@@ -58,225 +62,47 @@
     </w:p>
     <w:p>
       <w:pPr>
-        <w:pStyle w:val="Normal"/>
         <w:numPr>
           <w:ilvl w:val="0"/>
           <w:numId w:val="0"/>
         </w:numPr>
-        <w:spacing w:lineRule="auto" w:line="360"/>
-        <w:jc w:val="center"/>
+        <w:spacing w:line="360" w:lineRule="auto"/>
+        <w:jc w:val="both"/>
         <w:outlineLvl w:val="0"/>
         <w:rPr>
-          <w:rFonts w:hint="eastAsia"/>
+          <w:rFonts w:hint="eastAsia" w:ascii="黑体;SimHei" w:hAnsi="黑体;SimHei" w:eastAsia="黑体;SimHei" w:cs="宋体;SimSun"/>
           <w:b/>
           <w:color w:val="000000"/>
           <w:sz w:val="52"/>
           <w:szCs w:val="52"/>
         </w:rPr>
       </w:pPr>
-      <w:r>
-        <w:rPr>
-          <w:rFonts w:hint="eastAsia"/>
-          <w:b/>
-          <w:color w:val="000000"/>
-          <w:sz w:val="52"/>
-          <w:szCs w:val="52"/>
-        </w:rPr>
-      </w:r>
-    </w:p>
-    <w:p>
-      <w:pPr>
-        <w:pStyle w:val="Normal"/>
+    </w:p>
+    <w:p>
+      <w:pPr>
         <w:numPr>
           <w:ilvl w:val="0"/>
           <w:numId w:val="0"/>
         </w:numPr>
-        <w:spacing w:lineRule="auto" w:line="360"/>
+        <w:spacing w:line="360" w:lineRule="auto"/>
         <w:jc w:val="center"/>
         <w:outlineLvl w:val="0"/>
         <w:rPr>
-          <w:rFonts w:ascii="黑体;SimHei" w:hAnsi="黑体;SimHei" w:eastAsia="黑体;SimHei" w:cs="宋体;SimSun" w:hint="eastAsia"/>
+          <w:rFonts w:hint="eastAsia"/>
           <w:b/>
           <w:color w:val="000000"/>
           <w:sz w:val="52"/>
           <w:szCs w:val="52"/>
         </w:rPr>
       </w:pPr>
-      <w:r>
-        <w:rPr>
-          <w:rFonts w:eastAsia="黑体;SimHei" w:cs="宋体;SimSun" w:hint="eastAsia" w:ascii="黑体;SimHei" w:hAnsi="黑体;SimHei"/>
-          <w:b/>
-          <w:color w:val="000000"/>
-          <w:sz w:val="52"/>
-          <w:szCs w:val="52"/>
-        </w:rPr>
-        <mc:AlternateContent>
-          <mc:Choice Requires="wps">
-            <w:drawing>
-              <wp:anchor distT="0" distB="0" distL="114935" distR="114935" simplePos="0" relativeHeight="23" behindDoc="0" locked="0" layoutInCell="1" allowOverlap="1">
-                <wp:simplePos x="0" y="0"/>
-                <wp:positionH relativeFrom="column">
-                  <wp:posOffset>4474210</wp:posOffset>
-                </wp:positionH>
-                <wp:positionV relativeFrom="paragraph">
-                  <wp:posOffset>313690</wp:posOffset>
-                </wp:positionV>
-                <wp:extent cx="1328420" cy="909955"/>
-                <wp:effectExtent l="789305" t="5715" r="5715" b="5080"/>
-                <wp:wrapNone/>
-                <wp:docPr id="1" name="自选图形 34"/>
-                <a:graphic xmlns:a="http://schemas.openxmlformats.org/drawingml/2006/main">
-                  <a:graphicData uri="http://schemas.microsoft.com/office/word/2010/wordprocessingShape">
-                    <wps:wsp>
-                      <wps:cNvSpPr/>
-                      <wps:spPr>
-                        <a:xfrm>
-                          <a:off x="0" y="0"/>
-                          <a:ext cx="1328400" cy="910080"/>
-                        </a:xfrm>
-                        <a:prstGeom prst="wedgeRectCallout">
-                          <a:avLst>
-                            <a:gd name="adj1" fmla="val -106870"/>
-                            <a:gd name="adj2" fmla="val 46791"/>
-                          </a:avLst>
-                        </a:prstGeom>
-                        <a:solidFill>
-                          <a:srgbClr val="FFFFFF"/>
-                        </a:solidFill>
-                        <a:ln w="9360">
-                          <a:solidFill>
-                            <a:srgbClr val="000000"/>
-                          </a:solidFill>
-                          <a:miter/>
-                        </a:ln>
-                      </wps:spPr>
-                      <wps:style>
-                        <a:lnRef idx="0"/>
-                        <a:fillRef idx="0"/>
-                        <a:effectRef idx="0"/>
-                        <a:fontRef idx="minor"/>
-                      </wps:style>
-                      <wps:txbx>
-                        <w:txbxContent>
-                          <w:p>
-                            <w:pPr>
-                              <w:overflowPunct w:val="false"/>
-                              <w:bidi w:val="0"/>
-                              <w:jc w:val="both"/>
-                              <w:rPr/>
-                            </w:pPr>
-                            <w:r>
-                              <w:rPr>
-                                <w:rFonts w:ascii="Times New Roman" w:hAnsi="Times New Roman" w:eastAsia="宋体;SimSun" w:cs="Times New Roman" w:hint="eastAsia"/>
-                                <w:b/>
-                                <w:bCs/>
-                                <w:color w:val="FF0000"/>
-                                <w:kern w:val="2"/>
-                                <w:sz w:val="21"/>
-                                <w:szCs w:val="24"/>
-                                <w:lang w:bidi="ar-SA"/>
-                              </w:rPr>
-                              <w:t>（如有副标题，中文使用扩折号“——”，英文使用“—”）</w:t>
-                            </w:r>
-                          </w:p>
-                        </w:txbxContent>
-                      </wps:txbx>
-                      <wps:bodyPr anchor="t">
-                        <a:noAutofit/>
-                      </wps:bodyPr>
-                    </wps:wsp>
-                  </a:graphicData>
-                </a:graphic>
-              </wp:anchor>
-            </w:drawing>
-          </mc:Choice>
-          <mc:Fallback>
-            <w:pict>
-              <v:shapetype id="_x0000_t61" coordsize="21600,21600" o:spt="61" adj="13500,-4500" path="m,l@11,l@20@28l@12,l21600,l21600@15l@22@30l21600@16l21600,21600l@12,21600l@24@32l@11,21600l,21600l0@16l@18@26l0@15xe">
-                <v:stroke joinstyle="miter"/>
-                <v:formulas>
-                  <v:f eqn="val #1"/>
-                  <v:f eqn="val #0"/>
-                  <v:f eqn="sum 10800 @0 0"/>
-                  <v:f eqn="sum 10800 @1 0"/>
-                  <v:f eqn="sum @2 0 10800"/>
-                  <v:f eqn="sum @3 0 10800"/>
-                  <v:f eqn="abs @1"/>
-                  <v:f eqn="abs @0"/>
-                  <v:f eqn="sum @6 0 @7"/>
-                  <v:f eqn="if @0 7 2"/>
-                  <v:f eqn="if @0 10 5"/>
-                  <v:f eqn="prod 5400 @9 3"/>
-                  <v:f eqn="prod 5400 @10 3"/>
-                  <v:f eqn="if @1 7 2"/>
-                  <v:f eqn="if @1 10 5"/>
-                  <v:f eqn="prod 5400 @13 3"/>
-                  <v:f eqn="prod 5400 @14 3"/>
-                  <v:f eqn="if @0 0 @2"/>
-                  <v:f eqn="if @8 0 @17"/>
-                  <v:f eqn="if @1 @11 @2"/>
-                  <v:f eqn="if @8 @19 @11"/>
-                  <v:f eqn="if @0 @2 width"/>
-                  <v:f eqn="if @8 width @21"/>
-                  <v:f eqn="if @1 @2 @11"/>
-                  <v:f eqn="if @8 @23 @11"/>
-                  <v:f eqn="if @0 @15 @3"/>
-                  <v:f eqn="if @8 @15 @25"/>
-                  <v:f eqn="if @1 0 @3"/>
-                  <v:f eqn="if @8 @27 0"/>
-                  <v:f eqn="if @0 @3 @15"/>
-                  <v:f eqn="if @8 @15 @29"/>
-                  <v:f eqn="if @1 @3 height"/>
-                  <v:f eqn="if @8 @31 height"/>
-                </v:formulas>
-                <v:path gradientshapeok="t" o:connecttype="rect" textboxrect="0,0,21600,21600"/>
-                <v:handles>
-                  <v:h position="@2,@3"/>
-                </v:handles>
-              </v:shapetype>
-              <v:shape id="shape_0" fillcolor="white" stroked="t" o:allowincell="f" style="position:absolute;margin-left:352.3pt;margin-top:24.7pt;width:104.55pt;height:71.6pt;mso-wrap-style:square;v-text-anchor:top" type="_x0000_t61">
-                <v:textbox>
-                  <w:txbxContent>
-                    <w:p>
-                      <w:pPr>
-                        <w:overflowPunct w:val="false"/>
-                        <w:bidi w:val="0"/>
-                        <w:jc w:val="both"/>
-                        <w:rPr/>
-                      </w:pPr>
-                      <w:r>
-                        <w:rPr>
-                          <w:rFonts w:ascii="Times New Roman" w:hAnsi="Times New Roman" w:eastAsia="宋体;SimSun" w:cs="Times New Roman" w:hint="eastAsia"/>
-                          <w:b/>
-                          <w:bCs/>
-                          <w:color w:val="FF0000"/>
-                          <w:kern w:val="2"/>
-                          <w:sz w:val="21"/>
-                          <w:szCs w:val="24"/>
-                          <w:lang w:bidi="ar-SA"/>
-                        </w:rPr>
-                        <w:t>（如有副标题，中文使用扩折号“——”，英文使用“—”）</w:t>
-                      </w:r>
-                    </w:p>
-                  </w:txbxContent>
-                </v:textbox>
-                <v:fill o:detectmouseclick="t" type="solid" color2="black"/>
-                <v:stroke color="black" weight="9360" joinstyle="miter" endcap="flat"/>
-                <w10:wrap type="none"/>
-              </v:shape>
-            </w:pict>
-          </mc:Fallback>
-        </mc:AlternateContent>
-      </w:r>
-    </w:p>
-    <w:p>
-      <w:pPr>
-        <w:pStyle w:val="Normal"/>
+    </w:p>
+    <w:p>
+      <w:pPr>
         <w:numPr>
           <w:ilvl w:val="0"/>
           <w:numId w:val="0"/>
         </w:numPr>
-        <w:spacing w:lineRule="auto" w:line="360"/>
+        <w:spacing w:line="360" w:lineRule="auto"/>
         <w:jc w:val="center"/>
         <w:outlineLvl w:val="0"/>
         <w:rPr>
@@ -287,356 +113,18 @@
           <w:szCs w:val="52"/>
         </w:rPr>
       </w:pPr>
-      <w:r>
-        <w:rPr>
-          <w:rFonts w:hint="eastAsia"/>
-          <w:b/>
-          <w:color w:val="000000"/>
-          <w:sz w:val="52"/>
-          <w:szCs w:val="52"/>
-        </w:rPr>
-      </w:r>
-    </w:p>
-    <w:p>
-      <w:pPr>
-        <w:pStyle w:val="Normal"/>
-        <w:numPr>
-          <w:ilvl w:val="0"/>
-          <w:numId w:val="0"/>
-        </w:numPr>
-        <w:spacing w:lineRule="auto" w:line="360"/>
-        <w:jc w:val="center"/>
-        <w:outlineLvl w:val="0"/>
-        <w:rPr>
-          <w:rFonts w:hint="eastAsia"/>
-          <w:b/>
-          <w:color w:val="000000"/>
-          <w:sz w:val="52"/>
-          <w:szCs w:val="52"/>
-        </w:rPr>
-      </w:pPr>
-      <w:r>
-        <w:rPr>
-          <w:rFonts w:hint="eastAsia"/>
-          <w:b/>
-          <w:color w:val="000000"/>
-          <w:sz w:val="52"/>
-          <w:szCs w:val="52"/>
-        </w:rPr>
-        <mc:AlternateContent>
-          <mc:Choice Requires="wps">
-            <w:drawing>
-              <wp:anchor distT="0" distB="0" distL="114935" distR="114935" simplePos="0" relativeHeight="22" behindDoc="0" locked="0" layoutInCell="1" allowOverlap="1">
-                <wp:simplePos x="0" y="0"/>
-                <wp:positionH relativeFrom="column">
-                  <wp:posOffset>-163830</wp:posOffset>
-                </wp:positionH>
-                <wp:positionV relativeFrom="paragraph">
-                  <wp:posOffset>1781175</wp:posOffset>
-                </wp:positionV>
-                <wp:extent cx="1365250" cy="1012825"/>
-                <wp:effectExtent l="5080" t="828040" r="690880" b="5080"/>
-                <wp:wrapNone/>
-                <wp:docPr id="2" name="自选图形 32"/>
-                <a:graphic xmlns:a="http://schemas.openxmlformats.org/drawingml/2006/main">
-                  <a:graphicData uri="http://schemas.microsoft.com/office/word/2010/wordprocessingShape">
-                    <wps:wsp>
-                      <wps:cNvSpPr/>
-                      <wps:spPr>
-                        <a:xfrm>
-                          <a:off x="0" y="0"/>
-                          <a:ext cx="1365120" cy="1012680"/>
-                        </a:xfrm>
-                        <a:prstGeom prst="wedgeRectCallout">
-                          <a:avLst>
-                            <a:gd name="adj1" fmla="val 100277"/>
-                            <a:gd name="adj2" fmla="val -131263"/>
-                          </a:avLst>
-                        </a:prstGeom>
-                        <a:solidFill>
-                          <a:srgbClr val="FFFFFF"/>
-                        </a:solidFill>
-                        <a:ln w="9360">
-                          <a:solidFill>
-                            <a:srgbClr val="000000"/>
-                          </a:solidFill>
-                          <a:miter/>
-                        </a:ln>
-                      </wps:spPr>
-                      <wps:style>
-                        <a:lnRef idx="0"/>
-                        <a:fillRef idx="0"/>
-                        <a:effectRef idx="0"/>
-                        <a:fontRef idx="minor"/>
-                      </wps:style>
-                      <wps:txbx>
-                        <w:txbxContent>
-                          <w:p>
-                            <w:pPr>
-                              <w:overflowPunct w:val="false"/>
-                              <w:bidi w:val="0"/>
-                              <w:jc w:val="both"/>
-                              <w:rPr/>
-                            </w:pPr>
-                            <w:r>
-                              <w:rPr>
-                                <w:rFonts w:ascii="Times New Roman" w:hAnsi="Times New Roman" w:eastAsia="宋体;SimSun" w:cs="Times New Roman"/>
-                                <w:b/>
-                                <w:bCs/>
-                                <w:color w:val="FF0000"/>
-                                <w:kern w:val="2"/>
-                                <w:sz w:val="21"/>
-                                <w:szCs w:val="21"/>
-                                <w:lang w:bidi="ar-SA"/>
-                              </w:rPr>
-                              <w:t>中文</w:t>
-                            </w:r>
-                            <w:r>
-                              <w:rPr>
-                                <w:rFonts w:ascii="Times New Roman" w:hAnsi="Times New Roman" w:eastAsia="宋体;SimSun" w:cs="Times New Roman"/>
-                                <w:b/>
-                                <w:bCs/>
-                                <w:color w:val="FF0000"/>
-                                <w:kern w:val="2"/>
-                                <w:sz w:val="21"/>
-                                <w:szCs w:val="24"/>
-                                <w:lang w:bidi="ar-SA"/>
-                              </w:rPr>
-                              <w:t>宋体</w:t>
-                            </w:r>
-                            <w:r>
-                              <w:rPr>
-                                <w:rFonts w:ascii="Times New Roman" w:hAnsi="Times New Roman" w:eastAsia="宋体;SimSun" w:cs="Times New Roman"/>
-                                <w:b/>
-                                <w:bCs/>
-                                <w:color w:val="FF0000"/>
-                                <w:kern w:val="2"/>
-                                <w:sz w:val="21"/>
-                                <w:szCs w:val="21"/>
-                                <w:lang w:bidi="ar-SA"/>
-                              </w:rPr>
-                              <w:t>，英文</w:t>
-                            </w:r>
-                            <w:r>
-                              <w:rPr>
-                                <w:rFonts w:ascii="Times New Roman" w:hAnsi="Times New Roman" w:eastAsia="宋体;SimSun" w:cs="Times New Roman"/>
-                                <w:b/>
-                                <w:bCs/>
-                                <w:color w:val="FF0000"/>
-                                <w:kern w:val="0"/>
-                                <w:sz w:val="21"/>
-                                <w:szCs w:val="21"/>
-                                <w:lang w:bidi="ar-SA" w:val="zh-CN"/>
-                              </w:rPr>
-                              <w:t>和数字</w:t>
-                            </w:r>
-                            <w:r>
-                              <w:rPr>
-                                <w:rFonts w:ascii="Times New Roman" w:hAnsi="Times New Roman" w:eastAsia="宋体;SimSun" w:cs="Times New Roman"/>
-                                <w:b/>
-                                <w:bCs/>
-                                <w:color w:val="FF0000"/>
-                                <w:kern w:val="2"/>
-                                <w:sz w:val="21"/>
-                                <w:szCs w:val="21"/>
-                                <w:lang w:bidi="ar-SA"/>
-                              </w:rPr>
-                              <w:t>Times New Roman</w:t>
-                            </w:r>
-                            <w:r>
-                              <w:rPr>
-                                <w:rFonts w:ascii="Times New Roman" w:hAnsi="Times New Roman" w:eastAsia="宋体;SimSun" w:cs="Times New Roman"/>
-                                <w:b/>
-                                <w:bCs/>
-                                <w:color w:val="FF0000"/>
-                                <w:kern w:val="2"/>
-                                <w:sz w:val="21"/>
-                                <w:szCs w:val="24"/>
-                                <w:lang w:bidi="ar-SA"/>
-                              </w:rPr>
-                              <w:t>、小三号、居中</w:t>
-                            </w:r>
-                            <w:r>
-                              <w:rPr>
-                                <w:rFonts w:ascii="Times New Roman" w:hAnsi="Times New Roman" w:eastAsia="宋体;SimSun" w:cs="Times New Roman" w:hint="eastAsia"/>
-                                <w:b/>
-                                <w:bCs/>
-                                <w:color w:val="FF0000"/>
-                                <w:kern w:val="2"/>
-                                <w:sz w:val="21"/>
-                                <w:szCs w:val="24"/>
-                                <w:lang w:bidi="ar-SA"/>
-                              </w:rPr>
-                              <w:t>、段前0.5行</w:t>
-                            </w:r>
-                          </w:p>
-                          <w:p>
-                            <w:pPr>
-                              <w:overflowPunct w:val="false"/>
-                              <w:bidi w:val="0"/>
-                              <w:jc w:val="both"/>
-                              <w:rPr/>
-                            </w:pPr>
-                            <w:r>
-                              <w:rPr>
-                                <w:rFonts w:cs="Arial Unicode MS" w:ascii="Liberation Serif" w:hAnsi="Liberation Serif" w:eastAsia="华文宋体"/>
-                                <w:sz w:val="24"/>
-                                <w:lang w:bidi="hi-IN"/>
-                              </w:rPr>
-                            </w:r>
-                          </w:p>
-                        </w:txbxContent>
-                      </wps:txbx>
-                      <wps:bodyPr anchor="t">
-                        <a:noAutofit/>
-                      </wps:bodyPr>
-                    </wps:wsp>
-                  </a:graphicData>
-                </a:graphic>
-              </wp:anchor>
-            </w:drawing>
-          </mc:Choice>
-          <mc:Fallback>
-            <w:pict>
-              <v:shape id="shape_0" fillcolor="white" stroked="t" o:allowincell="f" style="position:absolute;margin-left:-12.9pt;margin-top:140.25pt;width:107.45pt;height:79.7pt;mso-wrap-style:square;v-text-anchor:top" type="_x0000_t61">
-                <v:textbox>
-                  <w:txbxContent>
-                    <w:p>
-                      <w:pPr>
-                        <w:overflowPunct w:val="false"/>
-                        <w:bidi w:val="0"/>
-                        <w:jc w:val="both"/>
-                        <w:rPr/>
-                      </w:pPr>
-                      <w:r>
-                        <w:rPr>
-                          <w:rFonts w:ascii="Times New Roman" w:hAnsi="Times New Roman" w:eastAsia="宋体;SimSun" w:cs="Times New Roman"/>
-                          <w:b/>
-                          <w:bCs/>
-                          <w:color w:val="FF0000"/>
-                          <w:kern w:val="2"/>
-                          <w:sz w:val="21"/>
-                          <w:szCs w:val="21"/>
-                          <w:lang w:bidi="ar-SA"/>
-                        </w:rPr>
-                        <w:t>中文</w:t>
-                      </w:r>
-                      <w:r>
-                        <w:rPr>
-                          <w:rFonts w:ascii="Times New Roman" w:hAnsi="Times New Roman" w:eastAsia="宋体;SimSun" w:cs="Times New Roman"/>
-                          <w:b/>
-                          <w:bCs/>
-                          <w:color w:val="FF0000"/>
-                          <w:kern w:val="2"/>
-                          <w:sz w:val="21"/>
-                          <w:szCs w:val="24"/>
-                          <w:lang w:bidi="ar-SA"/>
-                        </w:rPr>
-                        <w:t>宋体</w:t>
-                      </w:r>
-                      <w:r>
-                        <w:rPr>
-                          <w:rFonts w:ascii="Times New Roman" w:hAnsi="Times New Roman" w:eastAsia="宋体;SimSun" w:cs="Times New Roman"/>
-                          <w:b/>
-                          <w:bCs/>
-                          <w:color w:val="FF0000"/>
-                          <w:kern w:val="2"/>
-                          <w:sz w:val="21"/>
-                          <w:szCs w:val="21"/>
-                          <w:lang w:bidi="ar-SA"/>
-                        </w:rPr>
-                        <w:t>，英文</w:t>
-                      </w:r>
-                      <w:r>
-                        <w:rPr>
-                          <w:rFonts w:ascii="Times New Roman" w:hAnsi="Times New Roman" w:eastAsia="宋体;SimSun" w:cs="Times New Roman"/>
-                          <w:b/>
-                          <w:bCs/>
-                          <w:color w:val="FF0000"/>
-                          <w:kern w:val="0"/>
-                          <w:sz w:val="21"/>
-                          <w:szCs w:val="21"/>
-                          <w:lang w:bidi="ar-SA" w:val="zh-CN"/>
-                        </w:rPr>
-                        <w:t>和数字</w:t>
-                      </w:r>
-                      <w:r>
-                        <w:rPr>
-                          <w:rFonts w:ascii="Times New Roman" w:hAnsi="Times New Roman" w:eastAsia="宋体;SimSun" w:cs="Times New Roman"/>
-                          <w:b/>
-                          <w:bCs/>
-                          <w:color w:val="FF0000"/>
-                          <w:kern w:val="2"/>
-                          <w:sz w:val="21"/>
-                          <w:szCs w:val="21"/>
-                          <w:lang w:bidi="ar-SA"/>
-                        </w:rPr>
-                        <w:t>Times New Roman</w:t>
-                      </w:r>
-                      <w:r>
-                        <w:rPr>
-                          <w:rFonts w:ascii="Times New Roman" w:hAnsi="Times New Roman" w:eastAsia="宋体;SimSun" w:cs="Times New Roman"/>
-                          <w:b/>
-                          <w:bCs/>
-                          <w:color w:val="FF0000"/>
-                          <w:kern w:val="2"/>
-                          <w:sz w:val="21"/>
-                          <w:szCs w:val="24"/>
-                          <w:lang w:bidi="ar-SA"/>
-                        </w:rPr>
-                        <w:t>、小三号、居中</w:t>
-                      </w:r>
-                      <w:r>
-                        <w:rPr>
-                          <w:rFonts w:ascii="Times New Roman" w:hAnsi="Times New Roman" w:eastAsia="宋体;SimSun" w:cs="Times New Roman" w:hint="eastAsia"/>
-                          <w:b/>
-                          <w:bCs/>
-                          <w:color w:val="FF0000"/>
-                          <w:kern w:val="2"/>
-                          <w:sz w:val="21"/>
-                          <w:szCs w:val="24"/>
-                          <w:lang w:bidi="ar-SA"/>
-                        </w:rPr>
-                        <w:t>、段前0.5行</w:t>
-                      </w:r>
-                    </w:p>
-                    <w:p>
-                      <w:pPr>
-                        <w:overflowPunct w:val="false"/>
-                        <w:bidi w:val="0"/>
-                        <w:jc w:val="both"/>
-                        <w:rPr/>
-                      </w:pPr>
-                      <w:r>
-                        <w:rPr>
-                          <w:rFonts w:cs="Arial Unicode MS" w:ascii="Liberation Serif" w:hAnsi="Liberation Serif" w:eastAsia="华文宋体"/>
-                          <w:sz w:val="24"/>
-                          <w:lang w:bidi="hi-IN"/>
-                        </w:rPr>
-                      </w:r>
-                    </w:p>
-                  </w:txbxContent>
-                </v:textbox>
-                <v:fill o:detectmouseclick="t" type="solid" color2="black"/>
-                <v:stroke color="black" weight="9360" joinstyle="miter" endcap="flat"/>
-                <w10:wrap type="none"/>
-              </v:shape>
-            </w:pict>
-          </mc:Fallback>
-        </mc:AlternateContent>
-      </w:r>
     </w:p>
     <w:tbl>
       <w:tblPr>
+        <w:tblStyle w:val="7"/>
         <w:tblW w:w="8225" w:type="dxa"/>
         <w:jc w:val="center"/>
-        <w:tblInd w:w="0" w:type="dxa"/>
         <w:tblLayout w:type="fixed"/>
         <w:tblCellMar>
           <w:top w:w="0" w:type="dxa"/>
-          <w:start w:w="108" w:type="dxa"/>
+          <w:left w:w="108" w:type="dxa"/>
           <w:bottom w:w="0" w:type="dxa"/>
-          <w:end w:w="108" w:type="dxa"/>
+          <w:right w:w="108" w:type="dxa"/>
         </w:tblCellMar>
       </w:tblPr>
       <w:tblGrid>
@@ -646,20 +134,19 @@
       <w:tr>
         <w:trPr>
           <w:trHeight w:val="1219" w:hRule="atLeast"/>
+          <w:jc w:val="center"/>
         </w:trPr>
         <w:tc>
           <w:tcPr>
             <w:tcW w:w="1611" w:type="dxa"/>
-            <w:tcBorders/>
             <w:vAlign w:val="bottom"/>
           </w:tcPr>
           <w:p>
             <w:pPr>
-              <w:pStyle w:val="Normal"/>
-              <w:spacing w:lineRule="auto" w:line="360" w:before="156" w:after="0"/>
+              <w:spacing w:before="156" w:after="0" w:line="360" w:lineRule="auto"/>
               <w:jc w:val="center"/>
               <w:rPr>
-                <w:rFonts w:ascii="宋体;SimSun" w:hAnsi="宋体;SimSun" w:cs="宋体;SimSun" w:hint="eastAsia"/>
+                <w:rFonts w:hint="eastAsia" w:ascii="宋体;SimSun" w:hAnsi="宋体;SimSun" w:cs="宋体;SimSun"/>
                 <w:b/>
                 <w:bCs/>
                 <w:sz w:val="30"/>
@@ -668,7 +155,7 @@
             </w:pPr>
             <w:r>
               <w:rPr>
-                <w:rFonts w:ascii="宋体;SimSun" w:hAnsi="宋体;SimSun" w:cs="宋体;SimSun" w:hint="eastAsia"/>
+                <w:rFonts w:hint="eastAsia" w:ascii="宋体;SimSun" w:hAnsi="宋体;SimSun" w:cs="宋体;SimSun"/>
                 <w:b/>
                 <w:bCs/>
                 <w:sz w:val="30"/>
@@ -682,58 +169,48 @@
           <w:tcPr>
             <w:tcW w:w="6614" w:type="dxa"/>
             <w:tcBorders>
-              <w:bottom w:val="single" w:sz="4" w:space="0" w:color="000000"/>
+              <w:bottom w:val="single" w:color="000000" w:sz="4" w:space="0"/>
             </w:tcBorders>
             <w:vAlign w:val="center"/>
           </w:tcPr>
           <w:p>
             <w:pPr>
-              <w:pStyle w:val="Normal"/>
-              <w:spacing w:lineRule="auto" w:line="360" w:before="156" w:after="0"/>
+              <w:keepNext w:val="0"/>
+              <w:keepLines w:val="0"/>
+              <w:pageBreakBefore w:val="0"/>
+              <w:widowControl w:val="0"/>
+              <w:kinsoku/>
+              <w:wordWrap/>
+              <w:overflowPunct/>
+              <w:topLinePunct w:val="0"/>
+              <w:autoSpaceDE/>
+              <w:autoSpaceDN/>
+              <w:bidi w:val="0"/>
+              <w:adjustRightInd/>
+              <w:snapToGrid/>
+              <w:spacing w:before="157" w:beforeLines="50" w:after="0" w:line="360" w:lineRule="auto"/>
               <w:jc w:val="center"/>
-              <w:rPr>
-                <w:rFonts w:ascii="宋体;SimSun" w:hAnsi="宋体;SimSun" w:cs="宋体;SimSun" w:hint="eastAsia"/>
+              <w:textAlignment w:val="auto"/>
+              <w:rPr>
+                <w:rFonts w:hint="eastAsia" w:ascii="宋体;SimSun" w:hAnsi="宋体;SimSun" w:cs="宋体;SimSun"/>
                 <w:b/>
                 <w:bCs/>
                 <w:sz w:val="30"/>
+                <w:szCs w:val="30"/>
               </w:rPr>
             </w:pPr>
             <w:bookmarkStart w:id="0" w:name="report"/>
             <w:bookmarkEnd w:id="0"/>
             <w:r>
               <w:rPr>
-                <w:rFonts w:ascii="Times New Roman" w:hAnsi="Times New Roman" w:cs="宋体;SimSun" w:hint="eastAsia" w:eastAsia="宋体"/>
+                <w:rFonts w:hint="eastAsia" w:ascii="Times New Roman" w:hAnsi="Times New Roman" w:eastAsia="宋体" w:cs="宋体;SimSun"/>
                 <w:b w:val="0"/>
                 <w:bCs/>
                 <w:color w:val="000000"/>
-                <w:sz w:val="24"/>
+                <w:sz w:val="30"/>
                 <w:szCs w:val="30"/>
               </w:rPr>
               <w:t>基于Django的橱柜定制平台的设计与实现</w:t>
-            </w:r>
-            <w:r>
-              <w:rPr>
-                <w:rFonts w:cs="宋体;SimSun" w:hint="eastAsia" w:ascii="Times New Roman" w:hAnsi="Times New Roman" w:eastAsia="宋体"/>
-                <w:b w:val="0"/>
-                <w:color w:val="000000"/>
-                <w:sz w:val="24"/>
-              </w:rPr>
-            </w:r>
-            <w:r>
-              <w:rPr>
-                <w:rFonts w:hint="eastAsia" w:ascii="Times New Roman" w:hAnsi="Times New Roman" w:eastAsia="宋体"/>
-                <w:b w:val="0"/>
-                <w:color w:val="000000"/>
-                <w:sz w:val="24"/>
-              </w:rPr>
-            </w:r>
-            <w:r>
-              <w:rPr>
-                <w:rFonts w:cs="宋体;SimSun" w:hint="eastAsia" w:ascii="Times New Roman" w:hAnsi="Times New Roman" w:eastAsia="宋体"/>
-                <w:b w:val="0"/>
-                <w:color w:val="000000"/>
-                <w:sz w:val="24"/>
-              </w:rPr>
             </w:r>
           </w:p>
         </w:tc>
@@ -741,17 +218,16 @@
       <w:tr>
         <w:trPr>
           <w:trHeight w:val="1219" w:hRule="atLeast"/>
+          <w:jc w:val="center"/>
         </w:trPr>
         <w:tc>
           <w:tcPr>
             <w:tcW w:w="1611" w:type="dxa"/>
-            <w:tcBorders/>
             <w:vAlign w:val="bottom"/>
           </w:tcPr>
           <w:p>
             <w:pPr>
-              <w:pStyle w:val="Normal"/>
-              <w:spacing w:lineRule="auto" w:line="360" w:before="156" w:after="0"/>
+              <w:spacing w:before="156" w:after="0" w:line="360" w:lineRule="auto"/>
               <w:jc w:val="center"/>
               <w:rPr>
                 <w:rFonts w:ascii="宋体;SimSun" w:hAnsi="宋体;SimSun" w:cs="宋体;SimSun"/>
@@ -763,7 +239,7 @@
             </w:pPr>
             <w:r>
               <w:rPr>
-                <w:rFonts w:ascii="宋体;SimSun" w:hAnsi="宋体;SimSun" w:cs="宋体;SimSun" w:hint="eastAsia"/>
+                <w:rFonts w:hint="eastAsia" w:ascii="宋体;SimSun" w:hAnsi="宋体;SimSun" w:cs="宋体;SimSun"/>
                 <w:b/>
                 <w:bCs/>
                 <w:sz w:val="30"/>
@@ -777,17 +253,30 @@
           <w:tcPr>
             <w:tcW w:w="6614" w:type="dxa"/>
             <w:tcBorders>
-              <w:bottom w:val="single" w:sz="4" w:space="0" w:color="000000"/>
+              <w:bottom w:val="single" w:color="000000" w:sz="4" w:space="0"/>
             </w:tcBorders>
             <w:vAlign w:val="center"/>
           </w:tcPr>
           <w:p>
             <w:pPr>
-              <w:pStyle w:val="Normal"/>
-              <w:spacing w:lineRule="auto" w:line="360" w:before="156" w:after="0"/>
+              <w:keepNext w:val="0"/>
+              <w:keepLines w:val="0"/>
+              <w:pageBreakBefore w:val="0"/>
+              <w:widowControl w:val="0"/>
+              <w:kinsoku/>
+              <w:wordWrap/>
+              <w:overflowPunct/>
+              <w:topLinePunct w:val="0"/>
+              <w:autoSpaceDE/>
+              <w:autoSpaceDN/>
+              <w:bidi w:val="0"/>
+              <w:adjustRightInd/>
+              <w:snapToGrid/>
+              <w:spacing w:before="157" w:beforeLines="50" w:after="0" w:line="360" w:lineRule="auto"/>
               <w:jc w:val="center"/>
-              <w:rPr>
-                <w:rFonts w:ascii="宋体;SimSun" w:hAnsi="宋体;SimSun" w:cs="宋体;SimSun" w:hint="eastAsia"/>
+              <w:textAlignment w:val="auto"/>
+              <w:rPr>
+                <w:rFonts w:hint="eastAsia" w:ascii="宋体;SimSun" w:hAnsi="宋体;SimSun" w:cs="宋体;SimSun"/>
                 <w:bCs/>
                 <w:sz w:val="30"/>
                 <w:szCs w:val="30"/>
@@ -795,32 +284,13 @@
             </w:pPr>
             <w:r>
               <w:rPr>
-                <w:rFonts w:ascii="Times New Roman" w:hAnsi="Times New Roman" w:cs="宋体;SimSun" w:eastAsia="宋体"/>
+                <w:rFonts w:ascii="Times New Roman" w:hAnsi="Times New Roman" w:eastAsia="宋体" w:cs="宋体;SimSun"/>
                 <w:b w:val="0"/>
                 <w:color w:val="000000"/>
-                <w:sz w:val="24"/>
+                <w:sz w:val="30"/>
                 <w:szCs w:val="30"/>
               </w:rPr>
               <w:t>Design and Implementation of a Custom Cabinet Platform Based on Django</w:t>
-            </w:r>
-            <w:r>
-              <w:rPr>
-                <w:rFonts w:ascii="Times New Roman" w:hAnsi="Times New Roman" w:cs="宋体;SimSun" w:hint="eastAsia" w:eastAsia="宋体"/>
-                <w:b w:val="0"/>
-                <w:color w:val="000000"/>
-                <w:kern w:val="0"/>
-                <w:sz w:val="24"/>
-                <w:szCs w:val="30"/>
-              </w:rPr>
-            </w:r>
-            <w:r>
-              <w:rPr>
-                <w:rFonts w:ascii="Times New Roman" w:hAnsi="Times New Roman" w:eastAsia="宋体"/>
-                <w:b w:val="0"/>
-                <w:color w:val="000000"/>
-                <w:sz w:val="24"/>
-                <w:szCs w:val="30"/>
-              </w:rPr>
             </w:r>
           </w:p>
         </w:tc>
@@ -828,20 +298,19 @@
       <w:tr>
         <w:trPr>
           <w:trHeight w:val="736" w:hRule="atLeast"/>
+          <w:jc w:val="center"/>
         </w:trPr>
         <w:tc>
           <w:tcPr>
             <w:tcW w:w="1611" w:type="dxa"/>
-            <w:tcBorders/>
             <w:vAlign w:val="bottom"/>
           </w:tcPr>
           <w:p>
             <w:pPr>
-              <w:pStyle w:val="Normal"/>
-              <w:spacing w:lineRule="auto" w:line="360" w:before="156" w:after="0"/>
+              <w:spacing w:before="156" w:after="0" w:line="360" w:lineRule="auto"/>
               <w:jc w:val="center"/>
               <w:rPr>
-                <w:rFonts w:ascii="宋体;SimSun" w:hAnsi="宋体;SimSun" w:cs="宋体;SimSun" w:hint="eastAsia"/>
+                <w:rFonts w:hint="eastAsia" w:ascii="宋体;SimSun" w:hAnsi="宋体;SimSun" w:cs="宋体;SimSun"/>
                 <w:b/>
                 <w:bCs/>
                 <w:sz w:val="30"/>
@@ -850,7 +319,7 @@
             </w:pPr>
             <w:r>
               <w:rPr>
-                <w:rFonts w:ascii="宋体;SimSun" w:hAnsi="宋体;SimSun" w:cs="宋体;SimSun" w:hint="eastAsia"/>
+                <w:rFonts w:hint="eastAsia" w:ascii="宋体;SimSun" w:hAnsi="宋体;SimSun" w:cs="宋体;SimSun"/>
                 <w:b/>
                 <w:bCs/>
                 <w:sz w:val="30"/>
@@ -864,18 +333,31 @@
           <w:tcPr>
             <w:tcW w:w="6614" w:type="dxa"/>
             <w:tcBorders>
-              <w:top w:val="single" w:sz="4" w:space="0" w:color="000000"/>
-              <w:bottom w:val="single" w:sz="4" w:space="0" w:color="000000"/>
+              <w:top w:val="single" w:color="000000" w:sz="4" w:space="0"/>
+              <w:bottom w:val="single" w:color="000000" w:sz="4" w:space="0"/>
             </w:tcBorders>
             <w:vAlign w:val="bottom"/>
           </w:tcPr>
           <w:p>
             <w:pPr>
-              <w:pStyle w:val="Normal"/>
-              <w:spacing w:lineRule="auto" w:line="360" w:before="156" w:after="0"/>
+              <w:keepNext w:val="0"/>
+              <w:keepLines w:val="0"/>
+              <w:pageBreakBefore w:val="0"/>
+              <w:widowControl w:val="0"/>
+              <w:kinsoku/>
+              <w:wordWrap/>
+              <w:overflowPunct/>
+              <w:topLinePunct w:val="0"/>
+              <w:autoSpaceDE/>
+              <w:autoSpaceDN/>
+              <w:bidi w:val="0"/>
+              <w:adjustRightInd/>
+              <w:snapToGrid/>
+              <w:spacing w:before="157" w:beforeLines="50" w:after="0" w:line="360" w:lineRule="auto"/>
               <w:jc w:val="center"/>
-              <w:rPr>
-                <w:rFonts w:ascii="宋体;SimSun" w:hAnsi="宋体;SimSun" w:cs="宋体;SimSun" w:hint="eastAsia"/>
+              <w:textAlignment w:val="auto"/>
+              <w:rPr>
+                <w:rFonts w:hint="eastAsia" w:ascii="宋体;SimSun" w:hAnsi="宋体;SimSun" w:cs="宋体;SimSun"/>
                 <w:spacing w:val="-30"/>
                 <w:sz w:val="30"/>
                 <w:szCs w:val="30"/>
@@ -886,36 +368,10 @@
                 <w:rFonts w:ascii="Times New Roman" w:hAnsi="Times New Roman" w:eastAsia="宋体"/>
                 <w:b w:val="0"/>
                 <w:color w:val="000000"/>
-                <w:sz w:val="24"/>
+                <w:sz w:val="30"/>
+                <w:szCs w:val="30"/>
               </w:rPr>
               <w:t>信息工程学院</w:t>
-            </w:r>
-            <w:r>
-              <w:rPr>
-                <w:rFonts w:cs="宋体;SimSun" w:hint="eastAsia" w:ascii="Times New Roman" w:hAnsi="Times New Roman" w:eastAsia="宋体"/>
-                <w:b w:val="0"/>
-                <w:color w:val="000000"/>
-                <w:sz w:val="24"/>
-                <w:szCs w:val="30"/>
-              </w:rPr>
-            </w:r>
-            <w:r>
-              <w:rPr>
-                <w:rFonts w:cs="宋体;SimSun" w:hint="eastAsia" w:ascii="Times New Roman" w:hAnsi="Times New Roman" w:eastAsia="宋体"/>
-                <w:b w:val="0"/>
-                <w:color w:val="000000"/>
-                <w:sz w:val="24"/>
-                <w:szCs w:val="30"/>
-              </w:rPr>
-            </w:r>
-            <w:r>
-              <w:rPr>
-                <w:rFonts w:cs="宋体;SimSun" w:ascii="Times New Roman" w:hAnsi="Times New Roman" w:eastAsia="宋体"/>
-                <w:b w:val="0"/>
-                <w:color w:val="000000"/>
-                <w:sz w:val="24"/>
-                <w:szCs w:val="30"/>
-              </w:rPr>
             </w:r>
           </w:p>
         </w:tc>
@@ -923,20 +379,19 @@
       <w:tr>
         <w:trPr>
           <w:trHeight w:val="722" w:hRule="atLeast"/>
+          <w:jc w:val="center"/>
         </w:trPr>
         <w:tc>
           <w:tcPr>
             <w:tcW w:w="1611" w:type="dxa"/>
-            <w:tcBorders/>
             <w:vAlign w:val="bottom"/>
           </w:tcPr>
           <w:p>
             <w:pPr>
-              <w:pStyle w:val="Normal"/>
-              <w:spacing w:lineRule="auto" w:line="360" w:before="156" w:after="0"/>
+              <w:spacing w:before="156" w:after="0" w:line="360" w:lineRule="auto"/>
               <w:jc w:val="center"/>
               <w:rPr>
-                <w:rFonts w:ascii="宋体;SimSun" w:hAnsi="宋体;SimSun" w:cs="宋体;SimSun" w:hint="eastAsia"/>
+                <w:rFonts w:hint="eastAsia" w:ascii="宋体;SimSun" w:hAnsi="宋体;SimSun" w:cs="宋体;SimSun"/>
                 <w:b/>
                 <w:bCs/>
                 <w:sz w:val="30"/>
@@ -945,7 +400,7 @@
             </w:pPr>
             <w:r>
               <w:rPr>
-                <w:rFonts w:ascii="宋体;SimSun" w:hAnsi="宋体;SimSun" w:cs="宋体;SimSun" w:hint="eastAsia"/>
+                <w:rFonts w:hint="eastAsia" w:ascii="宋体;SimSun" w:hAnsi="宋体;SimSun" w:cs="宋体;SimSun"/>
                 <w:b/>
                 <w:bCs/>
                 <w:sz w:val="30"/>
@@ -959,18 +414,31 @@
           <w:tcPr>
             <w:tcW w:w="6614" w:type="dxa"/>
             <w:tcBorders>
-              <w:top w:val="single" w:sz="4" w:space="0" w:color="000000"/>
-              <w:bottom w:val="single" w:sz="4" w:space="0" w:color="000000"/>
+              <w:top w:val="single" w:color="000000" w:sz="4" w:space="0"/>
+              <w:bottom w:val="single" w:color="000000" w:sz="4" w:space="0"/>
             </w:tcBorders>
             <w:vAlign w:val="bottom"/>
           </w:tcPr>
           <w:p>
             <w:pPr>
-              <w:pStyle w:val="Normal"/>
-              <w:spacing w:lineRule="auto" w:line="360" w:before="156" w:after="0"/>
+              <w:keepNext w:val="0"/>
+              <w:keepLines w:val="0"/>
+              <w:pageBreakBefore w:val="0"/>
+              <w:widowControl w:val="0"/>
+              <w:kinsoku/>
+              <w:wordWrap/>
+              <w:overflowPunct/>
+              <w:topLinePunct w:val="0"/>
+              <w:autoSpaceDE/>
+              <w:autoSpaceDN/>
+              <w:bidi w:val="0"/>
+              <w:adjustRightInd/>
+              <w:snapToGrid/>
+              <w:spacing w:before="157" w:beforeLines="50" w:after="0" w:line="360" w:lineRule="auto"/>
               <w:jc w:val="center"/>
-              <w:rPr>
-                <w:rFonts w:ascii="宋体;SimSun" w:hAnsi="宋体;SimSun" w:cs="宋体;SimSun" w:hint="eastAsia"/>
+              <w:textAlignment w:val="auto"/>
+              <w:rPr>
+                <w:rFonts w:hint="eastAsia" w:ascii="宋体;SimSun" w:hAnsi="宋体;SimSun" w:cs="宋体;SimSun"/>
                 <w:spacing w:val="-30"/>
                 <w:sz w:val="30"/>
                 <w:szCs w:val="30"/>
@@ -978,10 +446,10 @@
             </w:pPr>
             <w:r>
               <w:rPr>
-                <w:rFonts w:cs="宋体;SimSun" w:hint="eastAsia" w:ascii="Times New Roman" w:hAnsi="Times New Roman" w:eastAsia="宋体"/>
+                <w:rFonts w:hint="eastAsia" w:ascii="Times New Roman" w:hAnsi="Times New Roman" w:eastAsia="宋体" w:cs="宋体;SimSun"/>
                 <w:b w:val="0"/>
                 <w:color w:val="000000"/>
-                <w:sz w:val="24"/>
+                <w:sz w:val="30"/>
                 <w:szCs w:val="30"/>
               </w:rPr>
               <w:t>数据科学与大数据技术</w:t>
@@ -992,20 +460,19 @@
       <w:tr>
         <w:trPr>
           <w:trHeight w:val="722" w:hRule="atLeast"/>
+          <w:jc w:val="center"/>
         </w:trPr>
         <w:tc>
           <w:tcPr>
             <w:tcW w:w="1611" w:type="dxa"/>
-            <w:tcBorders/>
             <w:vAlign w:val="bottom"/>
           </w:tcPr>
           <w:p>
             <w:pPr>
-              <w:pStyle w:val="Normal"/>
-              <w:spacing w:lineRule="auto" w:line="360" w:before="156" w:after="0"/>
+              <w:spacing w:before="156" w:after="0" w:line="360" w:lineRule="auto"/>
               <w:jc w:val="center"/>
               <w:rPr>
-                <w:rFonts w:ascii="宋体;SimSun" w:hAnsi="宋体;SimSun" w:cs="宋体;SimSun" w:hint="eastAsia"/>
+                <w:rFonts w:hint="eastAsia" w:ascii="宋体;SimSun" w:hAnsi="宋体;SimSun" w:cs="宋体;SimSun"/>
                 <w:b/>
                 <w:bCs/>
                 <w:sz w:val="30"/>
@@ -1014,7 +481,7 @@
             </w:pPr>
             <w:r>
               <w:rPr>
-                <w:rFonts w:ascii="宋体;SimSun" w:hAnsi="宋体;SimSun" w:cs="宋体;SimSun" w:hint="eastAsia"/>
+                <w:rFonts w:hint="eastAsia" w:ascii="宋体;SimSun" w:hAnsi="宋体;SimSun" w:cs="宋体;SimSun"/>
                 <w:b/>
                 <w:bCs/>
                 <w:sz w:val="30"/>
@@ -1028,19 +495,33 @@
           <w:tcPr>
             <w:tcW w:w="6614" w:type="dxa"/>
             <w:tcBorders>
-              <w:top w:val="single" w:sz="4" w:space="0" w:color="000000"/>
-              <w:bottom w:val="single" w:sz="4" w:space="0" w:color="000000"/>
+              <w:top w:val="single" w:color="000000" w:sz="4" w:space="0"/>
+              <w:bottom w:val="single" w:color="000000" w:sz="4" w:space="0"/>
             </w:tcBorders>
             <w:vAlign w:val="bottom"/>
           </w:tcPr>
           <w:p>
             <w:pPr>
-              <w:pStyle w:val="Normal"/>
-              <w:spacing w:lineRule="auto" w:line="360" w:before="156" w:after="0"/>
+              <w:keepNext w:val="0"/>
+              <w:keepLines w:val="0"/>
+              <w:pageBreakBefore w:val="0"/>
+              <w:widowControl w:val="0"/>
+              <w:kinsoku/>
+              <w:wordWrap/>
+              <w:overflowPunct/>
+              <w:topLinePunct w:val="0"/>
+              <w:autoSpaceDE/>
+              <w:autoSpaceDN/>
+              <w:bidi w:val="0"/>
+              <w:adjustRightInd/>
+              <w:snapToGrid/>
+              <w:spacing w:before="157" w:beforeLines="50" w:after="0" w:line="360" w:lineRule="auto"/>
               <w:jc w:val="center"/>
-              <w:rPr>
-                <w:rFonts w:ascii="宋体;SimSun" w:hAnsi="宋体;SimSun" w:cs="宋体;SimSun" w:hint="eastAsia"/>
+              <w:textAlignment w:val="auto"/>
+              <w:rPr>
+                <w:rFonts w:hint="eastAsia" w:ascii="宋体;SimSun" w:hAnsi="宋体;SimSun" w:cs="宋体;SimSun"/>
                 <w:sz w:val="30"/>
+                <w:szCs w:val="30"/>
               </w:rPr>
             </w:pPr>
             <w:r>
@@ -1048,28 +529,10 @@
                 <w:rFonts w:ascii="Times New Roman" w:hAnsi="Times New Roman" w:eastAsia="宋体"/>
                 <w:b w:val="0"/>
                 <w:color w:val="000000"/>
-                <w:sz w:val="24"/>
+                <w:sz w:val="30"/>
                 <w:szCs w:val="30"/>
               </w:rPr>
               <w:t>25数据科学与大数据技术（专升本）2</w:t>
-            </w:r>
-            <w:r>
-              <w:rPr>
-                <w:rFonts w:ascii="Times New Roman" w:hAnsi="Times New Roman" w:cs="宋体;SimSun" w:hint="eastAsia" w:eastAsia="宋体"/>
-                <w:b w:val="0"/>
-                <w:color w:val="000000"/>
-                <w:sz w:val="24"/>
-                <w:szCs w:val="30"/>
-              </w:rPr>
-            </w:r>
-            <w:r>
-              <w:rPr>
-                <w:rFonts w:ascii="Times New Roman" w:hAnsi="Times New Roman" w:eastAsia="宋体"/>
-                <w:b w:val="0"/>
-                <w:color w:val="000000"/>
-                <w:sz w:val="24"/>
-                <w:szCs w:val="30"/>
-              </w:rPr>
             </w:r>
           </w:p>
         </w:tc>
@@ -1077,20 +540,19 @@
       <w:tr>
         <w:trPr>
           <w:trHeight w:val="736" w:hRule="atLeast"/>
+          <w:jc w:val="center"/>
         </w:trPr>
         <w:tc>
           <w:tcPr>
             <w:tcW w:w="1611" w:type="dxa"/>
-            <w:tcBorders/>
             <w:vAlign w:val="bottom"/>
           </w:tcPr>
           <w:p>
             <w:pPr>
-              <w:pStyle w:val="Normal"/>
-              <w:spacing w:lineRule="auto" w:line="360" w:before="156" w:after="0"/>
+              <w:spacing w:before="156" w:after="0" w:line="360" w:lineRule="auto"/>
               <w:jc w:val="center"/>
               <w:rPr>
-                <w:rFonts w:ascii="宋体;SimSun" w:hAnsi="宋体;SimSun" w:cs="宋体;SimSun" w:hint="eastAsia"/>
+                <w:rFonts w:hint="eastAsia" w:ascii="宋体;SimSun" w:hAnsi="宋体;SimSun" w:cs="宋体;SimSun"/>
                 <w:b/>
                 <w:bCs/>
                 <w:sz w:val="30"/>
@@ -1099,7 +561,7 @@
             </w:pPr>
             <w:r>
               <w:rPr>
-                <w:rFonts w:ascii="宋体;SimSun" w:hAnsi="宋体;SimSun" w:cs="宋体;SimSun" w:hint="eastAsia"/>
+                <w:rFonts w:hint="eastAsia" w:ascii="宋体;SimSun" w:hAnsi="宋体;SimSun" w:cs="宋体;SimSun"/>
                 <w:b/>
                 <w:bCs/>
                 <w:sz w:val="30"/>
@@ -1113,45 +575,49 @@
           <w:tcPr>
             <w:tcW w:w="6614" w:type="dxa"/>
             <w:tcBorders>
-              <w:top w:val="single" w:sz="4" w:space="0" w:color="000000"/>
-              <w:bottom w:val="single" w:sz="4" w:space="0" w:color="000000"/>
+              <w:top w:val="single" w:color="000000" w:sz="4" w:space="0"/>
+              <w:bottom w:val="single" w:color="000000" w:sz="4" w:space="0"/>
             </w:tcBorders>
             <w:vAlign w:val="bottom"/>
           </w:tcPr>
           <w:p>
             <w:pPr>
-              <w:pStyle w:val="Normal"/>
-              <w:spacing w:lineRule="auto" w:line="360" w:before="156" w:after="0"/>
+              <w:keepNext w:val="0"/>
+              <w:keepLines w:val="0"/>
+              <w:pageBreakBefore w:val="0"/>
+              <w:widowControl w:val="0"/>
+              <w:kinsoku/>
+              <w:wordWrap/>
+              <w:overflowPunct/>
+              <w:topLinePunct w:val="0"/>
+              <w:autoSpaceDE/>
+              <w:autoSpaceDN/>
+              <w:bidi w:val="0"/>
+              <w:adjustRightInd/>
+              <w:snapToGrid/>
+              <w:spacing w:before="157" w:beforeLines="50" w:after="0" w:line="360" w:lineRule="auto"/>
               <w:jc w:val="center"/>
-              <w:rPr>
-                <w:rFonts w:ascii="宋体;SimSun" w:hAnsi="宋体;SimSun" w:cs="宋体;SimSun" w:hint="eastAsia"/>
+              <w:textAlignment w:val="auto"/>
+              <w:rPr>
+                <w:rFonts w:hint="eastAsia" w:ascii="宋体;SimSun" w:hAnsi="宋体;SimSun" w:cs="宋体;SimSun"/>
                 <w:spacing w:val="-30"/>
                 <w:sz w:val="30"/>
                 <w:szCs w:val="30"/>
               </w:rPr>
             </w:pPr>
-            <w:bookmarkStart w:id="1" w:name="studentname"/>
-            <w:bookmarkStart w:id="2" w:name="studentuserid"/>
+            <w:bookmarkStart w:id="1" w:name="studentuserid"/>
             <w:bookmarkEnd w:id="1"/>
+            <w:bookmarkStart w:id="2" w:name="studentname"/>
             <w:bookmarkEnd w:id="2"/>
             <w:r>
               <w:rPr>
-                <w:rFonts w:ascii="Times New Roman" w:hAnsi="Times New Roman" w:cs="宋体;SimSun" w:hint="eastAsia" w:eastAsia="宋体"/>
+                <w:rFonts w:hint="eastAsia" w:ascii="Times New Roman" w:hAnsi="Times New Roman" w:eastAsia="宋体" w:cs="宋体;SimSun"/>
                 <w:b w:val="0"/>
                 <w:color w:val="000000"/>
-                <w:sz w:val="24"/>
+                <w:sz w:val="30"/>
                 <w:szCs w:val="30"/>
               </w:rPr>
               <w:t>陈思宇</w:t>
-            </w:r>
-            <w:r>
-              <w:rPr>
-                <w:rFonts w:cs="宋体;SimSun" w:hint="eastAsia" w:ascii="Times New Roman" w:hAnsi="Times New Roman" w:eastAsia="宋体"/>
-                <w:b w:val="0"/>
-                <w:color w:val="000000"/>
-                <w:sz w:val="24"/>
-                <w:szCs w:val="30"/>
-              </w:rPr>
             </w:r>
           </w:p>
         </w:tc>
@@ -1159,20 +625,19 @@
       <w:tr>
         <w:trPr>
           <w:trHeight w:val="736" w:hRule="atLeast"/>
+          <w:jc w:val="center"/>
         </w:trPr>
         <w:tc>
           <w:tcPr>
             <w:tcW w:w="1611" w:type="dxa"/>
-            <w:tcBorders/>
             <w:vAlign w:val="bottom"/>
           </w:tcPr>
           <w:p>
             <w:pPr>
-              <w:pStyle w:val="Normal"/>
-              <w:spacing w:lineRule="auto" w:line="360" w:before="156" w:after="0"/>
+              <w:spacing w:before="156" w:after="0" w:line="360" w:lineRule="auto"/>
               <w:jc w:val="center"/>
               <w:rPr>
-                <w:rFonts w:ascii="宋体;SimSun" w:hAnsi="宋体;SimSun" w:cs="宋体;SimSun" w:hint="eastAsia"/>
+                <w:rFonts w:hint="eastAsia" w:ascii="宋体;SimSun" w:hAnsi="宋体;SimSun" w:cs="宋体;SimSun"/>
                 <w:b/>
                 <w:bCs/>
                 <w:sz w:val="30"/>
@@ -1181,7 +646,7 @@
             </w:pPr>
             <w:r>
               <w:rPr>
-                <w:rFonts w:ascii="宋体;SimSun" w:hAnsi="宋体;SimSun" w:cs="宋体;SimSun" w:hint="eastAsia"/>
+                <w:rFonts w:hint="eastAsia" w:ascii="宋体;SimSun" w:hAnsi="宋体;SimSun" w:cs="宋体;SimSun"/>
                 <w:b/>
                 <w:bCs/>
                 <w:sz w:val="30"/>
@@ -1195,18 +660,31 @@
           <w:tcPr>
             <w:tcW w:w="6614" w:type="dxa"/>
             <w:tcBorders>
-              <w:top w:val="single" w:sz="4" w:space="0" w:color="000000"/>
-              <w:bottom w:val="single" w:sz="4" w:space="0" w:color="000000"/>
+              <w:top w:val="single" w:color="000000" w:sz="4" w:space="0"/>
+              <w:bottom w:val="single" w:color="000000" w:sz="4" w:space="0"/>
             </w:tcBorders>
             <w:vAlign w:val="bottom"/>
           </w:tcPr>
           <w:p>
             <w:pPr>
-              <w:pStyle w:val="Normal"/>
-              <w:spacing w:lineRule="auto" w:line="360" w:before="156" w:after="0"/>
+              <w:keepNext w:val="0"/>
+              <w:keepLines w:val="0"/>
+              <w:pageBreakBefore w:val="0"/>
+              <w:widowControl w:val="0"/>
+              <w:kinsoku/>
+              <w:wordWrap/>
+              <w:overflowPunct/>
+              <w:topLinePunct w:val="0"/>
+              <w:autoSpaceDE/>
+              <w:autoSpaceDN/>
+              <w:bidi w:val="0"/>
+              <w:adjustRightInd/>
+              <w:snapToGrid/>
+              <w:spacing w:before="157" w:beforeLines="50" w:after="0" w:line="360" w:lineRule="auto"/>
               <w:jc w:val="center"/>
-              <w:rPr>
-                <w:rFonts w:ascii="宋体;SimSun" w:hAnsi="宋体;SimSun" w:cs="宋体;SimSun" w:hint="eastAsia"/>
+              <w:textAlignment w:val="auto"/>
+              <w:rPr>
+                <w:rFonts w:hint="eastAsia" w:ascii="宋体;SimSun" w:hAnsi="宋体;SimSun" w:cs="宋体;SimSun"/>
                 <w:b/>
                 <w:bCs/>
                 <w:spacing w:val="-30"/>
@@ -1219,7 +697,7 @@
                 <w:rFonts w:ascii="Times New Roman" w:hAnsi="Times New Roman" w:eastAsia="宋体"/>
                 <w:b w:val="0"/>
                 <w:color w:val="000000"/>
-                <w:sz w:val="24"/>
+                <w:sz w:val="30"/>
                 <w:szCs w:val="30"/>
               </w:rPr>
               <w:t>25230820155</w:t>
@@ -1230,20 +708,19 @@
       <w:tr>
         <w:trPr>
           <w:trHeight w:val="736" w:hRule="atLeast"/>
+          <w:jc w:val="center"/>
         </w:trPr>
         <w:tc>
           <w:tcPr>
             <w:tcW w:w="1611" w:type="dxa"/>
-            <w:tcBorders/>
             <w:vAlign w:val="bottom"/>
           </w:tcPr>
           <w:p>
             <w:pPr>
-              <w:pStyle w:val="Normal"/>
-              <w:spacing w:lineRule="auto" w:line="360" w:before="156" w:after="0"/>
+              <w:spacing w:before="156" w:after="0" w:line="360" w:lineRule="auto"/>
               <w:jc w:val="center"/>
               <w:rPr>
-                <w:rFonts w:ascii="宋体;SimSun" w:hAnsi="宋体;SimSun" w:cs="宋体;SimSun" w:hint="eastAsia"/>
+                <w:rFonts w:hint="eastAsia" w:ascii="宋体;SimSun" w:hAnsi="宋体;SimSun" w:cs="宋体;SimSun"/>
                 <w:b/>
                 <w:bCs/>
                 <w:sz w:val="30"/>
@@ -1252,7 +729,7 @@
             </w:pPr>
             <w:r>
               <w:rPr>
-                <w:rFonts w:ascii="宋体;SimSun" w:hAnsi="宋体;SimSun" w:cs="宋体;SimSun" w:hint="eastAsia"/>
+                <w:rFonts w:hint="eastAsia" w:ascii="宋体;SimSun" w:hAnsi="宋体;SimSun" w:cs="宋体;SimSun"/>
                 <w:b/>
                 <w:bCs/>
                 <w:sz w:val="30"/>
@@ -1266,71 +743,49 @@
           <w:tcPr>
             <w:tcW w:w="6614" w:type="dxa"/>
             <w:tcBorders>
-              <w:top w:val="single" w:sz="4" w:space="0" w:color="000000"/>
-              <w:bottom w:val="single" w:sz="4" w:space="0" w:color="000000"/>
+              <w:top w:val="single" w:color="000000" w:sz="4" w:space="0"/>
+              <w:bottom w:val="single" w:color="000000" w:sz="4" w:space="0"/>
             </w:tcBorders>
             <w:vAlign w:val="bottom"/>
           </w:tcPr>
           <w:p>
             <w:pPr>
-              <w:pStyle w:val="Normal"/>
-              <w:spacing w:lineRule="auto" w:line="360" w:before="156" w:after="0"/>
+              <w:keepNext w:val="0"/>
+              <w:keepLines w:val="0"/>
+              <w:pageBreakBefore w:val="0"/>
+              <w:widowControl w:val="0"/>
+              <w:kinsoku/>
+              <w:wordWrap/>
+              <w:overflowPunct/>
+              <w:topLinePunct w:val="0"/>
+              <w:autoSpaceDE/>
+              <w:autoSpaceDN/>
+              <w:bidi w:val="0"/>
+              <w:adjustRightInd/>
+              <w:snapToGrid/>
+              <w:spacing w:before="157" w:beforeLines="50" w:after="0" w:line="360" w:lineRule="auto"/>
               <w:jc w:val="center"/>
-              <w:rPr>
-                <w:rFonts w:ascii="宋体;SimSun" w:hAnsi="宋体;SimSun" w:cs="宋体;SimSun" w:hint="eastAsia"/>
+              <w:textAlignment w:val="auto"/>
+              <w:rPr>
+                <w:rFonts w:hint="eastAsia" w:ascii="宋体;SimSun" w:hAnsi="宋体;SimSun" w:cs="宋体;SimSun"/>
                 <w:spacing w:val="-30"/>
                 <w:sz w:val="30"/>
                 <w:szCs w:val="30"/>
               </w:rPr>
             </w:pPr>
             <w:bookmarkStart w:id="3" w:name="post"/>
+            <w:bookmarkEnd w:id="3"/>
             <w:bookmarkStart w:id="4" w:name="teachername"/>
-            <w:bookmarkEnd w:id="3"/>
             <w:bookmarkEnd w:id="4"/>
             <w:r>
               <w:rPr>
                 <w:rFonts w:ascii="Times New Roman" w:hAnsi="Times New Roman" w:eastAsia="宋体"/>
                 <w:b w:val="0"/>
                 <w:color w:val="000000"/>
-                <w:sz w:val="24"/>
+                <w:sz w:val="30"/>
+                <w:szCs w:val="30"/>
               </w:rPr>
               <w:t>王周</w:t>
-            </w:r>
-            <w:r>
-              <w:rPr>
-                <w:rFonts w:ascii="Times New Roman" w:hAnsi="Times New Roman" w:cs="宋体;SimSun" w:hint="eastAsia" w:eastAsia="宋体"/>
-                <w:b w:val="0"/>
-                <w:color w:val="000000"/>
-                <w:sz w:val="24"/>
-                <w:szCs w:val="30"/>
-              </w:rPr>
-            </w:r>
-            <w:r>
-              <w:rPr>
-                <w:rFonts w:cs="宋体;SimSun" w:hint="eastAsia" w:ascii="Times New Roman" w:hAnsi="Times New Roman" w:eastAsia="宋体"/>
-                <w:b w:val="0"/>
-                <w:color w:val="000000"/>
-                <w:sz w:val="24"/>
-                <w:szCs w:val="30"/>
-              </w:rPr>
-            </w:r>
-            <w:r>
-              <w:rPr>
-                <w:rFonts w:ascii="Times New Roman" w:hAnsi="Times New Roman" w:cs="宋体;SimSun" w:hint="eastAsia" w:eastAsia="宋体"/>
-                <w:b w:val="0"/>
-                <w:color w:val="000000"/>
-                <w:sz w:val="24"/>
-                <w:szCs w:val="30"/>
-              </w:rPr>
-            </w:r>
-            <w:r>
-              <w:rPr>
-                <w:rFonts w:cs="宋体;SimSun" w:hint="eastAsia" w:ascii="Times New Roman" w:hAnsi="Times New Roman" w:eastAsia="宋体"/>
-                <w:b w:val="0"/>
-                <w:color w:val="000000"/>
-                <w:sz w:val="24"/>
-                <w:szCs w:val="30"/>
-              </w:rPr>
             </w:r>
           </w:p>
         </w:tc>
@@ -1339,71 +794,69 @@
     <w:p>
       <w:pPr>
         <w:sectPr>
-          <w:headerReference w:type="default" r:id="rId2"/>
-          <w:footerReference w:type="default" r:id="rId3"/>
-          <w:type w:val="nextPage"/>
+          <w:headerReference r:id="rId3" w:type="default"/>
+          <w:footerReference r:id="rId4" w:type="default"/>
           <w:pgSz w:w="11906" w:h="16838"/>
-          <w:pgMar w:left="1701" w:right="1417" w:gutter="0" w:header="851" w:top="1418" w:footer="992" w:bottom="1418"/>
-          <w:pgNumType w:start="0" w:fmt="decimal"/>
-          <w:formProt w:val="false"/>
-          <w:textDirection w:val="lrTb"/>
+          <w:pgMar w:top="1418" w:right="1417" w:bottom="1418" w:left="1701" w:header="851" w:footer="992" w:gutter="0"/>
+          <w:pgNumType w:fmt="decimal" w:start="0"/>
+          <w:cols w:space="720" w:num="1"/>
+          <w:formProt w:val="0"/>
           <w:docGrid w:type="lines" w:linePitch="312" w:charSpace="0"/>
         </w:sectPr>
       </w:pPr>
     </w:p>
     <w:p>
       <w:pPr>
-        <w:pStyle w:val="Normal"/>
         <w:tabs>
-          <w:tab w:val="clear" w:pos="420"/>
-          <w:tab w:val="left" w:pos="0" w:leader="none"/>
+          <w:tab w:val="left" w:pos="0"/>
         </w:tabs>
-        <w:spacing w:lineRule="auto" w:line="360"/>
-        <w:ind w:start="220" w:end="0"/>
+        <w:suppressAutoHyphens/>
+        <w:bidi w:val="0"/>
+        <w:spacing w:line="360" w:lineRule="auto"/>
+        <w:ind w:left="220"/>
         <w:jc w:val="center"/>
         <w:rPr>
-          <w:rFonts w:eastAsia="黑体;SimHei"/>
-          <w:sz w:val="36"/>
-          <w:szCs w:val="36"/>
-        </w:rPr>
-      </w:pPr>
-      <w:r>
-        <w:rPr>
-          <w:rFonts w:eastAsia="黑体;SimHei"/>
+          <w:rFonts w:eastAsia="黑体"/>
           <w:sz w:val="36"/>
           <w:szCs w:val="36"/>
           <w:lang w:val="zh-CN"/>
         </w:rPr>
-        <w:t>基于Django的橱柜定制平台的设计与实现</w:t>
-      </w:r>
-    </w:p>
-    <w:p>
-      <w:pPr>
-        <w:pStyle w:val="Normal"/>
-        <w:tabs>
-          <w:tab w:val="clear" w:pos="420"/>
-          <w:tab w:val="left" w:pos="0" w:leader="none"/>
-        </w:tabs>
-        <w:spacing w:lineRule="auto" w:line="360"/>
-        <w:ind w:start="220" w:end="0"/>
-        <w:jc w:val="center"/>
-        <w:rPr>
-          <w:rFonts w:eastAsia="黑体;SimHei"/>
+      </w:pPr>
+      <w:r>
+        <w:rPr>
+          <w:rFonts w:eastAsia="黑体"/>
           <w:sz w:val="36"/>
           <w:szCs w:val="36"/>
           <w:lang w:val="zh-CN"/>
         </w:rPr>
-      </w:pPr>
-      <w:r>
-        <w:t>开题报告</w:t>
-      </w:r>
-      <w:r>
-        <w:rPr>
-          <w:rFonts w:eastAsia="黑体;SimHei"/>
+        <w:t>基于Django的橱柜定制平台的设计与实现</w:t>
+      </w:r>
+    </w:p>
+    <w:p>
+      <w:pPr>
+        <w:tabs>
+          <w:tab w:val="left" w:pos="0"/>
+        </w:tabs>
+        <w:suppressAutoHyphens/>
+        <w:bidi w:val="0"/>
+        <w:spacing w:line="360" w:lineRule="auto"/>
+        <w:ind w:left="220"/>
+        <w:jc w:val="center"/>
+        <w:rPr>
+          <w:rFonts w:eastAsia="黑体"/>
           <w:sz w:val="36"/>
           <w:szCs w:val="36"/>
           <w:lang w:val="zh-CN"/>
         </w:rPr>
+      </w:pPr>
+      <w:r>
+        <w:rPr>
+          <w:rFonts w:eastAsia="黑体"/>
+          <w:sz w:val="36"/>
+          <w:szCs w:val="36"/>
+          <w:lang w:val="zh-CN"/>
+        </w:rPr>
+        <w:t>开题报告</w:t>
       </w:r>
     </w:p>
     <w:p>
@@ -1443,13 +896,18 @@
         <w:spacing w:before="0" w:after="0" w:line="360" w:lineRule="auto"/>
         <w:ind w:firstLine="480"/>
         <w:jc w:val="both"/>
-      </w:pPr>
-      <w:r>
-        <w:rPr>
-          <w:rFonts w:ascii="Times New Roman" w:hAnsi="Times New Roman" w:eastAsia="宋体"/>
-          <w:b w:val="0"/>
-          <w:color w:val="000000"/>
+        <w:rPr>
           <w:sz w:val="24"/>
+          <w:szCs w:val="24"/>
+        </w:rPr>
+      </w:pPr>
+      <w:r>
+        <w:rPr>
+          <w:rFonts w:ascii="Times New Roman" w:hAnsi="Times New Roman" w:eastAsia="宋体"/>
+          <w:b w:val="0"/>
+          <w:color w:val="000000"/>
+          <w:sz w:val="24"/>
+          <w:szCs w:val="24"/>
         </w:rPr>
         <w:t>定制家居消费正向个性化、数字化和全流程服务转变。橱柜产品受到厨房空间、尺寸、风格、材质、功能和预算等多重约束，传统模式依靠客户、设计师与工厂反复线下沟通，容易造成需求表达不完整、方案版本难追踪和订单进度不透明。行业发展与相关研究表明，参数化设计和数字制造能够缩短产品开发周期、降低设计制造过程中的重复劳动并改善用户参与体验[2-3,16,28]。</w:t>
       </w:r>
@@ -1459,13 +917,21 @@
         <w:spacing w:before="0" w:after="0" w:line="360" w:lineRule="auto"/>
         <w:ind w:firstLine="480"/>
         <w:jc w:val="both"/>
-      </w:pPr>
-      <w:r>
         <w:rPr>
           <w:rFonts w:ascii="Times New Roman" w:hAnsi="Times New Roman" w:eastAsia="宋体"/>
           <w:b w:val="0"/>
           <w:color w:val="000000"/>
           <w:sz w:val="24"/>
+          <w:szCs w:val="24"/>
+        </w:rPr>
+      </w:pPr>
+      <w:r>
+        <w:rPr>
+          <w:rFonts w:ascii="Times New Roman" w:hAnsi="Times New Roman" w:eastAsia="宋体"/>
+          <w:b w:val="0"/>
+          <w:color w:val="000000"/>
+          <w:sz w:val="24"/>
+          <w:szCs w:val="24"/>
         </w:rPr>
         <w:t>本课题拟设计并实现基于Django的橱柜定制平台，建立客户、设计师和管理员多角色协作机制，整合产品展示、定制需求、方案审核、订单、生产与智能辅助等功能。系统可将分散的业务信息集中管理，并通过明确的状态流转提高需求响应效率与业务透明度。课题成果可为中小型橱柜定制企业的信息化建设提供可实现的原型，也能检验Django前后端分离架构在定制业务中的适用性。</w:t>
       </w:r>
@@ -1491,13 +957,19 @@
         <w:spacing w:before="0" w:after="0" w:line="360" w:lineRule="auto"/>
         <w:ind w:firstLine="480"/>
         <w:jc w:val="both"/>
-      </w:pPr>
-      <w:r>
-        <w:rPr>
-          <w:rFonts w:ascii="Times New Roman" w:hAnsi="Times New Roman" w:eastAsia="宋体"/>
-          <w:b w:val="0"/>
-          <w:color w:val="000000"/>
+        <w:rPr>
+          <w:rFonts w:hint="eastAsia" w:ascii="宋体" w:hAnsi="宋体" w:eastAsia="宋体" w:cs="宋体"/>
           <w:sz w:val="24"/>
+          <w:szCs w:val="24"/>
+        </w:rPr>
+      </w:pPr>
+      <w:r>
+        <w:rPr>
+          <w:rFonts w:hint="eastAsia" w:ascii="宋体" w:hAnsi="宋体" w:eastAsia="宋体" w:cs="宋体"/>
+          <w:b w:val="0"/>
+          <w:color w:val="000000"/>
+          <w:sz w:val="24"/>
+          <w:szCs w:val="24"/>
         </w:rPr>
         <w:t>在技术方面，Django提供ORM、认证授权、路由、中间件和管理后台等成熟机制，适合构建多角色业务系统；REST接口可与Vue等前端技术形成清晰的前后端分离结构[6,9,11-12]。MySQL能够保存用户、产品、方案、订单和生产任务等结构化数据，大模型接口可用于需求摘要、初步方案建议与问答。上述技术均有较完善的文档和开发工具支持。</w:t>
       </w:r>
@@ -1920,15 +1392,15 @@
     </w:p>
     <w:tbl>
       <w:tblPr>
+        <w:tblStyle w:val="7"/>
         <w:tblW w:w="9000" w:type="dxa"/>
-        <w:jc w:val="start"/>
         <w:tblInd w:w="216" w:type="dxa"/>
         <w:tblLayout w:type="fixed"/>
         <w:tblCellMar>
           <w:top w:w="0" w:type="dxa"/>
-          <w:start w:w="108" w:type="dxa"/>
+          <w:left w:w="108" w:type="dxa"/>
           <w:bottom w:w="0" w:type="dxa"/>
-          <w:end w:w="108" w:type="dxa"/>
+          <w:right w:w="108" w:type="dxa"/>
         </w:tblCellMar>
       </w:tblPr>
       <w:tblGrid>
@@ -1943,18 +1415,17 @@
           <w:tcPr>
             <w:tcW w:w="3075" w:type="dxa"/>
             <w:tcBorders>
-              <w:top w:val="single" w:sz="2" w:space="0" w:color="000000"/>
-              <w:start w:val="single" w:sz="2" w:space="0" w:color="000000"/>
-              <w:bottom w:val="single" w:sz="2" w:space="0" w:color="000000"/>
-              <w:end w:val="single" w:sz="2" w:space="0" w:color="000000"/>
+              <w:top w:val="single" w:color="000000" w:sz="2" w:space="0"/>
+              <w:left w:val="single" w:color="000000" w:sz="2" w:space="0"/>
+              <w:bottom w:val="single" w:color="000000" w:sz="2" w:space="0"/>
+              <w:right w:val="single" w:color="000000" w:sz="2" w:space="0"/>
             </w:tcBorders>
-            <w:shd w:fill="FFFFFF" w:val="clear"/>
+            <w:shd w:val="clear" w:color="auto" w:fill="FFFFFF"/>
             <w:vAlign w:val="center"/>
           </w:tcPr>
           <w:p>
             <w:pPr>
-              <w:pStyle w:val="Normal"/>
-              <w:spacing w:lineRule="auto" w:line="360"/>
+              <w:spacing w:line="360" w:lineRule="auto"/>
               <w:jc w:val="center"/>
               <w:rPr>
                 <w:kern w:val="0"/>
@@ -1976,18 +1447,17 @@
           <w:tcPr>
             <w:tcW w:w="5925" w:type="dxa"/>
             <w:tcBorders>
-              <w:top w:val="single" w:sz="2" w:space="0" w:color="000000"/>
-              <w:start w:val="single" w:sz="2" w:space="0" w:color="000000"/>
-              <w:bottom w:val="single" w:sz="2" w:space="0" w:color="000000"/>
-              <w:end w:val="single" w:sz="2" w:space="0" w:color="000000"/>
+              <w:top w:val="single" w:color="000000" w:sz="2" w:space="0"/>
+              <w:left w:val="single" w:color="000000" w:sz="2" w:space="0"/>
+              <w:bottom w:val="single" w:color="000000" w:sz="2" w:space="0"/>
+              <w:right w:val="single" w:color="000000" w:sz="2" w:space="0"/>
             </w:tcBorders>
-            <w:shd w:fill="FFFFFF" w:val="clear"/>
+            <w:shd w:val="clear" w:color="auto" w:fill="FFFFFF"/>
             <w:vAlign w:val="center"/>
           </w:tcPr>
           <w:p>
             <w:pPr>
-              <w:pStyle w:val="Normal"/>
-              <w:spacing w:lineRule="auto" w:line="360"/>
+              <w:spacing w:line="360" w:lineRule="auto"/>
               <w:jc w:val="center"/>
               <w:rPr>
                 <w:kern w:val="0"/>
@@ -2014,19 +1484,18 @@
           <w:tcPr>
             <w:tcW w:w="3075" w:type="dxa"/>
             <w:tcBorders>
-              <w:top w:val="single" w:sz="2" w:space="0" w:color="000000"/>
-              <w:start w:val="single" w:sz="2" w:space="0" w:color="000000"/>
-              <w:bottom w:val="single" w:sz="2" w:space="0" w:color="000000"/>
-              <w:end w:val="single" w:sz="2" w:space="0" w:color="000000"/>
+              <w:top w:val="single" w:color="000000" w:sz="2" w:space="0"/>
+              <w:left w:val="single" w:color="000000" w:sz="2" w:space="0"/>
+              <w:bottom w:val="single" w:color="000000" w:sz="2" w:space="0"/>
+              <w:right w:val="single" w:color="000000" w:sz="2" w:space="0"/>
             </w:tcBorders>
-            <w:shd w:fill="FFFFFF" w:val="clear"/>
+            <w:shd w:val="clear" w:color="auto" w:fill="FFFFFF"/>
             <w:vAlign w:val="center"/>
           </w:tcPr>
           <w:p>
             <w:pPr>
-              <w:pStyle w:val="Normal"/>
-              <w:snapToGrid w:val="false"/>
-              <w:spacing w:lineRule="auto" w:line="360"/>
+              <w:snapToGrid w:val="0"/>
+              <w:spacing w:line="360" w:lineRule="auto"/>
               <w:jc w:val="center"/>
               <w:rPr>
                 <w:kern w:val="0"/>
@@ -2052,19 +1521,18 @@
           <w:tcPr>
             <w:tcW w:w="5925" w:type="dxa"/>
             <w:tcBorders>
-              <w:top w:val="single" w:sz="2" w:space="0" w:color="000000"/>
-              <w:start w:val="single" w:sz="2" w:space="0" w:color="000000"/>
-              <w:bottom w:val="single" w:sz="2" w:space="0" w:color="000000"/>
-              <w:end w:val="single" w:sz="2" w:space="0" w:color="000000"/>
+              <w:top w:val="single" w:color="000000" w:sz="2" w:space="0"/>
+              <w:left w:val="single" w:color="000000" w:sz="2" w:space="0"/>
+              <w:bottom w:val="single" w:color="000000" w:sz="2" w:space="0"/>
+              <w:right w:val="single" w:color="000000" w:sz="2" w:space="0"/>
             </w:tcBorders>
-            <w:shd w:fill="FFFFFF" w:val="clear"/>
+            <w:shd w:val="clear" w:color="auto" w:fill="FFFFFF"/>
             <w:vAlign w:val="center"/>
           </w:tcPr>
           <w:p>
             <w:pPr>
-              <w:pStyle w:val="Normal"/>
-              <w:snapToGrid w:val="false"/>
-              <w:spacing w:lineRule="auto" w:line="360"/>
+              <w:snapToGrid w:val="0"/>
+              <w:spacing w:line="360" w:lineRule="auto"/>
               <w:jc w:val="center"/>
               <w:rPr>
                 <w:kern w:val="0"/>
@@ -2091,19 +1559,18 @@
           <w:tcPr>
             <w:tcW w:w="3075" w:type="dxa"/>
             <w:tcBorders>
-              <w:top w:val="single" w:sz="2" w:space="0" w:color="000000"/>
-              <w:start w:val="single" w:sz="2" w:space="0" w:color="000000"/>
-              <w:bottom w:val="single" w:sz="2" w:space="0" w:color="000000"/>
-              <w:end w:val="single" w:sz="2" w:space="0" w:color="000000"/>
+              <w:top w:val="single" w:color="000000" w:sz="2" w:space="0"/>
+              <w:left w:val="single" w:color="000000" w:sz="2" w:space="0"/>
+              <w:bottom w:val="single" w:color="000000" w:sz="2" w:space="0"/>
+              <w:right w:val="single" w:color="000000" w:sz="2" w:space="0"/>
             </w:tcBorders>
-            <w:shd w:fill="FFFFFF" w:val="clear"/>
+            <w:shd w:val="clear" w:color="auto" w:fill="FFFFFF"/>
             <w:vAlign w:val="center"/>
           </w:tcPr>
           <w:p>
             <w:pPr>
-              <w:pStyle w:val="Normal"/>
-              <w:snapToGrid w:val="false"/>
-              <w:spacing w:lineRule="auto" w:line="360"/>
+              <w:snapToGrid w:val="0"/>
+              <w:spacing w:line="360" w:lineRule="auto"/>
               <w:jc w:val="center"/>
               <w:rPr>
                 <w:kern w:val="0"/>
@@ -2125,19 +1592,18 @@
           <w:tcPr>
             <w:tcW w:w="5925" w:type="dxa"/>
             <w:tcBorders>
-              <w:top w:val="single" w:sz="2" w:space="0" w:color="000000"/>
-              <w:start w:val="single" w:sz="2" w:space="0" w:color="000000"/>
-              <w:bottom w:val="single" w:sz="2" w:space="0" w:color="000000"/>
-              <w:end w:val="single" w:sz="2" w:space="0" w:color="000000"/>
+              <w:top w:val="single" w:color="000000" w:sz="2" w:space="0"/>
+              <w:left w:val="single" w:color="000000" w:sz="2" w:space="0"/>
+              <w:bottom w:val="single" w:color="000000" w:sz="2" w:space="0"/>
+              <w:right w:val="single" w:color="000000" w:sz="2" w:space="0"/>
             </w:tcBorders>
-            <w:shd w:fill="FFFFFF" w:val="clear"/>
+            <w:shd w:val="clear" w:color="auto" w:fill="FFFFFF"/>
             <w:vAlign w:val="center"/>
           </w:tcPr>
           <w:p>
             <w:pPr>
-              <w:pStyle w:val="Normal"/>
-              <w:snapToGrid w:val="false"/>
-              <w:spacing w:lineRule="auto" w:line="360"/>
+              <w:snapToGrid w:val="0"/>
+              <w:spacing w:line="360" w:lineRule="auto"/>
               <w:jc w:val="center"/>
               <w:rPr>
                 <w:kern w:val="0"/>
@@ -2164,19 +1630,18 @@
           <w:tcPr>
             <w:tcW w:w="3075" w:type="dxa"/>
             <w:tcBorders>
-              <w:top w:val="single" w:sz="2" w:space="0" w:color="000000"/>
-              <w:start w:val="single" w:sz="2" w:space="0" w:color="000000"/>
-              <w:bottom w:val="single" w:sz="2" w:space="0" w:color="000000"/>
-              <w:end w:val="single" w:sz="2" w:space="0" w:color="000000"/>
+              <w:top w:val="single" w:color="000000" w:sz="2" w:space="0"/>
+              <w:left w:val="single" w:color="000000" w:sz="2" w:space="0"/>
+              <w:bottom w:val="single" w:color="000000" w:sz="2" w:space="0"/>
+              <w:right w:val="single" w:color="000000" w:sz="2" w:space="0"/>
             </w:tcBorders>
-            <w:shd w:fill="FFFFFF" w:val="clear"/>
+            <w:shd w:val="clear" w:color="auto" w:fill="FFFFFF"/>
             <w:vAlign w:val="center"/>
           </w:tcPr>
           <w:p>
             <w:pPr>
-              <w:pStyle w:val="Normal"/>
-              <w:snapToGrid w:val="false"/>
-              <w:spacing w:lineRule="auto" w:line="360"/>
+              <w:snapToGrid w:val="0"/>
+              <w:spacing w:line="360" w:lineRule="auto"/>
               <w:jc w:val="center"/>
               <w:rPr>
                 <w:kern w:val="0"/>
@@ -2201,19 +1666,18 @@
           <w:tcPr>
             <w:tcW w:w="5925" w:type="dxa"/>
             <w:tcBorders>
-              <w:top w:val="single" w:sz="2" w:space="0" w:color="000000"/>
-              <w:start w:val="single" w:sz="2" w:space="0" w:color="000000"/>
-              <w:bottom w:val="single" w:sz="2" w:space="0" w:color="000000"/>
-              <w:end w:val="single" w:sz="2" w:space="0" w:color="000000"/>
+              <w:top w:val="single" w:color="000000" w:sz="2" w:space="0"/>
+              <w:left w:val="single" w:color="000000" w:sz="2" w:space="0"/>
+              <w:bottom w:val="single" w:color="000000" w:sz="2" w:space="0"/>
+              <w:right w:val="single" w:color="000000" w:sz="2" w:space="0"/>
             </w:tcBorders>
-            <w:shd w:fill="FFFFFF" w:val="clear"/>
+            <w:shd w:val="clear" w:color="auto" w:fill="FFFFFF"/>
             <w:vAlign w:val="center"/>
           </w:tcPr>
           <w:p>
             <w:pPr>
-              <w:pStyle w:val="Normal"/>
-              <w:snapToGrid w:val="false"/>
-              <w:spacing w:lineRule="auto" w:line="360"/>
+              <w:snapToGrid w:val="0"/>
+              <w:spacing w:line="360" w:lineRule="auto"/>
               <w:jc w:val="center"/>
               <w:rPr>
                 <w:color w:val="000000"/>
@@ -2247,19 +1711,18 @@
           <w:tcPr>
             <w:tcW w:w="3075" w:type="dxa"/>
             <w:tcBorders>
-              <w:top w:val="single" w:sz="2" w:space="0" w:color="000000"/>
-              <w:start w:val="single" w:sz="2" w:space="0" w:color="000000"/>
-              <w:bottom w:val="single" w:sz="2" w:space="0" w:color="000000"/>
-              <w:end w:val="single" w:sz="2" w:space="0" w:color="000000"/>
+              <w:top w:val="single" w:color="000000" w:sz="2" w:space="0"/>
+              <w:left w:val="single" w:color="000000" w:sz="2" w:space="0"/>
+              <w:bottom w:val="single" w:color="000000" w:sz="2" w:space="0"/>
+              <w:right w:val="single" w:color="000000" w:sz="2" w:space="0"/>
             </w:tcBorders>
-            <w:shd w:fill="FFFFFF" w:val="clear"/>
+            <w:shd w:val="clear" w:color="auto" w:fill="FFFFFF"/>
             <w:vAlign w:val="center"/>
           </w:tcPr>
           <w:p>
             <w:pPr>
-              <w:pStyle w:val="Normal"/>
-              <w:snapToGrid w:val="false"/>
-              <w:spacing w:lineRule="auto" w:line="360"/>
+              <w:snapToGrid w:val="0"/>
+              <w:spacing w:line="360" w:lineRule="auto"/>
               <w:jc w:val="center"/>
               <w:rPr>
                 <w:kern w:val="0"/>
@@ -2283,19 +1746,18 @@
           <w:tcPr>
             <w:tcW w:w="5925" w:type="dxa"/>
             <w:tcBorders>
-              <w:top w:val="single" w:sz="2" w:space="0" w:color="000000"/>
-              <w:start w:val="single" w:sz="2" w:space="0" w:color="000000"/>
-              <w:bottom w:val="single" w:sz="2" w:space="0" w:color="000000"/>
-              <w:end w:val="single" w:sz="2" w:space="0" w:color="000000"/>
+              <w:top w:val="single" w:color="000000" w:sz="2" w:space="0"/>
+              <w:left w:val="single" w:color="000000" w:sz="2" w:space="0"/>
+              <w:bottom w:val="single" w:color="000000" w:sz="2" w:space="0"/>
+              <w:right w:val="single" w:color="000000" w:sz="2" w:space="0"/>
             </w:tcBorders>
-            <w:shd w:fill="FFFFFF" w:val="clear"/>
+            <w:shd w:val="clear" w:color="auto" w:fill="FFFFFF"/>
             <w:vAlign w:val="center"/>
           </w:tcPr>
           <w:p>
             <w:pPr>
-              <w:pStyle w:val="Normal"/>
-              <w:snapToGrid w:val="false"/>
-              <w:spacing w:lineRule="auto" w:line="360"/>
+              <w:snapToGrid w:val="0"/>
+              <w:spacing w:line="360" w:lineRule="auto"/>
               <w:jc w:val="center"/>
               <w:rPr>
                 <w:kern w:val="0"/>
@@ -2324,19 +1786,18 @@
           <w:tcPr>
             <w:tcW w:w="3075" w:type="dxa"/>
             <w:tcBorders>
-              <w:top w:val="single" w:sz="2" w:space="0" w:color="000000"/>
-              <w:start w:val="single" w:sz="2" w:space="0" w:color="000000"/>
-              <w:bottom w:val="single" w:sz="2" w:space="0" w:color="000000"/>
-              <w:end w:val="single" w:sz="2" w:space="0" w:color="000000"/>
+              <w:top w:val="single" w:color="000000" w:sz="2" w:space="0"/>
+              <w:left w:val="single" w:color="000000" w:sz="2" w:space="0"/>
+              <w:bottom w:val="single" w:color="000000" w:sz="2" w:space="0"/>
+              <w:right w:val="single" w:color="000000" w:sz="2" w:space="0"/>
             </w:tcBorders>
-            <w:shd w:fill="FFFFFF" w:val="clear"/>
+            <w:shd w:val="clear" w:color="auto" w:fill="FFFFFF"/>
             <w:vAlign w:val="center"/>
           </w:tcPr>
           <w:p>
             <w:pPr>
-              <w:pStyle w:val="Normal"/>
-              <w:snapToGrid w:val="false"/>
-              <w:spacing w:lineRule="auto" w:line="360"/>
+              <w:snapToGrid w:val="0"/>
+              <w:spacing w:line="360" w:lineRule="auto"/>
               <w:jc w:val="center"/>
               <w:rPr>
                 <w:kern w:val="0"/>
@@ -2360,19 +1821,18 @@
           <w:tcPr>
             <w:tcW w:w="5925" w:type="dxa"/>
             <w:tcBorders>
-              <w:top w:val="single" w:sz="2" w:space="0" w:color="000000"/>
-              <w:start w:val="single" w:sz="2" w:space="0" w:color="000000"/>
-              <w:bottom w:val="single" w:sz="2" w:space="0" w:color="000000"/>
-              <w:end w:val="single" w:sz="2" w:space="0" w:color="000000"/>
+              <w:top w:val="single" w:color="000000" w:sz="2" w:space="0"/>
+              <w:left w:val="single" w:color="000000" w:sz="2" w:space="0"/>
+              <w:bottom w:val="single" w:color="000000" w:sz="2" w:space="0"/>
+              <w:right w:val="single" w:color="000000" w:sz="2" w:space="0"/>
             </w:tcBorders>
-            <w:shd w:fill="FFFFFF" w:val="clear"/>
+            <w:shd w:val="clear" w:color="auto" w:fill="FFFFFF"/>
             <w:vAlign w:val="center"/>
           </w:tcPr>
           <w:p>
             <w:pPr>
-              <w:pStyle w:val="Normal"/>
-              <w:snapToGrid w:val="false"/>
-              <w:spacing w:lineRule="auto" w:line="360"/>
+              <w:snapToGrid w:val="0"/>
+              <w:spacing w:line="360" w:lineRule="auto"/>
               <w:jc w:val="center"/>
               <w:rPr>
                 <w:kern w:val="0"/>
@@ -2401,19 +1861,18 @@
           <w:tcPr>
             <w:tcW w:w="3075" w:type="dxa"/>
             <w:tcBorders>
-              <w:top w:val="single" w:sz="2" w:space="0" w:color="000000"/>
-              <w:start w:val="single" w:sz="2" w:space="0" w:color="000000"/>
-              <w:bottom w:val="single" w:sz="2" w:space="0" w:color="000000"/>
-              <w:end w:val="single" w:sz="2" w:space="0" w:color="000000"/>
+              <w:top w:val="single" w:color="000000" w:sz="2" w:space="0"/>
+              <w:left w:val="single" w:color="000000" w:sz="2" w:space="0"/>
+              <w:bottom w:val="single" w:color="000000" w:sz="2" w:space="0"/>
+              <w:right w:val="single" w:color="000000" w:sz="2" w:space="0"/>
             </w:tcBorders>
-            <w:shd w:fill="FFFFFF" w:val="clear"/>
+            <w:shd w:val="clear" w:color="auto" w:fill="FFFFFF"/>
             <w:vAlign w:val="center"/>
           </w:tcPr>
           <w:p>
             <w:pPr>
-              <w:pStyle w:val="Normal"/>
-              <w:snapToGrid w:val="false"/>
-              <w:spacing w:lineRule="auto" w:line="360"/>
+              <w:snapToGrid w:val="0"/>
+              <w:spacing w:line="360" w:lineRule="auto"/>
               <w:jc w:val="center"/>
               <w:rPr>
                 <w:kern w:val="0"/>
@@ -2437,19 +1896,18 @@
           <w:tcPr>
             <w:tcW w:w="5925" w:type="dxa"/>
             <w:tcBorders>
-              <w:top w:val="single" w:sz="2" w:space="0" w:color="000000"/>
-              <w:start w:val="single" w:sz="2" w:space="0" w:color="000000"/>
-              <w:bottom w:val="single" w:sz="2" w:space="0" w:color="000000"/>
-              <w:end w:val="single" w:sz="2" w:space="0" w:color="000000"/>
+              <w:top w:val="single" w:color="000000" w:sz="2" w:space="0"/>
+              <w:left w:val="single" w:color="000000" w:sz="2" w:space="0"/>
+              <w:bottom w:val="single" w:color="000000" w:sz="2" w:space="0"/>
+              <w:right w:val="single" w:color="000000" w:sz="2" w:space="0"/>
             </w:tcBorders>
-            <w:shd w:fill="FFFFFF" w:val="clear"/>
+            <w:shd w:val="clear" w:color="auto" w:fill="FFFFFF"/>
             <w:vAlign w:val="center"/>
           </w:tcPr>
           <w:p>
             <w:pPr>
-              <w:pStyle w:val="Normal"/>
-              <w:snapToGrid w:val="false"/>
-              <w:spacing w:lineRule="auto" w:line="360"/>
+              <w:snapToGrid w:val="0"/>
+              <w:spacing w:line="360" w:lineRule="auto"/>
               <w:jc w:val="center"/>
               <w:rPr>
                 <w:kern w:val="0"/>
@@ -2478,19 +1936,18 @@
           <w:tcPr>
             <w:tcW w:w="3075" w:type="dxa"/>
             <w:tcBorders>
-              <w:top w:val="single" w:sz="2" w:space="0" w:color="000000"/>
-              <w:start w:val="single" w:sz="2" w:space="0" w:color="000000"/>
-              <w:bottom w:val="single" w:sz="2" w:space="0" w:color="000000"/>
-              <w:end w:val="single" w:sz="2" w:space="0" w:color="000000"/>
+              <w:top w:val="single" w:color="000000" w:sz="2" w:space="0"/>
+              <w:left w:val="single" w:color="000000" w:sz="2" w:space="0"/>
+              <w:bottom w:val="single" w:color="000000" w:sz="2" w:space="0"/>
+              <w:right w:val="single" w:color="000000" w:sz="2" w:space="0"/>
             </w:tcBorders>
-            <w:shd w:fill="FFFFFF" w:val="clear"/>
+            <w:shd w:val="clear" w:color="auto" w:fill="FFFFFF"/>
             <w:vAlign w:val="center"/>
           </w:tcPr>
           <w:p>
             <w:pPr>
-              <w:pStyle w:val="Normal"/>
-              <w:snapToGrid w:val="false"/>
-              <w:spacing w:lineRule="auto" w:line="360"/>
+              <w:snapToGrid w:val="0"/>
+              <w:spacing w:line="360" w:lineRule="auto"/>
               <w:jc w:val="center"/>
               <w:rPr>
                 <w:kern w:val="0"/>
@@ -2514,19 +1971,18 @@
           <w:tcPr>
             <w:tcW w:w="5925" w:type="dxa"/>
             <w:tcBorders>
-              <w:top w:val="single" w:sz="2" w:space="0" w:color="000000"/>
-              <w:start w:val="single" w:sz="2" w:space="0" w:color="000000"/>
-              <w:bottom w:val="single" w:sz="2" w:space="0" w:color="000000"/>
-              <w:end w:val="single" w:sz="2" w:space="0" w:color="000000"/>
+              <w:top w:val="single" w:color="000000" w:sz="2" w:space="0"/>
+              <w:left w:val="single" w:color="000000" w:sz="2" w:space="0"/>
+              <w:bottom w:val="single" w:color="000000" w:sz="2" w:space="0"/>
+              <w:right w:val="single" w:color="000000" w:sz="2" w:space="0"/>
             </w:tcBorders>
-            <w:shd w:fill="FFFFFF" w:val="clear"/>
+            <w:shd w:val="clear" w:color="auto" w:fill="FFFFFF"/>
             <w:vAlign w:val="center"/>
           </w:tcPr>
           <w:p>
             <w:pPr>
-              <w:pStyle w:val="Normal"/>
-              <w:snapToGrid w:val="false"/>
-              <w:spacing w:lineRule="auto" w:line="360"/>
+              <w:snapToGrid w:val="0"/>
+              <w:spacing w:line="360" w:lineRule="auto"/>
               <w:jc w:val="center"/>
               <w:rPr>
                 <w:kern w:val="0"/>
@@ -2555,19 +2011,18 @@
           <w:tcPr>
             <w:tcW w:w="3075" w:type="dxa"/>
             <w:tcBorders>
-              <w:top w:val="single" w:sz="2" w:space="0" w:color="000000"/>
-              <w:start w:val="single" w:sz="2" w:space="0" w:color="000000"/>
-              <w:bottom w:val="single" w:sz="2" w:space="0" w:color="000000"/>
-              <w:end w:val="single" w:sz="2" w:space="0" w:color="000000"/>
+              <w:top w:val="single" w:color="000000" w:sz="2" w:space="0"/>
+              <w:left w:val="single" w:color="000000" w:sz="2" w:space="0"/>
+              <w:bottom w:val="single" w:color="000000" w:sz="2" w:space="0"/>
+              <w:right w:val="single" w:color="000000" w:sz="2" w:space="0"/>
             </w:tcBorders>
-            <w:shd w:fill="FFFFFF" w:val="clear"/>
+            <w:shd w:val="clear" w:color="auto" w:fill="FFFFFF"/>
             <w:vAlign w:val="center"/>
           </w:tcPr>
           <w:p>
             <w:pPr>
-              <w:pStyle w:val="Normal"/>
-              <w:snapToGrid w:val="false"/>
-              <w:spacing w:lineRule="auto" w:line="360"/>
+              <w:snapToGrid w:val="0"/>
+              <w:spacing w:line="360" w:lineRule="auto"/>
               <w:jc w:val="center"/>
               <w:rPr>
                 <w:kern w:val="0"/>
@@ -2591,19 +2046,18 @@
           <w:tcPr>
             <w:tcW w:w="5925" w:type="dxa"/>
             <w:tcBorders>
-              <w:top w:val="single" w:sz="2" w:space="0" w:color="000000"/>
-              <w:start w:val="single" w:sz="2" w:space="0" w:color="000000"/>
-              <w:bottom w:val="single" w:sz="2" w:space="0" w:color="000000"/>
-              <w:end w:val="single" w:sz="2" w:space="0" w:color="000000"/>
+              <w:top w:val="single" w:color="000000" w:sz="2" w:space="0"/>
+              <w:left w:val="single" w:color="000000" w:sz="2" w:space="0"/>
+              <w:bottom w:val="single" w:color="000000" w:sz="2" w:space="0"/>
+              <w:right w:val="single" w:color="000000" w:sz="2" w:space="0"/>
             </w:tcBorders>
-            <w:shd w:fill="FFFFFF" w:val="clear"/>
+            <w:shd w:val="clear" w:color="auto" w:fill="FFFFFF"/>
             <w:vAlign w:val="center"/>
           </w:tcPr>
           <w:p>
             <w:pPr>
-              <w:pStyle w:val="Normal"/>
-              <w:snapToGrid w:val="false"/>
-              <w:spacing w:lineRule="auto" w:line="360"/>
+              <w:snapToGrid w:val="0"/>
+              <w:spacing w:line="360" w:lineRule="auto"/>
               <w:jc w:val="center"/>
               <w:rPr>
                 <w:kern w:val="0"/>
@@ -2632,19 +2086,18 @@
           <w:tcPr>
             <w:tcW w:w="3075" w:type="dxa"/>
             <w:tcBorders>
-              <w:top w:val="single" w:sz="2" w:space="0" w:color="000000"/>
-              <w:start w:val="single" w:sz="2" w:space="0" w:color="000000"/>
-              <w:bottom w:val="single" w:sz="2" w:space="0" w:color="000000"/>
-              <w:end w:val="single" w:sz="2" w:space="0" w:color="000000"/>
+              <w:top w:val="single" w:color="000000" w:sz="2" w:space="0"/>
+              <w:left w:val="single" w:color="000000" w:sz="2" w:space="0"/>
+              <w:bottom w:val="single" w:color="000000" w:sz="2" w:space="0"/>
+              <w:right w:val="single" w:color="000000" w:sz="2" w:space="0"/>
             </w:tcBorders>
-            <w:shd w:fill="FFFFFF" w:val="clear"/>
+            <w:shd w:val="clear" w:color="auto" w:fill="FFFFFF"/>
             <w:vAlign w:val="center"/>
           </w:tcPr>
           <w:p>
             <w:pPr>
-              <w:pStyle w:val="Normal"/>
-              <w:snapToGrid w:val="false"/>
-              <w:spacing w:lineRule="auto" w:line="360"/>
+              <w:snapToGrid w:val="0"/>
+              <w:spacing w:line="360" w:lineRule="auto"/>
               <w:jc w:val="center"/>
               <w:rPr>
                 <w:kern w:val="0"/>
@@ -2668,19 +2121,18 @@
           <w:tcPr>
             <w:tcW w:w="5925" w:type="dxa"/>
             <w:tcBorders>
-              <w:top w:val="single" w:sz="2" w:space="0" w:color="000000"/>
-              <w:start w:val="single" w:sz="2" w:space="0" w:color="000000"/>
-              <w:bottom w:val="single" w:sz="2" w:space="0" w:color="000000"/>
-              <w:end w:val="single" w:sz="2" w:space="0" w:color="000000"/>
+              <w:top w:val="single" w:color="000000" w:sz="2" w:space="0"/>
+              <w:left w:val="single" w:color="000000" w:sz="2" w:space="0"/>
+              <w:bottom w:val="single" w:color="000000" w:sz="2" w:space="0"/>
+              <w:right w:val="single" w:color="000000" w:sz="2" w:space="0"/>
             </w:tcBorders>
-            <w:shd w:fill="FFFFFF" w:val="clear"/>
+            <w:shd w:val="clear" w:color="auto" w:fill="FFFFFF"/>
             <w:vAlign w:val="center"/>
           </w:tcPr>
           <w:p>
             <w:pPr>
-              <w:pStyle w:val="Normal"/>
-              <w:snapToGrid w:val="false"/>
-              <w:spacing w:lineRule="auto" w:line="360"/>
+              <w:snapToGrid w:val="0"/>
+              <w:spacing w:line="360" w:lineRule="auto"/>
               <w:jc w:val="center"/>
               <w:rPr>
                 <w:kern w:val="0"/>
@@ -2704,9 +2156,28 @@
     </w:tbl>
     <w:p>
       <w:pPr>
+        <w:rPr>
+          <w:rFonts w:ascii="Times New Roman" w:hAnsi="Times New Roman" w:eastAsia="宋体"/>
+          <w:b/>
+          <w:color w:val="000000"/>
+          <w:sz w:val="32"/>
+        </w:rPr>
+      </w:pPr>
+      <w:r>
+        <w:rPr>
+          <w:rFonts w:ascii="Times New Roman" w:hAnsi="Times New Roman" w:eastAsia="宋体"/>
+          <w:b/>
+          <w:color w:val="000000"/>
+          <w:sz w:val="32"/>
+        </w:rPr>
+        <w:br w:type="page"/>
+      </w:r>
+    </w:p>
+    <w:p>
+      <w:pPr>
         <w:keepNext/>
         <w:spacing w:before="0" w:after="0" w:line="360" w:lineRule="auto"/>
-        <w:jc w:val="left"/>
+        <w:jc w:val="center"/>
       </w:pPr>
       <w:r>
         <w:rPr>
@@ -2875,7 +2346,7 @@
           <w:color w:val="000000"/>
           <w:sz w:val="21"/>
         </w:rPr>
-        <w:t>[10] 高为超. 面向制造服务化的家具产品服务匹配优化研究[D]. 北京: 北京信息科技大学, 2024.</w:t>
+        <w:t>[10]高为超. 面向制造服务化的家具产品服务匹配优化研究[D]. 北京: 北京信息科技大学, 2024.</w:t>
       </w:r>
     </w:p>
     <w:p>
@@ -2891,7 +2362,7 @@
           <w:color w:val="000000"/>
           <w:sz w:val="21"/>
         </w:rPr>
-        <w:t>[11] 雷庆文, 巫晨煜, 孙育晖. 基于Django的水文频率计算Web应用平台设计与实现[J]. 广东水利水电, 2025(5): 63-68.</w:t>
+        <w:t>[11]雷庆文, 巫晨煜, 孙育晖. 基于Django的水文频率计算Web应用平台设计与实现[J]. 广东水利水电, 2025(5): 63-68.</w:t>
       </w:r>
     </w:p>
     <w:p>
@@ -2907,7 +2378,7 @@
           <w:color w:val="000000"/>
           <w:sz w:val="21"/>
         </w:rPr>
-        <w:t>[12] 章军. 基于Django框架的科研经费管理系统的设计与实现[J]. 自动化技术与应用, 2024, 43(9): 172-175.</w:t>
+        <w:t>[12]章军. 基于Django框架的科研经费管理系统的设计与实现[J]. 自动化技术与应用, 2024, 43(9): 172-175.</w:t>
       </w:r>
     </w:p>
     <w:p>
@@ -2923,7 +2394,7 @@
           <w:color w:val="000000"/>
           <w:sz w:val="21"/>
         </w:rPr>
-        <w:t>[13] TAKEDA M, ONO K, TAISHO A. Furniture recommendations based on user propensity and furniture style compatibility[J]. IEEE Access, 2024, 12: 21737-21744.</w:t>
+        <w:t>[13]TAKEDA M, ONO K, TAISHO A. Furniture recommendations based on user propensity and furniture style compatibility[J]. IEEE Access, 2024, 12: 21737-21744.</w:t>
       </w:r>
     </w:p>
     <w:p>
@@ -2939,7 +2410,7 @@
           <w:color w:val="000000"/>
           <w:sz w:val="21"/>
         </w:rPr>
-        <w:t>[14] 李晓莉, 符思捷, 熊先青, 等. 定制家具标准化研究与应用现状[J]. 世界林业研究, 2025, 38(4): 55-60.</w:t>
+        <w:t>[14]李晓莉, 符思捷, 熊先青, 等. 定制家具标准化研究与应用现状[J]. 世界林业研究, 2025, 38(4): 55-60.</w:t>
       </w:r>
     </w:p>
     <w:p>
@@ -2955,7 +2426,7 @@
           <w:color w:val="000000"/>
           <w:sz w:val="21"/>
         </w:rPr>
-        <w:t>[15] 袁丹妮, 许斐, 杨艳华, 等. 基于Django的医院服务器台账管理系统的设计与应用[J]. 中国医疗设备, 2025, 40(7): 76-82.</w:t>
+        <w:t>[15]袁丹妮, 许斐, 杨艳华, 等. 基于Django的医院服务器台账管理系统的设计与应用[J]. 中国医疗设备, 2025, 40(7): 76-82.</w:t>
       </w:r>
     </w:p>
     <w:p>
@@ -2971,7 +2442,7 @@
           <w:color w:val="000000"/>
           <w:sz w:val="21"/>
         </w:rPr>
-        <w:t>[16] MANAVIS A, MINAOGLOU P, EFKOLIDIS N, et al. Digital customization for product design and manufacturing: A case study within the furniture industry[J]. Electronics, 2024, 13(13): 2483.</w:t>
+        <w:t>[16]MANAVIS A, MINAOGLOU P, EFKOLIDIS N, et al. Digital customization for product design and manufacturing: A case study within the furniture industry[J]. Electronics, 2024, 13(13): 2483.</w:t>
       </w:r>
     </w:p>
     <w:p>
@@ -2987,7 +2458,7 @@
           <w:color w:val="000000"/>
           <w:sz w:val="21"/>
         </w:rPr>
-        <w:t>[17] 马新宇. 基于数据挖掘的定制家具配置设计研究[D]. 南京: 南京林业大学, 2025.</w:t>
+        <w:t>[17]马新宇. 基于数据挖掘的定制家具配置设计研究[D]. 南京: 南京林业大学, 2025.</w:t>
       </w:r>
     </w:p>
     <w:p>
@@ -3003,7 +2474,7 @@
           <w:color w:val="000000"/>
           <w:sz w:val="21"/>
         </w:rPr>
-        <w:t>[18] 黄鸣. 基于VR技术和SICAS模型的X定制家具公司产品营销策略优化研究[D]. 南昌: 南昌大学, 2025.</w:t>
+        <w:t>[18]黄鸣. 基于VR技术和SICAS模型的X定制家具公司产品营销策略优化研究[D]. 南昌: 南昌大学, 2025.</w:t>
       </w:r>
     </w:p>
     <w:p>
@@ -3019,7 +2490,7 @@
           <w:color w:val="000000"/>
           <w:sz w:val="21"/>
         </w:rPr>
-        <w:t>[19] 张馨烨. D公司定制家具市场营销策略优化研究[D]. 上海: 东华大学, 2025.</w:t>
+        <w:t>[19]张馨烨. D公司定制家具市场营销策略优化研究[D]. 上海: 东华大学, 2025.</w:t>
       </w:r>
     </w:p>
     <w:p>
@@ -3035,7 +2506,7 @@
           <w:color w:val="000000"/>
           <w:sz w:val="21"/>
         </w:rPr>
-        <w:t>[20] 彭淑勤, 熊先青, 徐寅, 等. 数据驱动定制家具客户需求快速响应机制的研究[J]. 家具, 2025, 46(1): 130-135.</w:t>
+        <w:t>[20]彭淑勤, 熊先青, 徐寅, 等. 数据驱动定制家具客户需求快速响应机制的研究[J]. 家具, 2025, 46(1): 130-135.</w:t>
       </w:r>
     </w:p>
     <w:p>
@@ -3051,7 +2522,7 @@
           <w:color w:val="000000"/>
           <w:sz w:val="21"/>
         </w:rPr>
-        <w:t>[21] LU W, BUCK D, ZONG F, et al. Enhancing efficiency in custom furniture production with intelligent scheduling systems[J]. Processes, 2025, 13(9): 2721.</w:t>
+        <w:t>[21]LU W, BUCK D, ZONG F, et al. Enhancing efficiency in custom furniture production with intelligent scheduling systems[J]. Processes, 2025, 13(9): 2721.</w:t>
       </w:r>
     </w:p>
     <w:p>
@@ -3067,7 +2538,7 @@
           <w:color w:val="000000"/>
           <w:sz w:val="21"/>
         </w:rPr>
-        <w:t>[22] 韩璇. 基于认知心理学的家具虚拟展厅交互设计研究[D]. 杭州: 浙江农林大学, 2024.</w:t>
+        <w:t>[22]韩璇. 基于认知心理学的家具虚拟展厅交互设计研究[D]. 杭州: 浙江农林大学, 2024.</w:t>
       </w:r>
     </w:p>
     <w:p>
@@ -3083,7 +2554,7 @@
           <w:color w:val="000000"/>
           <w:sz w:val="21"/>
         </w:rPr>
-        <w:t>[23] 班洁. 基于数字化设计的实木定制衣柜产品体系研究[D]. 杭州: 浙江农林大学, 2024.</w:t>
+        <w:t>[23]班洁. 基于数字化设计的实木定制衣柜产品体系研究[D]. 杭州: 浙江农林大学, 2024.</w:t>
       </w:r>
     </w:p>
     <w:p>
@@ -3099,7 +2570,7 @@
           <w:color w:val="000000"/>
           <w:sz w:val="21"/>
         </w:rPr>
-        <w:t>[24] AMRO D K. From manual ideation to AI-augmented exploration: Evaluating human-AI workflows in furniture design education (A quasi-experimental study)[J]. Applied Sciences, 2026, 16(13): 6304.</w:t>
+        <w:t>[24]AMRO D K. From manual ideation to AI-augmented exploration: Evaluating human-AI workflows in furniture design education (A quasi-experimental study)[J]. Applied Sciences, 2026, 16(13): 6304.</w:t>
       </w:r>
     </w:p>
     <w:p>
@@ -3115,7 +2586,7 @@
           <w:color w:val="000000"/>
           <w:sz w:val="21"/>
         </w:rPr>
-        <w:t>[25] LIU T. Deep learning-based novel aluminum furniture design style recognition and key technology research[J]. Paladyn, 2025, 16(1): 20250008.</w:t>
+        <w:t>[25]LIU T. Deep learning-based novel aluminum furniture design style recognition and key technology research[J]. Paladyn, 2025, 16(1): 20250008.</w:t>
       </w:r>
     </w:p>
     <w:p>
@@ -3131,7 +2602,7 @@
           <w:color w:val="000000"/>
           <w:sz w:val="21"/>
         </w:rPr>
-        <w:t>[26] ZHANG X, SHENG G, CHEN L, et al. A smart system of mass personalization product service system (MP-PSS) driven by industrial modular configuration[J]. Advanced Engineering Informatics, 2024, 62: 102758.</w:t>
+        <w:t>[26]ZHANG X, SHENG G, CHEN L, et al. A smart system of mass personalization product service system (MP-PSS) driven by industrial modular configuration[J]. Advanced Engineering Informatics, 2024, 62: 102758.</w:t>
       </w:r>
     </w:p>
     <w:p>
@@ -3147,7 +2618,7 @@
           <w:color w:val="000000"/>
           <w:sz w:val="21"/>
         </w:rPr>
-        <w:t>[27] CHEN H, MAHDZIR H A A, LI X, et al. HAVIT: Research on vision-language gesture interaction mechanism for smart furniture[J]. Scientific Reports, 2025, 15(1): 27423.</w:t>
+        <w:t>[27]CHEN H, MAHDZIR H A A, LI X, et al. HAVIT: Research on vision-language gesture interaction mechanism for smart furniture[J]. Scientific Reports, 2025, 15(1): 27423.</w:t>
       </w:r>
     </w:p>
     <w:p>
@@ -3163,7 +2634,7 @@
           <w:color w:val="000000"/>
           <w:sz w:val="21"/>
         </w:rPr>
-        <w:t>[28] AIDINLI K, MINAOGLOU P, KYRATSIS P, et al. Automating product design and fabrication within the furniture industry[J]. Designs, 2025, 9(5): 116.</w:t>
+        <w:t>[28]AIDINLI K, MINAOGLOU P, KYRATSIS P, et al. Automating product design and fabrication within the furniture industry[J]. Designs, 2025, 9(5): 116.</w:t>
       </w:r>
     </w:p>
     <w:p>
@@ -3179,21 +2650,29 @@
           <w:color w:val="000000"/>
           <w:sz w:val="21"/>
         </w:rPr>
-        <w:t>[29] SHAFIEE S, SANDRIN E, FORZA C, et al. Framing business cases for the success of product configuration system projects[J]. Computers in Industry, 2023, 146: 103839.</w:t>
-      </w:r>
+        <w:t>[29]SHAFIEE S, SANDRIN E, FORZA C, et al. Framing business cases for the success of product configuration system projects[J]. Computers in Industry, 2023, 146: 103839.</w:t>
+      </w:r>
+    </w:p>
+    <w:p>
+      <w:pPr>
+        <w:spacing w:before="0" w:after="0" w:line="360" w:lineRule="auto"/>
+        <w:ind w:firstLine="0"/>
+        <w:jc w:val="both"/>
+      </w:pPr>
+      <w:bookmarkStart w:id="5" w:name="_GoBack"/>
+      <w:bookmarkEnd w:id="5"/>
     </w:p>
     <w:sectPr>
-      <w:headerReference w:type="default" r:id="rId8"/>
-      <w:headerReference w:type="first" r:id="rId9"/>
-      <w:footerReference w:type="default" r:id="rId10"/>
-      <w:footerReference w:type="first" r:id="rId11"/>
-      <w:type w:val="nextPage"/>
+      <w:headerReference r:id="rId6" w:type="first"/>
+      <w:footerReference r:id="rId8" w:type="first"/>
+      <w:headerReference r:id="rId5" w:type="default"/>
+      <w:footerReference r:id="rId7" w:type="default"/>
       <w:pgSz w:w="11906" w:h="16838"/>
-      <w:pgMar w:left="1701" w:right="1418" w:gutter="0" w:header="851" w:top="1418" w:footer="992" w:bottom="1418"/>
-      <w:pgNumType w:start="1" w:fmt="decimal"/>
-      <w:formProt w:val="false"/>
+      <w:pgMar w:top="1418" w:right="1418" w:bottom="1418" w:left="1701" w:header="851" w:footer="992" w:gutter="0"/>
+      <w:pgNumType w:fmt="decimal" w:start="1"/>
+      <w:cols w:space="720" w:num="1"/>
+      <w:formProt w:val="0"/>
       <w:titlePg/>
-      <w:textDirection w:val="lrTb"/>
       <w:docGrid w:type="lines" w:linePitch="312" w:charSpace="0"/>
     </w:sectPr>
   </w:body>
@@ -3201,36 +2680,28 @@
 </file>
 
 <file path=word/footer1.xml><?xml version="1.0" encoding="utf-8"?>
-<w:ftr xmlns:o="urn:schemas-microsoft-com:office:office" xmlns:r="http://schemas.openxmlformats.org/officeDocument/2006/relationships" xmlns:v="urn:schemas-microsoft-com:vml" xmlns:w="http://schemas.openxmlformats.org/wordprocessingml/2006/main" xmlns:w10="urn:schemas-microsoft-com:office:word" xmlns:wp="http://schemas.openxmlformats.org/drawingml/2006/wordprocessingDrawing" xmlns:pic="http://schemas.openxmlformats.org/drawingml/2006/picture" xmlns:wps="http://schemas.microsoft.com/office/word/2010/wordprocessingShape" xmlns:wpg="http://schemas.microsoft.com/office/word/2010/wordprocessingGroup" xmlns:mc="http://schemas.openxmlformats.org/markup-compatibility/2006" xmlns:wp14="http://schemas.microsoft.com/office/word/2010/wordprocessingDrawing" xmlns:w14="http://schemas.microsoft.com/office/word/2010/wordml" xmlns:w15="http://schemas.microsoft.com/office/word/2012/wordml" mc:Ignorable="w14 wp14 w15">
+<w:ftr xmlns:wpc="http://schemas.microsoft.com/office/word/2010/wordprocessingCanvas" xmlns:mc="http://schemas.openxmlformats.org/markup-compatibility/2006" xmlns:o="urn:schemas-microsoft-com:office:office" xmlns:r="http://schemas.openxmlformats.org/officeDocument/2006/relationships" xmlns:m="http://schemas.openxmlformats.org/officeDocument/2006/math" xmlns:v="urn:schemas-microsoft-com:vml" xmlns:wp14="http://schemas.microsoft.com/office/word/2010/wordprocessingDrawing" xmlns:wp="http://schemas.openxmlformats.org/drawingml/2006/wordprocessingDrawing" xmlns:w10="urn:schemas-microsoft-com:office:word" xmlns:w="http://schemas.openxmlformats.org/wordprocessingml/2006/main" xmlns:w14="http://schemas.microsoft.com/office/word/2010/wordml" xmlns:w15="http://schemas.microsoft.com/office/word/2012/wordml" xmlns:wpg="http://schemas.microsoft.com/office/word/2010/wordprocessingGroup" xmlns:wpi="http://schemas.microsoft.com/office/word/2010/wordprocessingInk" xmlns:wne="http://schemas.microsoft.com/office/word/2006/wordml" xmlns:wps="http://schemas.microsoft.com/office/word/2010/wordprocessingShape" xmlns:wpsCustomData="http://www.wps.cn/officeDocument/2013/wpsCustomData" mc:Ignorable="w14 w15 wp14">
   <w:p>
     <w:pPr>
-      <w:pStyle w:val="Footer"/>
-      <w:ind w:end="360"/>
-      <w:rPr/>
+      <w:pStyle w:val="4"/>
+      <w:ind w:right="360"/>
     </w:pPr>
-    <w:r>
-      <w:rPr/>
-    </w:r>
   </w:p>
 </w:ftr>
 </file>
 
 <file path=word/footer2.xml><?xml version="1.0" encoding="utf-8"?>
-<w:ftr xmlns:o="urn:schemas-microsoft-com:office:office" xmlns:r="http://schemas.openxmlformats.org/officeDocument/2006/relationships" xmlns:v="urn:schemas-microsoft-com:vml" xmlns:w="http://schemas.openxmlformats.org/wordprocessingml/2006/main" xmlns:w10="urn:schemas-microsoft-com:office:word" xmlns:wp="http://schemas.openxmlformats.org/drawingml/2006/wordprocessingDrawing" xmlns:pic="http://schemas.openxmlformats.org/drawingml/2006/picture" xmlns:wps="http://schemas.microsoft.com/office/word/2010/wordprocessingShape" xmlns:wpg="http://schemas.microsoft.com/office/word/2010/wordprocessingGroup" xmlns:mc="http://schemas.openxmlformats.org/markup-compatibility/2006" xmlns:wp14="http://schemas.microsoft.com/office/word/2010/wordprocessingDrawing" xmlns:w14="http://schemas.microsoft.com/office/word/2010/wordml" xmlns:w15="http://schemas.microsoft.com/office/word/2012/wordml" mc:Ignorable="w14 wp14 w15">
+<w:ftr xmlns:wpc="http://schemas.microsoft.com/office/word/2010/wordprocessingCanvas" xmlns:mc="http://schemas.openxmlformats.org/markup-compatibility/2006" xmlns:o="urn:schemas-microsoft-com:office:office" xmlns:r="http://schemas.openxmlformats.org/officeDocument/2006/relationships" xmlns:m="http://schemas.openxmlformats.org/officeDocument/2006/math" xmlns:v="urn:schemas-microsoft-com:vml" xmlns:wp14="http://schemas.microsoft.com/office/word/2010/wordprocessingDrawing" xmlns:wp="http://schemas.openxmlformats.org/drawingml/2006/wordprocessingDrawing" xmlns:w10="urn:schemas-microsoft-com:office:word" xmlns:w="http://schemas.openxmlformats.org/wordprocessingml/2006/main" xmlns:w14="http://schemas.microsoft.com/office/word/2010/wordml" xmlns:w15="http://schemas.microsoft.com/office/word/2012/wordml" xmlns:wpg="http://schemas.microsoft.com/office/word/2010/wordprocessingGroup" xmlns:wpi="http://schemas.microsoft.com/office/word/2010/wordprocessingInk" xmlns:wne="http://schemas.microsoft.com/office/word/2006/wordml" xmlns:wps="http://schemas.microsoft.com/office/word/2010/wordprocessingShape" xmlns:wpsCustomData="http://www.wps.cn/officeDocument/2013/wpsCustomData" mc:Ignorable="w14 w15 wp14">
   <w:p>
     <w:pPr>
-      <w:pStyle w:val="Footer"/>
-      <w:ind w:end="360"/>
-      <w:rPr/>
+      <w:pStyle w:val="4"/>
+      <w:ind w:right="360"/>
     </w:pPr>
-    <w:r>
-      <w:rPr/>
-    </w:r>
     <w:r>
       <mc:AlternateContent>
         <mc:Choice Requires="wps">
           <w:drawing>
-            <wp:anchor distT="0" distB="0" distL="114935" distR="114935" simplePos="0" relativeHeight="18" behindDoc="1" locked="0" layoutInCell="0" allowOverlap="1">
+            <wp:anchor distT="0" distB="0" distL="114935" distR="114935" simplePos="0" relativeHeight="251659264" behindDoc="1" locked="0" layoutInCell="0" allowOverlap="1">
               <wp:simplePos x="0" y="0"/>
               <wp:positionH relativeFrom="margin">
                 <wp:align>center</wp:align>
@@ -3242,6 +2713,7 @@
               <wp:effectExtent l="0" t="0" r="0" b="0"/>
               <wp:wrapNone/>
               <wp:docPr id="13" name="Frame2"/>
+              <wp:cNvGraphicFramePr/>
               <a:graphic xmlns:a="http://schemas.openxmlformats.org/drawingml/2006/main">
                 <a:graphicData uri="http://schemas.microsoft.com/office/word/2010/wordprocessingShape">
                   <wps:wsp>
@@ -3251,7 +2723,9 @@
                         <a:off x="0" y="0"/>
                         <a:ext cx="127635" cy="194945"/>
                       </a:xfrm>
-                      <a:prstGeom prst="rect"/>
+                      <a:prstGeom prst="rect">
+                        <a:avLst/>
+                      </a:prstGeom>
                       <a:solidFill>
                         <a:srgbClr val="FFFFFF">
                           <a:alpha val="0"/>
@@ -3262,33 +2736,27 @@
                       <w:txbxContent>
                         <w:p>
                           <w:pPr>
-                            <w:pStyle w:val="Footer"/>
-                            <w:rPr/>
+                            <w:pStyle w:val="4"/>
                           </w:pPr>
                           <w:r>
-                            <w:rPr/>
                             <w:fldChar w:fldCharType="begin"/>
                           </w:r>
                           <w:r>
-                            <w:rPr/>
                             <w:instrText xml:space="preserve"> PAGE </w:instrText>
                           </w:r>
                           <w:r>
-                            <w:rPr/>
                             <w:fldChar w:fldCharType="separate"/>
                           </w:r>
                           <w:r>
-                            <w:rPr/>
                             <w:t>14</w:t>
                           </w:r>
                           <w:r>
-                            <w:rPr/>
                             <w:fldChar w:fldCharType="end"/>
                           </w:r>
                         </w:p>
                       </w:txbxContent>
                     </wps:txbx>
-                    <wps:bodyPr anchor="t" lIns="635" tIns="635" rIns="635" bIns="635">
+                    <wps:bodyPr lIns="635" tIns="635" rIns="635" bIns="635" anchor="t">
                       <a:noAutofit/>
                     </wps:bodyPr>
                   </wps:wsp>
@@ -3299,40 +2767,36 @@
         </mc:Choice>
         <mc:Fallback>
           <w:pict>
-            <v:rect fillcolor="#FFFFFF" style="position:absolute;rotation:-0;width:10.05pt;height:15.35pt;mso-wrap-distance-left:9.05pt;mso-wrap-distance-right:9.05pt;mso-wrap-distance-top:0pt;mso-wrap-distance-bottom:0pt;margin-top:0pt;mso-position-vertical-relative:text;margin-left:214.65pt;mso-position-horizontal:center;mso-position-horizontal-relative:margin">
-              <v:fill opacity="0f"/>
-              <v:textbox inset="0.000694444444444445in,0.000694444444444445in,0.000694444444444445in,0.000694444444444445in">
+            <v:shape id="Frame2" o:spid="_x0000_s1026" o:spt="202" type="#_x0000_t202" style="position:absolute;left:0pt;margin-top:0.05pt;height:15.35pt;width:10.05pt;mso-position-horizontal:center;mso-position-horizontal-relative:margin;z-index:-251657216;mso-width-relative:page;mso-height-relative:page;" fillcolor="#FFFFFF" filled="t" stroked="f" coordsize="21600,21600" o:allowincell="f" o:gfxdata="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">
+              <v:fill on="t" opacity="0f" focussize="0,0"/>
+              <v:stroke on="f"/>
+              <v:imagedata o:title=""/>
+              <o:lock v:ext="edit" aspectratio="f"/>
+              <v:textbox inset="1,1,1,1">
                 <w:txbxContent>
                   <w:p>
                     <w:pPr>
-                      <w:pStyle w:val="Footer"/>
-                      <w:rPr/>
+                      <w:pStyle w:val="4"/>
                     </w:pPr>
                     <w:r>
-                      <w:rPr/>
                       <w:fldChar w:fldCharType="begin"/>
                     </w:r>
                     <w:r>
-                      <w:rPr/>
                       <w:instrText xml:space="preserve"> PAGE </w:instrText>
                     </w:r>
                     <w:r>
-                      <w:rPr/>
                       <w:fldChar w:fldCharType="separate"/>
                     </w:r>
                     <w:r>
-                      <w:rPr/>
                       <w:t>14</w:t>
                     </w:r>
                     <w:r>
-                      <w:rPr/>
                       <w:fldChar w:fldCharType="end"/>
                     </w:r>
                   </w:p>
                 </w:txbxContent>
               </v:textbox>
-              <w10:wrap type="none"/>
-            </v:rect>
+            </v:shape>
           </w:pict>
         </mc:Fallback>
       </mc:AlternateContent>
@@ -3342,20 +2806,16 @@
 </file>
 
 <file path=word/footer3.xml><?xml version="1.0" encoding="utf-8"?>
-<w:ftr xmlns:o="urn:schemas-microsoft-com:office:office" xmlns:r="http://schemas.openxmlformats.org/officeDocument/2006/relationships" xmlns:v="urn:schemas-microsoft-com:vml" xmlns:w="http://schemas.openxmlformats.org/wordprocessingml/2006/main" xmlns:w10="urn:schemas-microsoft-com:office:word" xmlns:wp="http://schemas.openxmlformats.org/drawingml/2006/wordprocessingDrawing" xmlns:pic="http://schemas.openxmlformats.org/drawingml/2006/picture" xmlns:wps="http://schemas.microsoft.com/office/word/2010/wordprocessingShape" xmlns:wpg="http://schemas.microsoft.com/office/word/2010/wordprocessingGroup" xmlns:mc="http://schemas.openxmlformats.org/markup-compatibility/2006" xmlns:wp14="http://schemas.microsoft.com/office/word/2010/wordprocessingDrawing" xmlns:w14="http://schemas.microsoft.com/office/word/2010/wordml" xmlns:w15="http://schemas.microsoft.com/office/word/2012/wordml" mc:Ignorable="w14 wp14 w15">
+<w:ftr xmlns:wpc="http://schemas.microsoft.com/office/word/2010/wordprocessingCanvas" xmlns:mc="http://schemas.openxmlformats.org/markup-compatibility/2006" xmlns:o="urn:schemas-microsoft-com:office:office" xmlns:r="http://schemas.openxmlformats.org/officeDocument/2006/relationships" xmlns:m="http://schemas.openxmlformats.org/officeDocument/2006/math" xmlns:v="urn:schemas-microsoft-com:vml" xmlns:wp14="http://schemas.microsoft.com/office/word/2010/wordprocessingDrawing" xmlns:wp="http://schemas.openxmlformats.org/drawingml/2006/wordprocessingDrawing" xmlns:w10="urn:schemas-microsoft-com:office:word" xmlns:w="http://schemas.openxmlformats.org/wordprocessingml/2006/main" xmlns:w14="http://schemas.microsoft.com/office/word/2010/wordml" xmlns:w15="http://schemas.microsoft.com/office/word/2012/wordml" xmlns:wpg="http://schemas.microsoft.com/office/word/2010/wordprocessingGroup" xmlns:wpi="http://schemas.microsoft.com/office/word/2010/wordprocessingInk" xmlns:wne="http://schemas.microsoft.com/office/word/2006/wordml" xmlns:wps="http://schemas.microsoft.com/office/word/2010/wordprocessingShape" xmlns:wpsCustomData="http://www.wps.cn/officeDocument/2013/wpsCustomData" mc:Ignorable="w14 w15 wp14">
   <w:p>
     <w:pPr>
-      <w:pStyle w:val="Footer"/>
-      <w:rPr/>
+      <w:pStyle w:val="4"/>
     </w:pPr>
-    <w:r>
-      <w:rPr/>
-    </w:r>
     <w:r>
       <mc:AlternateContent>
         <mc:Choice Requires="wps">
           <w:drawing>
-            <wp:anchor distT="0" distB="0" distL="114935" distR="114935" simplePos="0" relativeHeight="19" behindDoc="1" locked="0" layoutInCell="0" allowOverlap="1">
+            <wp:anchor distT="0" distB="0" distL="114935" distR="114935" simplePos="0" relativeHeight="251659264" behindDoc="1" locked="0" layoutInCell="0" allowOverlap="1">
               <wp:simplePos x="0" y="0"/>
               <wp:positionH relativeFrom="margin">
                 <wp:align>center</wp:align>
@@ -3367,6 +2827,7 @@
               <wp:effectExtent l="0" t="0" r="0" b="0"/>
               <wp:wrapNone/>
               <wp:docPr id="14" name="Frame1"/>
+              <wp:cNvGraphicFramePr/>
               <a:graphic xmlns:a="http://schemas.openxmlformats.org/drawingml/2006/main">
                 <a:graphicData uri="http://schemas.microsoft.com/office/word/2010/wordprocessingShape">
                   <wps:wsp>
@@ -3376,7 +2837,9 @@
                         <a:off x="0" y="0"/>
                         <a:ext cx="59055" cy="132715"/>
                       </a:xfrm>
-                      <a:prstGeom prst="rect"/>
+                      <a:prstGeom prst="rect">
+                        <a:avLst/>
+                      </a:prstGeom>
                       <a:solidFill>
                         <a:srgbClr val="FFFFFF">
                           <a:alpha val="0"/>
@@ -3387,33 +2850,27 @@
                       <w:txbxContent>
                         <w:p>
                           <w:pPr>
-                            <w:pStyle w:val="Footer"/>
-                            <w:rPr/>
+                            <w:pStyle w:val="4"/>
                           </w:pPr>
                           <w:r>
-                            <w:rPr/>
                             <w:fldChar w:fldCharType="begin"/>
                           </w:r>
                           <w:r>
-                            <w:rPr/>
                             <w:instrText xml:space="preserve"> PAGE </w:instrText>
                           </w:r>
                           <w:r>
-                            <w:rPr/>
                             <w:fldChar w:fldCharType="separate"/>
                           </w:r>
                           <w:r>
-                            <w:rPr/>
                             <w:t>1</w:t>
                           </w:r>
                           <w:r>
-                            <w:rPr/>
                             <w:fldChar w:fldCharType="end"/>
                           </w:r>
                         </w:p>
                       </w:txbxContent>
                     </wps:txbx>
-                    <wps:bodyPr anchor="t" lIns="635" tIns="635" rIns="635" bIns="635">
+                    <wps:bodyPr lIns="635" tIns="635" rIns="635" bIns="635" anchor="t">
                       <a:spAutoFit/>
                     </wps:bodyPr>
                   </wps:wsp>
@@ -3424,40 +2881,36 @@
         </mc:Choice>
         <mc:Fallback>
           <w:pict>
-            <v:rect fillcolor="#FFFFFF" style="position:absolute;rotation:-0;width:4.65pt;height:10.45pt;mso-wrap-distance-left:9.05pt;mso-wrap-distance-right:9.05pt;mso-wrap-distance-top:0pt;mso-wrap-distance-bottom:0pt;margin-top:0pt;mso-position-vertical-relative:text;margin-left:217.35pt;mso-position-horizontal:center;mso-position-horizontal-relative:margin">
-              <v:fill opacity="0f"/>
-              <v:textbox inset="0.000694444444444445in,0.000694444444444445in,0.000694444444444445in,0.000694444444444445in">
+            <v:shape id="Frame1" o:spid="_x0000_s1026" o:spt="202" type="#_x0000_t202" style="position:absolute;left:0pt;margin-top:0.05pt;height:10.45pt;width:4.65pt;mso-position-horizontal:center;mso-position-horizontal-relative:margin;z-index:-251657216;mso-width-relative:page;mso-height-relative:page;" fillcolor="#FFFFFF" filled="t" stroked="f" coordsize="21600,21600" o:allowincell="f" o:gfxdata="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">
+              <v:fill on="t" opacity="0f" focussize="0,0"/>
+              <v:stroke on="f"/>
+              <v:imagedata o:title=""/>
+              <o:lock v:ext="edit" aspectratio="f"/>
+              <v:textbox inset="1,1,1,1" style="mso-fit-shape-to-text:t;">
                 <w:txbxContent>
                   <w:p>
                     <w:pPr>
-                      <w:pStyle w:val="Footer"/>
-                      <w:rPr/>
+                      <w:pStyle w:val="4"/>
                     </w:pPr>
                     <w:r>
-                      <w:rPr/>
                       <w:fldChar w:fldCharType="begin"/>
                     </w:r>
                     <w:r>
-                      <w:rPr/>
                       <w:instrText xml:space="preserve"> PAGE </w:instrText>
                     </w:r>
                     <w:r>
-                      <w:rPr/>
                       <w:fldChar w:fldCharType="separate"/>
                     </w:r>
                     <w:r>
-                      <w:rPr/>
                       <w:t>1</w:t>
                     </w:r>
                     <w:r>
-                      <w:rPr/>
                       <w:fldChar w:fldCharType="end"/>
                     </w:r>
                   </w:p>
                 </w:txbxContent>
               </v:textbox>
-              <w10:wrap type="none"/>
-            </v:rect>
+            </v:shape>
           </w:pict>
         </mc:Fallback>
       </mc:AlternateContent>
@@ -3467,75 +2920,308 @@
 </file>
 
 <file path=word/header1.xml><?xml version="1.0" encoding="utf-8"?>
-<w:hdr xmlns:o="urn:schemas-microsoft-com:office:office" xmlns:r="http://schemas.openxmlformats.org/officeDocument/2006/relationships" xmlns:v="urn:schemas-microsoft-com:vml" xmlns:w="http://schemas.openxmlformats.org/wordprocessingml/2006/main" xmlns:w10="urn:schemas-microsoft-com:office:word" xmlns:wp="http://schemas.openxmlformats.org/drawingml/2006/wordprocessingDrawing" xmlns:pic="http://schemas.openxmlformats.org/drawingml/2006/picture" xmlns:wps="http://schemas.microsoft.com/office/word/2010/wordprocessingShape" xmlns:wpg="http://schemas.microsoft.com/office/word/2010/wordprocessingGroup" xmlns:mc="http://schemas.openxmlformats.org/markup-compatibility/2006" xmlns:wp14="http://schemas.microsoft.com/office/word/2010/wordprocessingDrawing" xmlns:w14="http://schemas.microsoft.com/office/word/2010/wordml" xmlns:w15="http://schemas.microsoft.com/office/word/2012/wordml" mc:Ignorable="w14 wp14 w15">
+<w:hdr xmlns:wpc="http://schemas.microsoft.com/office/word/2010/wordprocessingCanvas" xmlns:mc="http://schemas.openxmlformats.org/markup-compatibility/2006" xmlns:o="urn:schemas-microsoft-com:office:office" xmlns:r="http://schemas.openxmlformats.org/officeDocument/2006/relationships" xmlns:m="http://schemas.openxmlformats.org/officeDocument/2006/math" xmlns:v="urn:schemas-microsoft-com:vml" xmlns:wp14="http://schemas.microsoft.com/office/word/2010/wordprocessingDrawing" xmlns:wp="http://schemas.openxmlformats.org/drawingml/2006/wordprocessingDrawing" xmlns:w10="urn:schemas-microsoft-com:office:word" xmlns:w="http://schemas.openxmlformats.org/wordprocessingml/2006/main" xmlns:w14="http://schemas.microsoft.com/office/word/2010/wordml" xmlns:w15="http://schemas.microsoft.com/office/word/2012/wordml" xmlns:wpg="http://schemas.microsoft.com/office/word/2010/wordprocessingGroup" xmlns:wpi="http://schemas.microsoft.com/office/word/2010/wordprocessingInk" xmlns:wne="http://schemas.microsoft.com/office/word/2006/wordml" xmlns:wps="http://schemas.microsoft.com/office/word/2010/wordprocessingShape" xmlns:wpsCustomData="http://www.wps.cn/officeDocument/2013/wpsCustomData" mc:Ignorable="w14 w15 wp14">
   <w:p>
     <w:pPr>
-      <w:pStyle w:val="Header"/>
+      <w:pStyle w:val="5"/>
       <w:pBdr>
-        <w:bottom w:val="nil"/>
+        <w:bottom w:val="none" w:color="auto" w:sz="0" w:space="0"/>
       </w:pBdr>
-      <w:rPr/>
     </w:pPr>
-    <w:r>
-      <w:rPr/>
-    </w:r>
   </w:p>
 </w:hdr>
 </file>
 
 <file path=word/header2.xml><?xml version="1.0" encoding="utf-8"?>
-<w:hdr xmlns:o="urn:schemas-microsoft-com:office:office" xmlns:r="http://schemas.openxmlformats.org/officeDocument/2006/relationships" xmlns:v="urn:schemas-microsoft-com:vml" xmlns:w="http://schemas.openxmlformats.org/wordprocessingml/2006/main" xmlns:w10="urn:schemas-microsoft-com:office:word" xmlns:wp="http://schemas.openxmlformats.org/drawingml/2006/wordprocessingDrawing" xmlns:pic="http://schemas.openxmlformats.org/drawingml/2006/picture" xmlns:wps="http://schemas.microsoft.com/office/word/2010/wordprocessingShape" xmlns:wpg="http://schemas.microsoft.com/office/word/2010/wordprocessingGroup" xmlns:mc="http://schemas.openxmlformats.org/markup-compatibility/2006" xmlns:wp14="http://schemas.microsoft.com/office/word/2010/wordprocessingDrawing" xmlns:w14="http://schemas.microsoft.com/office/word/2010/wordml" xmlns:w15="http://schemas.microsoft.com/office/word/2012/wordml" mc:Ignorable="w14 wp14 w15">
+<w:hdr xmlns:wpc="http://schemas.microsoft.com/office/word/2010/wordprocessingCanvas" xmlns:mc="http://schemas.openxmlformats.org/markup-compatibility/2006" xmlns:o="urn:schemas-microsoft-com:office:office" xmlns:r="http://schemas.openxmlformats.org/officeDocument/2006/relationships" xmlns:m="http://schemas.openxmlformats.org/officeDocument/2006/math" xmlns:v="urn:schemas-microsoft-com:vml" xmlns:wp14="http://schemas.microsoft.com/office/word/2010/wordprocessingDrawing" xmlns:wp="http://schemas.openxmlformats.org/drawingml/2006/wordprocessingDrawing" xmlns:w10="urn:schemas-microsoft-com:office:word" xmlns:w="http://schemas.openxmlformats.org/wordprocessingml/2006/main" xmlns:w14="http://schemas.microsoft.com/office/word/2010/wordml" xmlns:w15="http://schemas.microsoft.com/office/word/2012/wordml" xmlns:wpg="http://schemas.microsoft.com/office/word/2010/wordprocessingGroup" xmlns:wpi="http://schemas.microsoft.com/office/word/2010/wordprocessingInk" xmlns:wne="http://schemas.microsoft.com/office/word/2006/wordml" xmlns:wps="http://schemas.microsoft.com/office/word/2010/wordprocessingShape" xmlns:wpsCustomData="http://www.wps.cn/officeDocument/2013/wpsCustomData" mc:Ignorable="w14 w15 wp14">
   <w:p>
     <w:pPr>
-      <w:pStyle w:val="Header"/>
+      <w:pStyle w:val="5"/>
       <w:pBdr>
-        <w:bottom w:val="nil"/>
+        <w:bottom w:val="none" w:color="auto" w:sz="0" w:space="0"/>
       </w:pBdr>
-      <w:rPr/>
     </w:pPr>
-    <w:r>
-      <w:rPr/>
-    </w:r>
   </w:p>
 </w:hdr>
 </file>
 
 <file path=word/header3.xml><?xml version="1.0" encoding="utf-8"?>
-<w:hdr xmlns:o="urn:schemas-microsoft-com:office:office" xmlns:r="http://schemas.openxmlformats.org/officeDocument/2006/relationships" xmlns:v="urn:schemas-microsoft-com:vml" xmlns:w="http://schemas.openxmlformats.org/wordprocessingml/2006/main" xmlns:w10="urn:schemas-microsoft-com:office:word" xmlns:wp="http://schemas.openxmlformats.org/drawingml/2006/wordprocessingDrawing" xmlns:pic="http://schemas.openxmlformats.org/drawingml/2006/picture" xmlns:wps="http://schemas.microsoft.com/office/word/2010/wordprocessingShape" xmlns:wpg="http://schemas.microsoft.com/office/word/2010/wordprocessingGroup" xmlns:mc="http://schemas.openxmlformats.org/markup-compatibility/2006" xmlns:wp14="http://schemas.microsoft.com/office/word/2010/wordprocessingDrawing" xmlns:w14="http://schemas.microsoft.com/office/word/2010/wordml" xmlns:w15="http://schemas.microsoft.com/office/word/2012/wordml" mc:Ignorable="w14 wp14 w15">
+<w:hdr xmlns:wpc="http://schemas.microsoft.com/office/word/2010/wordprocessingCanvas" xmlns:mc="http://schemas.openxmlformats.org/markup-compatibility/2006" xmlns:o="urn:schemas-microsoft-com:office:office" xmlns:r="http://schemas.openxmlformats.org/officeDocument/2006/relationships" xmlns:m="http://schemas.openxmlformats.org/officeDocument/2006/math" xmlns:v="urn:schemas-microsoft-com:vml" xmlns:wp14="http://schemas.microsoft.com/office/word/2010/wordprocessingDrawing" xmlns:wp="http://schemas.openxmlformats.org/drawingml/2006/wordprocessingDrawing" xmlns:w10="urn:schemas-microsoft-com:office:word" xmlns:w="http://schemas.openxmlformats.org/wordprocessingml/2006/main" xmlns:w14="http://schemas.microsoft.com/office/word/2010/wordml" xmlns:w15="http://schemas.microsoft.com/office/word/2012/wordml" xmlns:wpg="http://schemas.microsoft.com/office/word/2010/wordprocessingGroup" xmlns:wpi="http://schemas.microsoft.com/office/word/2010/wordprocessingInk" xmlns:wne="http://schemas.microsoft.com/office/word/2006/wordml" xmlns:wps="http://schemas.microsoft.com/office/word/2010/wordprocessingShape" xmlns:wpsCustomData="http://www.wps.cn/officeDocument/2013/wpsCustomData" mc:Ignorable="w14 w15 wp14">
   <w:p>
     <w:pPr>
-      <w:pStyle w:val="HeaderLeft"/>
-      <w:rPr/>
+      <w:pStyle w:val="22"/>
     </w:pPr>
-    <w:r>
-      <w:rPr/>
-    </w:r>
   </w:p>
 </w:hdr>
 </file>
 
 <file path=word/styles.xml><?xml version="1.0" encoding="utf-8"?>
-<w:styles xmlns:w="http://schemas.openxmlformats.org/wordprocessingml/2006/main" xmlns:w14="http://schemas.microsoft.com/office/word/2010/wordml" xmlns:mc="http://schemas.openxmlformats.org/markup-compatibility/2006" mc:Ignorable="w14">
+<w:styles xmlns:mc="http://schemas.openxmlformats.org/markup-compatibility/2006" xmlns:o="urn:schemas-microsoft-com:office:office" xmlns:r="http://schemas.openxmlformats.org/officeDocument/2006/relationships" xmlns:m="http://schemas.openxmlformats.org/officeDocument/2006/math" xmlns:v="urn:schemas-microsoft-com:vml" xmlns:w="http://schemas.openxmlformats.org/wordprocessingml/2006/main" xmlns:w14="http://schemas.microsoft.com/office/word/2010/wordml" xmlns:w10="urn:schemas-microsoft-com:office:word" xmlns:sl="http://schemas.openxmlformats.org/schemaLibrary/2006/main" xmlns:wpsCustomData="http://www.wps.cn/officeDocument/2013/wpsCustomData" mc:Ignorable="w14">
   <w:docDefaults>
     <w:rPrDefault>
       <w:rPr>
         <w:rFonts w:ascii="Liberation Serif" w:hAnsi="Liberation Serif" w:eastAsia="华文宋体" w:cs="Arial Unicode MS"/>
-        <w:sz w:val="24"/>
-        <w:szCs w:val="24"/>
-        <w:lang w:val="en-US" w:eastAsia="zh-CN" w:bidi="hi-IN"/>
       </w:rPr>
     </w:rPrDefault>
-    <w:pPrDefault>
-      <w:pPr>
-        <w:suppressAutoHyphens w:val="true"/>
-      </w:pPr>
-    </w:pPrDefault>
+    <w:pPrDefault/>
   </w:docDefaults>
-  <w:style w:type="paragraph" w:styleId="Normal">
+  <w:latentStyles w:count="260" w:defQFormat="0" w:defUnhideWhenUsed="1" w:defSemiHidden="1" w:defUIPriority="99" w:defLockedState="0">
+    <w:lsdException w:qFormat="1" w:unhideWhenUsed="0" w:uiPriority="0" w:semiHidden="0" w:name="Normal"/>
+    <w:lsdException w:qFormat="1" w:unhideWhenUsed="0" w:uiPriority="0" w:semiHidden="0" w:name="heading 1"/>
+    <w:lsdException w:qFormat="1" w:uiPriority="0" w:name="heading 2"/>
+    <w:lsdException w:qFormat="1" w:uiPriority="0" w:name="heading 3"/>
+    <w:lsdException w:qFormat="1" w:uiPriority="0" w:name="heading 4"/>
+    <w:lsdException w:qFormat="1" w:uiPriority="0" w:name="heading 5"/>
+    <w:lsdException w:qFormat="1" w:uiPriority="0" w:name="heading 6"/>
+    <w:lsdException w:qFormat="1" w:uiPriority="0" w:name="heading 7"/>
+    <w:lsdException w:qFormat="1" w:uiPriority="0" w:name="heading 8"/>
+    <w:lsdException w:qFormat="1" w:uiPriority="0" w:name="heading 9"/>
+    <w:lsdException w:unhideWhenUsed="0" w:uiPriority="0" w:semiHidden="0" w:name="index 1"/>
+    <w:lsdException w:unhideWhenUsed="0" w:uiPriority="0" w:semiHidden="0" w:name="index 2"/>
+    <w:lsdException w:unhideWhenUsed="0" w:uiPriority="0" w:semiHidden="0" w:name="index 3"/>
+    <w:lsdException w:unhideWhenUsed="0" w:uiPriority="0" w:semiHidden="0" w:name="index 4"/>
+    <w:lsdException w:unhideWhenUsed="0" w:uiPriority="0" w:semiHidden="0" w:name="index 5"/>
+    <w:lsdException w:unhideWhenUsed="0" w:uiPriority="0" w:semiHidden="0" w:name="index 6"/>
+    <w:lsdException w:unhideWhenUsed="0" w:uiPriority="0" w:semiHidden="0" w:name="index 7"/>
+    <w:lsdException w:unhideWhenUsed="0" w:uiPriority="0" w:semiHidden="0" w:name="index 8"/>
+    <w:lsdException w:unhideWhenUsed="0" w:uiPriority="0" w:semiHidden="0" w:name="index 9"/>
+    <w:lsdException w:unhideWhenUsed="0" w:uiPriority="0" w:semiHidden="0" w:name="toc 1"/>
+    <w:lsdException w:unhideWhenUsed="0" w:uiPriority="0" w:semiHidden="0" w:name="toc 2"/>
+    <w:lsdException w:unhideWhenUsed="0" w:uiPriority="0" w:semiHidden="0" w:name="toc 3"/>
+    <w:lsdException w:unhideWhenUsed="0" w:uiPriority="0" w:semiHidden="0" w:name="toc 4"/>
+    <w:lsdException w:unhideWhenUsed="0" w:uiPriority="0" w:semiHidden="0" w:name="toc 5"/>
+    <w:lsdException w:unhideWhenUsed="0" w:uiPriority="0" w:semiHidden="0" w:name="toc 6"/>
+    <w:lsdException w:unhideWhenUsed="0" w:uiPriority="0" w:semiHidden="0" w:name="toc 7"/>
+    <w:lsdException w:unhideWhenUsed="0" w:uiPriority="0" w:semiHidden="0" w:name="toc 8"/>
+    <w:lsdException w:unhideWhenUsed="0" w:uiPriority="0" w:semiHidden="0" w:name="toc 9"/>
+    <w:lsdException w:unhideWhenUsed="0" w:uiPriority="0" w:semiHidden="0" w:name="Normal Indent"/>
+    <w:lsdException w:unhideWhenUsed="0" w:uiPriority="0" w:semiHidden="0" w:name="footnote text"/>
+    <w:lsdException w:unhideWhenUsed="0" w:uiPriority="0" w:semiHidden="0" w:name="annotation text"/>
+    <w:lsdException w:unhideWhenUsed="0" w:uiPriority="0" w:semiHidden="0" w:name="header"/>
+    <w:lsdException w:unhideWhenUsed="0" w:uiPriority="0" w:semiHidden="0" w:name="footer"/>
+    <w:lsdException w:unhideWhenUsed="0" w:uiPriority="0" w:semiHidden="0" w:name="index heading"/>
+    <w:lsdException w:qFormat="1" w:unhideWhenUsed="0" w:uiPriority="0" w:semiHidden="0" w:name="caption"/>
+    <w:lsdException w:unhideWhenUsed="0" w:uiPriority="0" w:semiHidden="0" w:name="table of figures"/>
+    <w:lsdException w:unhideWhenUsed="0" w:uiPriority="0" w:semiHidden="0" w:name="envelope address"/>
+    <w:lsdException w:unhideWhenUsed="0" w:uiPriority="0" w:semiHidden="0" w:name="envelope return"/>
+    <w:lsdException w:unhideWhenUsed="0" w:uiPriority="0" w:semiHidden="0" w:name="footnote reference"/>
+    <w:lsdException w:unhideWhenUsed="0" w:uiPriority="0" w:semiHidden="0" w:name="annotation reference"/>
+    <w:lsdException w:unhideWhenUsed="0" w:uiPriority="0" w:semiHidden="0" w:name="line number"/>
+    <w:lsdException w:unhideWhenUsed="0" w:uiPriority="0" w:semiHidden="0" w:name="page number"/>
+    <w:lsdException w:unhideWhenUsed="0" w:uiPriority="0" w:semiHidden="0" w:name="endnote reference"/>
+    <w:lsdException w:unhideWhenUsed="0" w:uiPriority="0" w:semiHidden="0" w:name="endnote text"/>
+    <w:lsdException w:unhideWhenUsed="0" w:uiPriority="0" w:semiHidden="0" w:name="table of authorities"/>
+    <w:lsdException w:unhideWhenUsed="0" w:uiPriority="0" w:semiHidden="0" w:name="macro"/>
+    <w:lsdException w:unhideWhenUsed="0" w:uiPriority="0" w:semiHidden="0" w:name="toa heading"/>
+    <w:lsdException w:unhideWhenUsed="0" w:uiPriority="0" w:semiHidden="0" w:name="List"/>
+    <w:lsdException w:unhideWhenUsed="0" w:uiPriority="0" w:semiHidden="0" w:name="List Bullet"/>
+    <w:lsdException w:unhideWhenUsed="0" w:uiPriority="0" w:semiHidden="0" w:name="List Number"/>
+    <w:lsdException w:unhideWhenUsed="0" w:uiPriority="0" w:semiHidden="0" w:name="List 2"/>
+    <w:lsdException w:unhideWhenUsed="0" w:uiPriority="0" w:semiHidden="0" w:name="List 3"/>
+    <w:lsdException w:unhideWhenUsed="0" w:uiPriority="0" w:semiHidden="0" w:name="List 4"/>
+    <w:lsdException w:unhideWhenUsed="0" w:uiPriority="0" w:semiHidden="0" w:name="List 5"/>
+    <w:lsdException w:unhideWhenUsed="0" w:uiPriority="0" w:semiHidden="0" w:name="List Bullet 2"/>
+    <w:lsdException w:unhideWhenUsed="0" w:uiPriority="0" w:semiHidden="0" w:name="List Bullet 3"/>
+    <w:lsdException w:unhideWhenUsed="0" w:uiPriority="0" w:semiHidden="0" w:name="List Bullet 4"/>
+    <w:lsdException w:unhideWhenUsed="0" w:uiPriority="0" w:semiHidden="0" w:name="List Bullet 5"/>
+    <w:lsdException w:unhideWhenUsed="0" w:uiPriority="0" w:semiHidden="0" w:name="List Number 2"/>
+    <w:lsdException w:unhideWhenUsed="0" w:uiPriority="0" w:semiHidden="0" w:name="List Number 3"/>
+    <w:lsdException w:unhideWhenUsed="0" w:uiPriority="0" w:semiHidden="0" w:name="List Number 4"/>
+    <w:lsdException w:unhideWhenUsed="0" w:uiPriority="0" w:semiHidden="0" w:name="List Number 5"/>
+    <w:lsdException w:qFormat="1" w:unhideWhenUsed="0" w:uiPriority="0" w:semiHidden="0" w:name="Title"/>
+    <w:lsdException w:unhideWhenUsed="0" w:uiPriority="0" w:semiHidden="0" w:name="Closing"/>
+    <w:lsdException w:unhideWhenUsed="0" w:uiPriority="0" w:semiHidden="0" w:name="Signature"/>
+    <w:lsdException w:unhideWhenUsed="0" w:uiPriority="0" w:name="Default Paragraph Font"/>
+    <w:lsdException w:unhideWhenUsed="0" w:uiPriority="0" w:semiHidden="0" w:name="Body Text"/>
+    <w:lsdException w:unhideWhenUsed="0" w:uiPriority="0" w:semiHidden="0" w:name="Body Text Indent"/>
+    <w:lsdException w:unhideWhenUsed="0" w:uiPriority="0" w:semiHidden="0" w:name="List Continue"/>
+    <w:lsdException w:unhideWhenUsed="0" w:uiPriority="0" w:semiHidden="0" w:name="List Continue 2"/>
+    <w:lsdException w:unhideWhenUsed="0" w:uiPriority="0" w:semiHidden="0" w:name="List Continue 3"/>
+    <w:lsdException w:unhideWhenUsed="0" w:uiPriority="0" w:semiHidden="0" w:name="List Continue 4"/>
+    <w:lsdException w:unhideWhenUsed="0" w:uiPriority="0" w:semiHidden="0" w:name="List Continue 5"/>
+    <w:lsdException w:unhideWhenUsed="0" w:uiPriority="0" w:semiHidden="0" w:name="Message Header"/>
+    <w:lsdException w:qFormat="1" w:unhideWhenUsed="0" w:uiPriority="0" w:semiHidden="0" w:name="Subtitle"/>
+    <w:lsdException w:unhideWhenUsed="0" w:uiPriority="0" w:semiHidden="0" w:name="Salutation"/>
+    <w:lsdException w:unhideWhenUsed="0" w:uiPriority="0" w:semiHidden="0" w:name="Date"/>
+    <w:lsdException w:unhideWhenUsed="0" w:uiPriority="0" w:semiHidden="0" w:name="Body Text First Indent"/>
+    <w:lsdException w:unhideWhenUsed="0" w:uiPriority="0" w:semiHidden="0" w:name="Body Text First Indent 2"/>
+    <w:lsdException w:unhideWhenUsed="0" w:uiPriority="0" w:semiHidden="0" w:name="Note Heading"/>
+    <w:lsdException w:unhideWhenUsed="0" w:uiPriority="0" w:semiHidden="0" w:name="Body Text 2"/>
+    <w:lsdException w:unhideWhenUsed="0" w:uiPriority="0" w:semiHidden="0" w:name="Body Text 3"/>
+    <w:lsdException w:unhideWhenUsed="0" w:uiPriority="0" w:semiHidden="0" w:name="Body Text Indent 2"/>
+    <w:lsdException w:unhideWhenUsed="0" w:uiPriority="0" w:semiHidden="0" w:name="Body Text Indent 3"/>
+    <w:lsdException w:unhideWhenUsed="0" w:uiPriority="0" w:semiHidden="0" w:name="Block Text"/>
+    <w:lsdException w:unhideWhenUsed="0" w:uiPriority="0" w:semiHidden="0" w:name="Hyperlink"/>
+    <w:lsdException w:unhideWhenUsed="0" w:uiPriority="0" w:semiHidden="0" w:name="FollowedHyperlink"/>
+    <w:lsdException w:qFormat="1" w:unhideWhenUsed="0" w:uiPriority="0" w:semiHidden="0" w:name="Strong"/>
+    <w:lsdException w:qFormat="1" w:unhideWhenUsed="0" w:uiPriority="0" w:semiHidden="0" w:name="Emphasis"/>
+    <w:lsdException w:unhideWhenUsed="0" w:uiPriority="0" w:semiHidden="0" w:name="Document Map"/>
+    <w:lsdException w:unhideWhenUsed="0" w:uiPriority="0" w:semiHidden="0" w:name="Plain Text"/>
+    <w:lsdException w:unhideWhenUsed="0" w:uiPriority="0" w:semiHidden="0" w:name="E-mail Signature"/>
+    <w:lsdException w:unhideWhenUsed="0" w:uiPriority="0" w:semiHidden="0" w:name="Normal (Web)"/>
+    <w:lsdException w:unhideWhenUsed="0" w:uiPriority="0" w:semiHidden="0" w:name="HTML Acronym"/>
+    <w:lsdException w:unhideWhenUsed="0" w:uiPriority="0" w:semiHidden="0" w:name="HTML Address"/>
+    <w:lsdException w:unhideWhenUsed="0" w:uiPriority="0" w:semiHidden="0" w:name="HTML Cite"/>
+    <w:lsdException w:unhideWhenUsed="0" w:uiPriority="0" w:semiHidden="0" w:name="HTML Code"/>
+    <w:lsdException w:unhideWhenUsed="0" w:uiPriority="0" w:semiHidden="0" w:name="HTML Definition"/>
+    <w:lsdException w:unhideWhenUsed="0" w:uiPriority="0" w:semiHidden="0" w:name="HTML Keyboard"/>
+    <w:lsdException w:unhideWhenUsed="0" w:uiPriority="0" w:semiHidden="0" w:name="HTML Preformatted"/>
+    <w:lsdException w:unhideWhenUsed="0" w:uiPriority="0" w:semiHidden="0" w:name="HTML Sample"/>
+    <w:lsdException w:unhideWhenUsed="0" w:uiPriority="0" w:semiHidden="0" w:name="HTML Typewriter"/>
+    <w:lsdException w:unhideWhenUsed="0" w:uiPriority="0" w:semiHidden="0" w:name="HTML Variable"/>
+    <w:lsdException w:unhideWhenUsed="0" w:uiPriority="0" w:name="Normal Table"/>
+    <w:lsdException w:unhideWhenUsed="0" w:uiPriority="0" w:semiHidden="0" w:name="annotation subject"/>
+    <w:lsdException w:unhideWhenUsed="0" w:uiPriority="0" w:semiHidden="0" w:name="Table Simple 1"/>
+    <w:lsdException w:unhideWhenUsed="0" w:uiPriority="0" w:semiHidden="0" w:name="Table Simple 2"/>
+    <w:lsdException w:unhideWhenUsed="0" w:uiPriority="0" w:semiHidden="0" w:name="Table Simple 3"/>
+    <w:lsdException w:unhideWhenUsed="0" w:uiPriority="0" w:semiHidden="0" w:name="Table Classic 1"/>
+    <w:lsdException w:unhideWhenUsed="0" w:uiPriority="0" w:semiHidden="0" w:name="Table Classic 2"/>
+    <w:lsdException w:unhideWhenUsed="0" w:uiPriority="0" w:semiHidden="0" w:name="Table Classic 3"/>
+    <w:lsdException w:unhideWhenUsed="0" w:uiPriority="0" w:semiHidden="0" w:name="Table Classic 4"/>
+    <w:lsdException w:unhideWhenUsed="0" w:uiPriority="0" w:semiHidden="0" w:name="Table Colorful 1"/>
+    <w:lsdException w:unhideWhenUsed="0" w:uiPriority="0" w:semiHidden="0" w:name="Table Colorful 2"/>
+    <w:lsdException w:unhideWhenUsed="0" w:uiPriority="0" w:semiHidden="0" w:name="Table Colorful 3"/>
+    <w:lsdException w:unhideWhenUsed="0" w:uiPriority="0" w:semiHidden="0" w:name="Table Columns 1"/>
+    <w:lsdException w:unhideWhenUsed="0" w:uiPriority="0" w:semiHidden="0" w:name="Table Columns 2"/>
+    <w:lsdException w:unhideWhenUsed="0" w:uiPriority="0" w:semiHidden="0" w:name="Table Columns 3"/>
+    <w:lsdException w:unhideWhenUsed="0" w:uiPriority="0" w:semiHidden="0" w:name="Table Columns 4"/>
+    <w:lsdException w:unhideWhenUsed="0" w:uiPriority="0" w:semiHidden="0" w:name="Table Columns 5"/>
+    <w:lsdException w:unhideWhenUsed="0" w:uiPriority="0" w:semiHidden="0" w:name="Table Grid 1"/>
+    <w:lsdException w:unhideWhenUsed="0" w:uiPriority="0" w:semiHidden="0" w:name="Table Grid 2"/>
+    <w:lsdException w:unhideWhenUsed="0" w:uiPriority="0" w:semiHidden="0" w:name="Table Grid 3"/>
+    <w:lsdException w:unhideWhenUsed="0" w:uiPriority="0" w:semiHidden="0" w:name="Table Grid 4"/>
+    <w:lsdException w:unhideWhenUsed="0" w:uiPriority="0" w:semiHidden="0" w:name="Table Grid 5"/>
+    <w:lsdException w:unhideWhenUsed="0" w:uiPriority="0" w:semiHidden="0" w:name="Table Grid 6"/>
+    <w:lsdException w:unhideWhenUsed="0" w:uiPriority="0" w:semiHidden="0" w:name="Table Grid 7"/>
+    <w:lsdException w:unhideWhenUsed="0" w:uiPriority="0" w:semiHidden="0" w:name="Table Grid 8"/>
+    <w:lsdException w:unhideWhenUsed="0" w:uiPriority="0" w:semiHidden="0" w:name="Table List 1"/>
+    <w:lsdException w:unhideWhenUsed="0" w:uiPriority="0" w:semiHidden="0" w:name="Table List 2"/>
+    <w:lsdException w:unhideWhenUsed="0" w:uiPriority="0" w:semiHidden="0" w:name="Table List 3"/>
+    <w:lsdException w:unhideWhenUsed="0" w:uiPriority="0" w:semiHidden="0" w:name="Table List 4"/>
+    <w:lsdException w:unhideWhenUsed="0" w:uiPriority="0" w:semiHidden="0" w:name="Table List 5"/>
+    <w:lsdException w:unhideWhenUsed="0" w:uiPriority="0" w:semiHidden="0" w:name="Table List 6"/>
+    <w:lsdException w:unhideWhenUsed="0" w:uiPriority="0" w:semiHidden="0" w:name="Table List 7"/>
+    <w:lsdException w:unhideWhenUsed="0" w:uiPriority="0" w:semiHidden="0" w:name="Table List 8"/>
+    <w:lsdException w:unhideWhenUsed="0" w:uiPriority="0" w:semiHidden="0" w:name="Table 3D effects 1"/>
+    <w:lsdException w:unhideWhenUsed="0" w:uiPriority="0" w:semiHidden="0" w:name="Table 3D effects 2"/>
+    <w:lsdException w:unhideWhenUsed="0" w:uiPriority="0" w:semiHidden="0" w:name="Table 3D effects 3"/>
+    <w:lsdException w:unhideWhenUsed="0" w:uiPriority="0" w:semiHidden="0" w:name="Table Contemporary"/>
+    <w:lsdException w:unhideWhenUsed="0" w:uiPriority="0" w:semiHidden="0" w:name="Table Elegant"/>
+    <w:lsdException w:unhideWhenUsed="0" w:uiPriority="0" w:semiHidden="0" w:name="Table Professional"/>
+    <w:lsdException w:unhideWhenUsed="0" w:uiPriority="0" w:semiHidden="0" w:name="Table Subtle 1"/>
+    <w:lsdException w:unhideWhenUsed="0" w:uiPriority="0" w:semiHidden="0" w:name="Table Subtle 2"/>
+    <w:lsdException w:unhideWhenUsed="0" w:uiPriority="0" w:semiHidden="0" w:name="Table Web 1"/>
+    <w:lsdException w:unhideWhenUsed="0" w:uiPriority="0" w:semiHidden="0" w:name="Table Web 2"/>
+    <w:lsdException w:unhideWhenUsed="0" w:uiPriority="0" w:semiHidden="0" w:name="Table Web 3"/>
+    <w:lsdException w:unhideWhenUsed="0" w:uiPriority="0" w:semiHidden="0" w:name="Balloon Text"/>
+    <w:lsdException w:unhideWhenUsed="0" w:uiPriority="0" w:semiHidden="0" w:name="Table Grid"/>
+    <w:lsdException w:unhideWhenUsed="0" w:uiPriority="0" w:semiHidden="0" w:name="Table Theme"/>
+    <w:lsdException w:unhideWhenUsed="0" w:uiPriority="60" w:semiHidden="0" w:name="Light Shading"/>
+    <w:lsdException w:unhideWhenUsed="0" w:uiPriority="61" w:semiHidden="0" w:name="Light List"/>
+    <w:lsdException w:unhideWhenUsed="0" w:uiPriority="62" w:semiHidden="0" w:name="Light Grid"/>
+    <w:lsdException w:unhideWhenUsed="0" w:uiPriority="63" w:semiHidden="0" w:name="Medium Shading 1"/>
+    <w:lsdException w:unhideWhenUsed="0" w:uiPriority="64" w:semiHidden="0" w:name="Medium Shading 2"/>
+    <w:lsdException w:unhideWhenUsed="0" w:uiPriority="65" w:semiHidden="0" w:name="Medium List 1"/>
+    <w:lsdException w:unhideWhenUsed="0" w:uiPriority="66" w:semiHidden="0" w:name="Medium List 2"/>
+    <w:lsdException w:unhideWhenUsed="0" w:uiPriority="67" w:semiHidden="0" w:name="Medium Grid 1"/>
+    <w:lsdException w:unhideWhenUsed="0" w:uiPriority="68" w:semiHidden="0" w:name="Medium Grid 2"/>
+    <w:lsdException w:unhideWhenUsed="0" w:uiPriority="69" w:semiHidden="0" w:name="Medium Grid 3"/>
+    <w:lsdException w:unhideWhenUsed="0" w:uiPriority="70" w:semiHidden="0" w:name="Dark List"/>
+    <w:lsdException w:unhideWhenUsed="0" w:uiPriority="71" w:semiHidden="0" w:name="Colorful Shading"/>
+    <w:lsdException w:unhideWhenUsed="0" w:uiPriority="72" w:semiHidden="0" w:name="Colorful List"/>
+    <w:lsdException w:unhideWhenUsed="0" w:uiPriority="73" w:semiHidden="0" w:name="Colorful Grid"/>
+    <w:lsdException w:unhideWhenUsed="0" w:uiPriority="60" w:semiHidden="0" w:name="Light Shading Accent 1"/>
+    <w:lsdException w:unhideWhenUsed="0" w:uiPriority="61" w:semiHidden="0" w:name="Light List Accent 1"/>
+    <w:lsdException w:unhideWhenUsed="0" w:uiPriority="62" w:semiHidden="0" w:name="Light Grid Accent 1"/>
+    <w:lsdException w:unhideWhenUsed="0" w:uiPriority="63" w:semiHidden="0" w:name="Medium Shading 1 Accent 1"/>
+    <w:lsdException w:unhideWhenUsed="0" w:uiPriority="64" w:semiHidden="0" w:name="Medium Shading 2 Accent 1"/>
+    <w:lsdException w:unhideWhenUsed="0" w:uiPriority="65" w:semiHidden="0" w:name="Medium List 1 Accent 1"/>
+    <w:lsdException w:unhideWhenUsed="0" w:uiPriority="66" w:semiHidden="0" w:name="Medium List 2 Accent 1"/>
+    <w:lsdException w:unhideWhenUsed="0" w:uiPriority="67" w:semiHidden="0" w:name="Medium Grid 1 Accent 1"/>
+    <w:lsdException w:unhideWhenUsed="0" w:uiPriority="68" w:semiHidden="0" w:name="Medium Grid 2 Accent 1"/>
+    <w:lsdException w:unhideWhenUsed="0" w:uiPriority="69" w:semiHidden="0" w:name="Medium Grid 3 Accent 1"/>
+    <w:lsdException w:unhideWhenUsed="0" w:uiPriority="70" w:semiHidden="0" w:name="Dark List Accent 1"/>
+    <w:lsdException w:unhideWhenUsed="0" w:uiPriority="71" w:semiHidden="0" w:name="Colorful Shading Accent 1"/>
+    <w:lsdException w:unhideWhenUsed="0" w:uiPriority="72" w:semiHidden="0" w:name="Colorful List Accent 1"/>
+    <w:lsdException w:unhideWhenUsed="0" w:uiPriority="73" w:semiHidden="0" w:name="Colorful Grid Accent 1"/>
+    <w:lsdException w:unhideWhenUsed="0" w:uiPriority="60" w:semiHidden="0" w:name="Light Shading Accent 2"/>
+    <w:lsdException w:unhideWhenUsed="0" w:uiPriority="61" w:semiHidden="0" w:name="Light List Accent 2"/>
+    <w:lsdException w:unhideWhenUsed="0" w:uiPriority="62" w:semiHidden="0" w:name="Light Grid Accent 2"/>
+    <w:lsdException w:unhideWhenUsed="0" w:uiPriority="63" w:semiHidden="0" w:name="Medium Shading 1 Accent 2"/>
+    <w:lsdException w:unhideWhenUsed="0" w:uiPriority="64" w:semiHidden="0" w:name="Medium Shading 2 Accent 2"/>
+    <w:lsdException w:unhideWhenUsed="0" w:uiPriority="65" w:semiHidden="0" w:name="Medium List 1 Accent 2"/>
+    <w:lsdException w:unhideWhenUsed="0" w:uiPriority="66" w:semiHidden="0" w:name="Medium List 2 Accent 2"/>
+    <w:lsdException w:unhideWhenUsed="0" w:uiPriority="67" w:semiHidden="0" w:name="Medium Grid 1 Accent 2"/>
+    <w:lsdException w:unhideWhenUsed="0" w:uiPriority="68" w:semiHidden="0" w:name="Medium Grid 2 Accent 2"/>
+    <w:lsdException w:unhideWhenUsed="0" w:uiPriority="69" w:semiHidden="0" w:name="Medium Grid 3 Accent 2"/>
+    <w:lsdException w:unhideWhenUsed="0" w:uiPriority="70" w:semiHidden="0" w:name="Dark List Accent 2"/>
+    <w:lsdException w:unhideWhenUsed="0" w:uiPriority="71" w:semiHidden="0" w:name="Colorful Shading Accent 2"/>
+    <w:lsdException w:unhideWhenUsed="0" w:uiPriority="72" w:semiHidden="0" w:name="Colorful List Accent 2"/>
+    <w:lsdException w:unhideWhenUsed="0" w:uiPriority="73" w:semiHidden="0" w:name="Colorful Grid Accent 2"/>
+    <w:lsdException w:unhideWhenUsed="0" w:uiPriority="60" w:semiHidden="0" w:name="Light Shading Accent 3"/>
+    <w:lsdException w:unhideWhenUsed="0" w:uiPriority="61" w:semiHidden="0" w:name="Light List Accent 3"/>
+    <w:lsdException w:unhideWhenUsed="0" w:uiPriority="62" w:semiHidden="0" w:name="Light Grid Accent 3"/>
+    <w:lsdException w:unhideWhenUsed="0" w:uiPriority="63" w:semiHidden="0" w:name="Medium Shading 1 Accent 3"/>
+    <w:lsdException w:unhideWhenUsed="0" w:uiPriority="64" w:semiHidden="0" w:name="Medium Shading 2 Accent 3"/>
+    <w:lsdException w:unhideWhenUsed="0" w:uiPriority="65" w:semiHidden="0" w:name="Medium List 1 Accent 3"/>
+    <w:lsdException w:unhideWhenUsed="0" w:uiPriority="66" w:semiHidden="0" w:name="Medium List 2 Accent 3"/>
+    <w:lsdException w:unhideWhenUsed="0" w:uiPriority="67" w:semiHidden="0" w:name="Medium Grid 1 Accent 3"/>
+    <w:lsdException w:unhideWhenUsed="0" w:uiPriority="68" w:semiHidden="0" w:name="Medium Grid 2 Accent 3"/>
+    <w:lsdException w:unhideWhenUsed="0" w:uiPriority="69" w:semiHidden="0" w:name="Medium Grid 3 Accent 3"/>
+    <w:lsdException w:unhideWhenUsed="0" w:uiPriority="70" w:semiHidden="0" w:name="Dark List Accent 3"/>
+    <w:lsdException w:unhideWhenUsed="0" w:uiPriority="71" w:semiHidden="0" w:name="Colorful Shading Accent 3"/>
+    <w:lsdException w:unhideWhenUsed="0" w:uiPriority="72" w:semiHidden="0" w:name="Colorful List Accent 3"/>
+    <w:lsdException w:unhideWhenUsed="0" w:uiPriority="73" w:semiHidden="0" w:name="Colorful Grid Accent 3"/>
+    <w:lsdException w:unhideWhenUsed="0" w:uiPriority="60" w:semiHidden="0" w:name="Light Shading Accent 4"/>
+    <w:lsdException w:unhideWhenUsed="0" w:uiPriority="61" w:semiHidden="0" w:name="Light List Accent 4"/>
+    <w:lsdException w:unhideWhenUsed="0" w:uiPriority="62" w:semiHidden="0" w:name="Light Grid Accent 4"/>
+    <w:lsdException w:unhideWhenUsed="0" w:uiPriority="63" w:semiHidden="0" w:name="Medium Shading 1 Accent 4"/>
+    <w:lsdException w:unhideWhenUsed="0" w:uiPriority="64" w:semiHidden="0" w:name="Medium Shading 2 Accent 4"/>
+    <w:lsdException w:unhideWhenUsed="0" w:uiPriority="65" w:semiHidden="0" w:name="Medium List 1 Accent 4"/>
+    <w:lsdException w:unhideWhenUsed="0" w:uiPriority="66" w:semiHidden="0" w:name="Medium List 2 Accent 4"/>
+    <w:lsdException w:unhideWhenUsed="0" w:uiPriority="67" w:semiHidden="0" w:name="Medium Grid 1 Accent 4"/>
+    <w:lsdException w:unhideWhenUsed="0" w:uiPriority="68" w:semiHidden="0" w:name="Medium Grid 2 Accent 4"/>
+    <w:lsdException w:unhideWhenUsed="0" w:uiPriority="69" w:semiHidden="0" w:name="Medium Grid 3 Accent 4"/>
+    <w:lsdException w:unhideWhenUsed="0" w:uiPriority="70" w:semiHidden="0" w:name="Dark List Accent 4"/>
+    <w:lsdException w:unhideWhenUsed="0" w:uiPriority="71" w:semiHidden="0" w:name="Colorful Shading Accent 4"/>
+    <w:lsdException w:unhideWhenUsed="0" w:uiPriority="72" w:semiHidden="0" w:name="Colorful List Accent 4"/>
+    <w:lsdException w:unhideWhenUsed="0" w:uiPriority="73" w:semiHidden="0" w:name="Colorful Grid Accent 4"/>
+    <w:lsdException w:unhideWhenUsed="0" w:uiPriority="60" w:semiHidden="0" w:name="Light Shading Accent 5"/>
+    <w:lsdException w:unhideWhenUsed="0" w:uiPriority="61" w:semiHidden="0" w:name="Light List Accent 5"/>
+    <w:lsdException w:unhideWhenUsed="0" w:uiPriority="62" w:semiHidden="0" w:name="Light Grid Accent 5"/>
+    <w:lsdException w:unhideWhenUsed="0" w:uiPriority="63" w:semiHidden="0" w:name="Medium Shading 1 Accent 5"/>
+    <w:lsdException w:unhideWhenUsed="0" w:uiPriority="64" w:semiHidden="0" w:name="Medium Shading 2 Accent 5"/>
+    <w:lsdException w:unhideWhenUsed="0" w:uiPriority="65" w:semiHidden="0" w:name="Medium List 1 Accent 5"/>
+    <w:lsdException w:unhideWhenUsed="0" w:uiPriority="66" w:semiHidden="0" w:name="Medium List 2 Accent 5"/>
+    <w:lsdException w:unhideWhenUsed="0" w:uiPriority="67" w:semiHidden="0" w:name="Medium Grid 1 Accent 5"/>
+    <w:lsdException w:unhideWhenUsed="0" w:uiPriority="68" w:semiHidden="0" w:name="Medium Grid 2 Accent 5"/>
+    <w:lsdException w:unhideWhenUsed="0" w:uiPriority="69" w:semiHidden="0" w:name="Medium Grid 3 Accent 5"/>
+    <w:lsdException w:unhideWhenUsed="0" w:uiPriority="70" w:semiHidden="0" w:name="Dark List Accent 5"/>
+    <w:lsdException w:unhideWhenUsed="0" w:uiPriority="71" w:semiHidden="0" w:name="Colorful Shading Accent 5"/>
+    <w:lsdException w:unhideWhenUsed="0" w:uiPriority="72" w:semiHidden="0" w:name="Colorful List Accent 5"/>
+    <w:lsdException w:unhideWhenUsed="0" w:uiPriority="73" w:semiHidden="0" w:name="Colorful Grid Accent 5"/>
+    <w:lsdException w:unhideWhenUsed="0" w:uiPriority="60" w:semiHidden="0" w:name="Light Shading Accent 6"/>
+    <w:lsdException w:unhideWhenUsed="0" w:uiPriority="61" w:semiHidden="0" w:name="Light List Accent 6"/>
+    <w:lsdException w:unhideWhenUsed="0" w:uiPriority="62" w:semiHidden="0" w:name="Light Grid Accent 6"/>
+    <w:lsdException w:unhideWhenUsed="0" w:uiPriority="63" w:semiHidden="0" w:name="Medium Shading 1 Accent 6"/>
+    <w:lsdException w:unhideWhenUsed="0" w:uiPriority="64" w:semiHidden="0" w:name="Medium Shading 2 Accent 6"/>
+    <w:lsdException w:unhideWhenUsed="0" w:uiPriority="65" w:semiHidden="0" w:name="Medium List 1 Accent 6"/>
+    <w:lsdException w:unhideWhenUsed="0" w:uiPriority="66" w:semiHidden="0" w:name="Medium List 2 Accent 6"/>
+    <w:lsdException w:unhideWhenUsed="0" w:uiPriority="67" w:semiHidden="0" w:name="Medium Grid 1 Accent 6"/>
+    <w:lsdException w:unhideWhenUsed="0" w:uiPriority="68" w:semiHidden="0" w:name="Medium Grid 2 Accent 6"/>
+    <w:lsdException w:unhideWhenUsed="0" w:uiPriority="69" w:semiHidden="0" w:name="Medium Grid 3 Accent 6"/>
+    <w:lsdException w:unhideWhenUsed="0" w:uiPriority="70" w:semiHidden="0" w:name="Dark List Accent 6"/>
+    <w:lsdException w:unhideWhenUsed="0" w:uiPriority="71" w:semiHidden="0" w:name="Colorful Shading Accent 6"/>
+    <w:lsdException w:unhideWhenUsed="0" w:uiPriority="72" w:semiHidden="0" w:name="Colorful List Accent 6"/>
+    <w:lsdException w:unhideWhenUsed="0" w:uiPriority="73" w:semiHidden="0" w:name="Colorful Grid Accent 6"/>
+  </w:latentStyles>
+  <w:style w:type="paragraph" w:default="1" w:styleId="1">
     <w:name w:val="Normal"/>
     <w:qFormat/>
+    <w:uiPriority w:val="0"/>
     <w:pPr>
-      <w:widowControl w:val="false"/>
+      <w:widowControl w:val="0"/>
+      <w:suppressAutoHyphens/>
       <w:bidi w:val="0"/>
       <w:jc w:val="both"/>
     </w:pPr>
@@ -3545,81 +3231,32 @@
       <w:kern w:val="2"/>
       <w:sz w:val="21"/>
       <w:szCs w:val="24"/>
-      <w:lang w:bidi="ar-SA" w:val="en-US" w:eastAsia="zh-CN"/>
+      <w:lang w:val="en-US" w:eastAsia="zh-CN" w:bidi="ar-SA"/>
     </w:rPr>
   </w:style>
-  <w:style w:type="character" w:styleId="Style14">
-    <w:name w:val="默认段落字体"/>
+  <w:style w:type="character" w:default="1" w:styleId="8">
+    <w:name w:val="Default Paragraph Font"/>
+    <w:semiHidden/>
+    <w:uiPriority w:val="0"/>
+  </w:style>
+  <w:style w:type="table" w:default="1" w:styleId="7">
+    <w:name w:val="Normal Table"/>
+    <w:semiHidden/>
+    <w:uiPriority w:val="0"/>
+    <w:tblPr>
+      <w:tblCellMar>
+        <w:top w:w="0" w:type="dxa"/>
+        <w:left w:w="108" w:type="dxa"/>
+        <w:bottom w:w="0" w:type="dxa"/>
+        <w:right w:w="108" w:type="dxa"/>
+      </w:tblCellMar>
+    </w:tblPr>
+  </w:style>
+  <w:style w:type="paragraph" w:styleId="2">
+    <w:name w:val="caption"/>
+    <w:basedOn w:val="1"/>
     <w:qFormat/>
-    <w:rPr/>
-  </w:style>
-  <w:style w:type="character" w:styleId="PageNumber">
-    <w:name w:val="page number"/>
-    <w:rPr/>
-  </w:style>
-  <w:style w:type="character" w:styleId="Hyperlink">
-    <w:name w:val="Hyperlink"/>
-    <w:rPr>
-      <w:color w:val="467886"/>
-      <w:u w:val="single"/>
-    </w:rPr>
-  </w:style>
-  <w:style w:type="character" w:styleId="Style15">
-    <w:name w:val="未处理的提及"/>
-    <w:qFormat/>
-    <w:rPr>
-      <w:color w:val="605E5C"/>
-      <w:shd w:fill="E1DFDD" w:val="clear"/>
-    </w:rPr>
-  </w:style>
-  <w:style w:type="character" w:styleId="Style16">
-    <w:name w:val="页眉 字符"/>
-    <w:qFormat/>
-    <w:rPr>
-      <w:kern w:val="2"/>
-      <w:sz w:val="18"/>
-      <w:szCs w:val="18"/>
-    </w:rPr>
-  </w:style>
-  <w:style w:type="paragraph" w:styleId="Heading">
-    <w:name w:val="Heading"/>
-    <w:basedOn w:val="Normal"/>
-    <w:next w:val="BodyText"/>
-    <w:qFormat/>
-    <w:pPr>
-      <w:keepNext w:val="true"/>
-      <w:spacing w:before="240" w:after="120"/>
-    </w:pPr>
-    <w:rPr>
-      <w:rFonts w:ascii="Liberation Sans" w:hAnsi="Liberation Sans" w:eastAsia="Arial Unicode MS" w:cs="Arial Unicode MS"/>
-      <w:sz w:val="28"/>
-      <w:szCs w:val="28"/>
-    </w:rPr>
-  </w:style>
-  <w:style w:type="paragraph" w:styleId="BodyText">
-    <w:name w:val="Body Text"/>
-    <w:basedOn w:val="Normal"/>
-    <w:pPr>
-      <w:snapToGrid w:val="false"/>
-    </w:pPr>
-    <w:rPr>
-      <w:rFonts w:ascii="楷体_GB2312;楷体" w:hAnsi="楷体_GB2312;楷体" w:eastAsia="楷体_GB2312;楷体"/>
-      <w:color w:val="FF0000"/>
-      <w:sz w:val="24"/>
-    </w:rPr>
-  </w:style>
-  <w:style w:type="paragraph" w:styleId="List">
-    <w:name w:val="List"/>
-    <w:basedOn w:val="BodyText"/>
-    <w:pPr/>
-    <w:rPr>
-      <w:rFonts w:cs="Arial Unicode MS"/>
-    </w:rPr>
-  </w:style>
-  <w:style w:type="paragraph" w:styleId="Caption">
-    <w:name w:val="caption"/>
-    <w:basedOn w:val="Normal"/>
-    <w:qFormat/>
+    <w:uiPriority w:val="0"/>
     <w:pPr>
       <w:suppressLineNumbers/>
       <w:spacing w:before="120" w:after="120"/>
@@ -3632,10 +3269,121 @@
       <w:szCs w:val="24"/>
     </w:rPr>
   </w:style>
-  <w:style w:type="paragraph" w:styleId="Index">
+  <w:style w:type="paragraph" w:styleId="3">
+    <w:name w:val="Body Text"/>
+    <w:basedOn w:val="1"/>
+    <w:uiPriority w:val="0"/>
+    <w:pPr>
+      <w:snapToGrid w:val="0"/>
+    </w:pPr>
+    <w:rPr>
+      <w:rFonts w:ascii="楷体_GB2312;楷体" w:hAnsi="楷体_GB2312;楷体" w:eastAsia="楷体_GB2312;楷体"/>
+      <w:color w:val="FF0000"/>
+      <w:sz w:val="24"/>
+    </w:rPr>
+  </w:style>
+  <w:style w:type="paragraph" w:styleId="4">
+    <w:name w:val="footer"/>
+    <w:basedOn w:val="1"/>
+    <w:uiPriority w:val="0"/>
+    <w:pPr>
+      <w:tabs>
+        <w:tab w:val="center" w:pos="4153"/>
+        <w:tab w:val="right" w:pos="8306"/>
+      </w:tabs>
+      <w:snapToGrid w:val="0"/>
+      <w:jc w:val="left"/>
+    </w:pPr>
+    <w:rPr>
+      <w:sz w:val="18"/>
+      <w:szCs w:val="18"/>
+    </w:rPr>
+  </w:style>
+  <w:style w:type="paragraph" w:styleId="5">
+    <w:name w:val="header"/>
+    <w:basedOn w:val="1"/>
+    <w:uiPriority w:val="0"/>
+    <w:pPr>
+      <w:pBdr>
+        <w:bottom w:val="single" w:color="000000" w:sz="6" w:space="1"/>
+      </w:pBdr>
+      <w:tabs>
+        <w:tab w:val="center" w:pos="4153"/>
+        <w:tab w:val="right" w:pos="8306"/>
+      </w:tabs>
+      <w:snapToGrid w:val="0"/>
+      <w:jc w:val="center"/>
+    </w:pPr>
+    <w:rPr>
+      <w:sz w:val="18"/>
+      <w:szCs w:val="18"/>
+    </w:rPr>
+  </w:style>
+  <w:style w:type="paragraph" w:styleId="6">
+    <w:name w:val="List"/>
+    <w:basedOn w:val="3"/>
+    <w:uiPriority w:val="0"/>
+    <w:rPr>
+      <w:rFonts w:cs="Arial Unicode MS"/>
+    </w:rPr>
+  </w:style>
+  <w:style w:type="character" w:styleId="9">
+    <w:name w:val="page number"/>
+    <w:uiPriority w:val="0"/>
+  </w:style>
+  <w:style w:type="character" w:styleId="10">
+    <w:name w:val="Hyperlink"/>
+    <w:uiPriority w:val="0"/>
+    <w:rPr>
+      <w:color w:val="467886"/>
+      <w:u w:val="single"/>
+    </w:rPr>
+  </w:style>
+  <w:style w:type="character" w:customStyle="1" w:styleId="11">
+    <w:name w:val="默认段落字体1"/>
+    <w:qFormat/>
+    <w:uiPriority w:val="0"/>
+  </w:style>
+  <w:style w:type="character" w:customStyle="1" w:styleId="12">
+    <w:name w:val="未处理的提及"/>
+    <w:qFormat/>
+    <w:uiPriority w:val="0"/>
+    <w:rPr>
+      <w:color w:val="605E5C"/>
+      <w:shd w:val="clear" w:fill="E1DFDD"/>
+    </w:rPr>
+  </w:style>
+  <w:style w:type="character" w:customStyle="1" w:styleId="13">
+    <w:name w:val="页眉 字符"/>
+    <w:qFormat/>
+    <w:uiPriority w:val="0"/>
+    <w:rPr>
+      <w:kern w:val="2"/>
+      <w:sz w:val="18"/>
+      <w:szCs w:val="18"/>
+    </w:rPr>
+  </w:style>
+  <w:style w:type="paragraph" w:customStyle="1" w:styleId="14">
+    <w:name w:val="Heading"/>
+    <w:basedOn w:val="1"/>
+    <w:next w:val="3"/>
+    <w:qFormat/>
+    <w:uiPriority w:val="0"/>
+    <w:pPr>
+      <w:keepNext/>
+      <w:spacing w:before="240" w:after="120"/>
+    </w:pPr>
+    <w:rPr>
+      <w:rFonts w:ascii="Liberation Sans" w:hAnsi="Liberation Sans" w:eastAsia="Arial Unicode MS" w:cs="Arial Unicode MS"/>
+      <w:sz w:val="28"/>
+      <w:szCs w:val="28"/>
+    </w:rPr>
+  </w:style>
+  <w:style w:type="paragraph" w:customStyle="1" w:styleId="15">
     <w:name w:val="Index"/>
-    <w:basedOn w:val="Normal"/>
+    <w:basedOn w:val="1"/>
     <w:qFormat/>
+    <w:uiPriority w:val="0"/>
     <w:pPr>
       <w:suppressLineNumbers/>
     </w:pPr>
@@ -3643,77 +3391,39 @@
       <w:rFonts w:cs="Arial Unicode MS"/>
     </w:rPr>
   </w:style>
-  <w:style w:type="paragraph" w:styleId="Style17">
-    <w:name w:val="批注框文本"/>
-    <w:basedOn w:val="Normal"/>
+  <w:style w:type="paragraph" w:customStyle="1" w:styleId="16">
+    <w:name w:val="批注框文本1"/>
+    <w:basedOn w:val="1"/>
     <w:qFormat/>
-    <w:pPr/>
+    <w:uiPriority w:val="0"/>
     <w:rPr>
       <w:sz w:val="18"/>
       <w:szCs w:val="18"/>
     </w:rPr>
   </w:style>
-  <w:style w:type="paragraph" w:styleId="HeaderandFooter">
+  <w:style w:type="paragraph" w:customStyle="1" w:styleId="17">
     <w:name w:val="Header and Footer"/>
-    <w:basedOn w:val="Normal"/>
+    <w:basedOn w:val="1"/>
     <w:qFormat/>
+    <w:uiPriority w:val="0"/>
     <w:pPr>
       <w:suppressLineNumbers/>
       <w:tabs>
-        <w:tab w:val="clear" w:pos="420"/>
-        <w:tab w:val="center" w:pos="4819" w:leader="none"/>
-        <w:tab w:val="right" w:pos="9638" w:leader="none"/>
+        <w:tab w:val="center" w:pos="4819"/>
+        <w:tab w:val="right" w:pos="9638"/>
       </w:tabs>
     </w:pPr>
-    <w:rPr/>
   </w:style>
-  <w:style w:type="paragraph" w:styleId="Footer">
-    <w:name w:val="footer"/>
-    <w:basedOn w:val="Normal"/>
+  <w:style w:type="paragraph" w:customStyle="1" w:styleId="18">
+    <w:name w:val="一级标题"/>
+    <w:basedOn w:val="1"/>
+    <w:qFormat/>
+    <w:uiPriority w:val="0"/>
     <w:pPr>
-      <w:tabs>
-        <w:tab w:val="clear" w:pos="420"/>
-        <w:tab w:val="center" w:pos="4153" w:leader="none"/>
-        <w:tab w:val="right" w:pos="8306" w:leader="none"/>
-      </w:tabs>
-      <w:snapToGrid w:val="false"/>
-      <w:jc w:val="start"/>
-    </w:pPr>
-    <w:rPr>
-      <w:sz w:val="18"/>
-      <w:szCs w:val="18"/>
-    </w:rPr>
-  </w:style>
-  <w:style w:type="paragraph" w:styleId="Header">
-    <w:name w:val="header"/>
-    <w:basedOn w:val="Normal"/>
-    <w:pPr>
-      <w:pBdr>
-        <w:bottom w:val="single" w:sz="6" w:space="1" w:color="000000"/>
-      </w:pBdr>
-      <w:tabs>
-        <w:tab w:val="clear" w:pos="420"/>
-        <w:tab w:val="center" w:pos="4153" w:leader="none"/>
-        <w:tab w:val="right" w:pos="8306" w:leader="none"/>
-      </w:tabs>
-      <w:snapToGrid w:val="false"/>
-      <w:jc w:val="center"/>
-    </w:pPr>
-    <w:rPr>
-      <w:sz w:val="18"/>
-      <w:szCs w:val="18"/>
-    </w:rPr>
-  </w:style>
-  <w:style w:type="paragraph" w:styleId="Style18">
-    <w:name w:val="一级标题"/>
-    <w:basedOn w:val="Normal"/>
-    <w:qFormat/>
-    <w:pPr>
-      <w:keepNext w:val="true"/>
+      <w:keepNext/>
       <w:keepLines/>
       <w:tabs>
-        <w:tab w:val="clear" w:pos="420"/>
-        <w:tab w:val="left" w:pos="8280" w:leader="none"/>
+        <w:tab w:val="left" w:pos="8280"/>
       </w:tabs>
       <w:spacing w:before="480" w:after="360"/>
       <w:jc w:val="center"/>
@@ -3727,20 +3437,21 @@
       <w:szCs w:val="32"/>
     </w:rPr>
   </w:style>
-  <w:style w:type="paragraph" w:styleId="TableContents">
+  <w:style w:type="paragraph" w:customStyle="1" w:styleId="19">
     <w:name w:val="Table Contents"/>
-    <w:basedOn w:val="Normal"/>
+    <w:basedOn w:val="1"/>
     <w:qFormat/>
+    <w:uiPriority w:val="0"/>
     <w:pPr>
-      <w:widowControl w:val="false"/>
+      <w:widowControl w:val="0"/>
       <w:suppressLineNumbers/>
     </w:pPr>
-    <w:rPr/>
   </w:style>
-  <w:style w:type="paragraph" w:styleId="TableHeading">
+  <w:style w:type="paragraph" w:customStyle="1" w:styleId="20">
     <w:name w:val="Table Heading"/>
-    <w:basedOn w:val="TableContents"/>
+    <w:basedOn w:val="19"/>
     <w:qFormat/>
+    <w:uiPriority w:val="0"/>
     <w:pPr>
       <w:suppressLineNumbers/>
       <w:jc w:val="center"/>
@@ -3750,37 +3461,32 @@
       <w:bCs/>
     </w:rPr>
   </w:style>
-  <w:style w:type="paragraph" w:styleId="FrameContents">
+  <w:style w:type="paragraph" w:customStyle="1" w:styleId="21">
     <w:name w:val="Frame Contents"/>
-    <w:basedOn w:val="Normal"/>
+    <w:basedOn w:val="1"/>
     <w:qFormat/>
-    <w:pPr/>
-    <w:rPr/>
+    <w:uiPriority w:val="0"/>
   </w:style>
-  <w:style w:type="paragraph" w:styleId="HeaderLeft">
+  <w:style w:type="paragraph" w:customStyle="1" w:styleId="22">
     <w:name w:val="Header Left"/>
-    <w:basedOn w:val="Header"/>
+    <w:basedOn w:val="5"/>
     <w:qFormat/>
+    <w:uiPriority w:val="0"/>
     <w:pPr>
       <w:suppressLineNumbers/>
       <w:tabs>
+        <w:tab w:val="center" w:pos="4394"/>
+        <w:tab w:val="right" w:pos="8788"/>
         <w:tab w:val="clear" w:pos="4153"/>
         <w:tab w:val="clear" w:pos="8306"/>
-        <w:tab w:val="center" w:pos="4394" w:leader="none"/>
-        <w:tab w:val="right" w:pos="8788" w:leader="none"/>
       </w:tabs>
     </w:pPr>
-    <w:rPr/>
-  </w:style>
-  <w:style w:type="numbering" w:styleId="WW8Num1">
-    <w:name w:val="WW8Num1"/>
-    <w:qFormat/>
   </w:style>
 </w:styles>
 </file>
 
 <file path=word/theme/theme1.xml><?xml version="1.0" encoding="utf-8"?>
-<a:theme xmlns:a="http://schemas.openxmlformats.org/drawingml/2006/main" xmlns:r="http://schemas.openxmlformats.org/officeDocument/2006/relationships" name="Office">
+<a:theme xmlns:a="http://schemas.openxmlformats.org/drawingml/2006/main" name="Office">
   <a:themeElements>
     <a:clrScheme name="LibreOffice">
       <a:dk1>
@@ -3822,17 +3528,17 @@
     </a:clrScheme>
     <a:fontScheme name="Office">
       <a:majorFont>
-        <a:latin typeface="Arial" pitchFamily="0" charset="1"/>
-        <a:ea typeface="DejaVu Sans" pitchFamily="0" charset="1"/>
-        <a:cs typeface="DejaVu Sans" pitchFamily="0" charset="1"/>
+        <a:latin typeface="Arial"/>
+        <a:ea typeface="DejaVu Sans"/>
+        <a:cs typeface="DejaVu Sans"/>
       </a:majorFont>
       <a:minorFont>
-        <a:latin typeface="Arial" pitchFamily="0" charset="1"/>
-        <a:ea typeface="DejaVu Sans" pitchFamily="0" charset="1"/>
-        <a:cs typeface="DejaVu Sans" pitchFamily="0" charset="1"/>
+        <a:latin typeface="Arial"/>
+        <a:ea typeface="DejaVu Sans"/>
+        <a:cs typeface="DejaVu Sans"/>
       </a:minorFont>
     </a:fontScheme>
-    <a:fmtScheme>
+    <a:fmtScheme name="">
       <a:fillStyleLst>
         <a:solidFill>
           <a:schemeClr val="phClr"/>
@@ -3882,5 +3588,25 @@
       </a:bgFillStyleLst>
     </a:fmtScheme>
   </a:themeElements>
+  <a:objectDefaults/>
 </a:theme>
+</file>
+
+<file path=customXml/item1.xml><?xml version="1.0" encoding="utf-8"?>
+<s:customData xmlns="http://www.wps.cn/officeDocument/2013/wpsCustomData" xmlns:s="http://www.wps.cn/officeDocument/2013/wpsCustomData">
+  <customSectProps>
+    <customSectPr/>
+  </customSectProps>
+  <customShpExts>
+    <customShpInfo spid="_x0000_s1026" textRotate="1"/>
+  </customShpExts>
+</s:customData>
+</file>
+
+<file path=customXml/itemProps1.xml><?xml version="1.0" encoding="utf-8"?>
+<ds:datastoreItem xmlns:ds="http://schemas.openxmlformats.org/officeDocument/2006/customXml" ds:itemID="{B1977F7D-205B-4081-913C-38D41E755F92}">
+  <ds:schemaRefs>
+    <ds:schemaRef ds:uri="http://www.wps.cn/officeDocument/2013/wpsCustomData"/>
+  </ds:schemaRefs>
+</ds:datastoreItem>
 </file>